--- a/TryHackMe/anonforce/MLT22/writeup.docx
+++ b/TryHackMe/anonforce/MLT22/writeup.docx
@@ -1,36 +1,38 @@
 
 <file path=word/document.xml><?xml version="1.0" encoding="utf-8"?>
-<w:document xmlns:mc="http://schemas.openxmlformats.org/markup-compatibility/2006" xmlns:o="urn:schemas-microsoft-com:office:office" xmlns:r="http://schemas.openxmlformats.org/officeDocument/2006/relationships" xmlns:m="http://schemas.openxmlformats.org/officeDocument/2006/math" xmlns:v="urn:schemas-microsoft-com:vml" xmlns:wp="http://schemas.openxmlformats.org/drawingml/2006/wordprocessingDrawing" xmlns:w10="urn:schemas-microsoft-com:office:word" xmlns:w="http://schemas.openxmlformats.org/wordprocessingml/2006/main" xmlns:wne="http://schemas.microsoft.com/office/word/2006/wordml" xmlns:sl="http://schemas.openxmlformats.org/schemaLibrary/2006/main" xmlns:a="http://schemas.openxmlformats.org/drawingml/2006/main" xmlns:pic="http://schemas.openxmlformats.org/drawingml/2006/picture" xmlns:c="http://schemas.openxmlformats.org/drawingml/2006/chart" xmlns:lc="http://schemas.openxmlformats.org/drawingml/2006/lockedCanvas" xmlns:dgm="http://schemas.openxmlformats.org/drawingml/2006/diagram" xmlns:wps="http://schemas.microsoft.com/office/word/2010/wordprocessingShape" xmlns:wpg="http://schemas.microsoft.com/office/word/2010/wordprocessingGroup" xmlns:w14="http://schemas.microsoft.com/office/word/2010/wordml" xmlns:w15="http://schemas.microsoft.com/office/word/2012/wordml" xmlns:w16="http://schemas.microsoft.com/office/word/2018/wordml" xmlns:w16cex="http://schemas.microsoft.com/office/word/2018/wordml/cex" xmlns:w16cid="http://schemas.microsoft.com/office/word/2016/wordml/cid" xmlns="http://schemas.microsoft.com/office/tasks/2019/documenttasks" xmlns:cr="http://schemas.microsoft.com/office/comments/2020/reactions">
+<w:document xmlns:wpc="http://schemas.microsoft.com/office/word/2010/wordprocessingCanvas" xmlns:cx="http://schemas.microsoft.com/office/drawing/2014/chartex" xmlns:cx1="http://schemas.microsoft.com/office/drawing/2015/9/8/chartex" xmlns:cx2="http://schemas.microsoft.com/office/drawing/2015/10/21/chartex" xmlns:cx3="http://schemas.microsoft.com/office/drawing/2016/5/9/chartex" xmlns:cx4="http://schemas.microsoft.com/office/drawing/2016/5/10/chartex" xmlns:cx5="http://schemas.microsoft.com/office/drawing/2016/5/11/chartex" xmlns:cx6="http://schemas.microsoft.com/office/drawing/2016/5/12/chartex" xmlns:cx7="http://schemas.microsoft.com/office/drawing/2016/5/13/chartex" xmlns:cx8="http://schemas.microsoft.com/office/drawing/2016/5/14/chartex" xmlns:mc="http://schemas.openxmlformats.org/markup-compatibility/2006" xmlns:aink="http://schemas.microsoft.com/office/drawing/2016/ink" xmlns:am3d="http://schemas.microsoft.com/office/drawing/2017/model3d" xmlns:o="urn:schemas-microsoft-com:office:office" xmlns:oel="http://schemas.microsoft.com/office/2019/extlst" xmlns:r="http://schemas.openxmlformats.org/officeDocument/2006/relationships" xmlns:m="http://schemas.openxmlformats.org/officeDocument/2006/math" xmlns:v="urn:schemas-microsoft-com:vml" xmlns:wp14="http://schemas.microsoft.com/office/word/2010/wordprocessingDrawing" xmlns:wp="http://schemas.openxmlformats.org/drawingml/2006/wordprocessingDrawing" xmlns:w10="urn:schemas-microsoft-com:office:word" xmlns:w="http://schemas.openxmlformats.org/wordprocessingml/2006/main" xmlns:w14="http://schemas.microsoft.com/office/word/2010/wordml" xmlns:w15="http://schemas.microsoft.com/office/word/2012/wordml" xmlns:w16cex="http://schemas.microsoft.com/office/word/2018/wordml/cex" xmlns:w16cid="http://schemas.microsoft.com/office/word/2016/wordml/cid" xmlns:w16="http://schemas.microsoft.com/office/word/2018/wordml" xmlns:w16du="http://schemas.microsoft.com/office/word/2023/wordml/word16du" xmlns:w16sdtdh="http://schemas.microsoft.com/office/word/2020/wordml/sdtdatahash" xmlns:w16sdtfl="http://schemas.microsoft.com/office/word/2024/wordml/sdtformatlock" xmlns:w16se="http://schemas.microsoft.com/office/word/2015/wordml/symex" xmlns:wpg="http://schemas.microsoft.com/office/word/2010/wordprocessingGroup" xmlns:wpi="http://schemas.microsoft.com/office/word/2010/wordprocessingInk" xmlns:wne="http://schemas.microsoft.com/office/word/2006/wordml" xmlns:wps="http://schemas.microsoft.com/office/word/2010/wordprocessingShape" mc:Ignorable="w14 w15 w16se w16cid w16 w16cex w16sdtdh w16sdtfl w16du wp14">
   <w:body>
     <w:p>
       <w:pPr>
         <w:rPr>
-          <w:rFonts w:ascii="Arial" w:cs="Arial" w:eastAsia="Arial" w:hAnsi="Arial"/>
+          <w:rFonts w:ascii="Arial" w:eastAsia="Arial" w:hAnsi="Arial" w:cs="Arial"/>
           <w:sz w:val="24"/>
           <w:szCs w:val="24"/>
         </w:rPr>
       </w:pPr>
       <w:r>
         <w:rPr>
-          <w:rFonts w:ascii="Arial" w:cs="Arial" w:eastAsia="Arial" w:hAnsi="Arial"/>
+          <w:rFonts w:ascii="Arial" w:eastAsia="Arial" w:hAnsi="Arial" w:cs="Arial"/>
+          <w:noProof/>
           <w:sz w:val="24"/>
           <w:szCs w:val="24"/>
         </w:rPr>
         <w:drawing>
-          <wp:inline distB="0" distT="0" distL="0" distR="0">
+          <wp:inline distT="0" distB="0" distL="0" distR="0" wp14:anchorId="7F25A3BD" wp14:editId="62078DC2">
             <wp:extent cx="5400040" cy="2169795"/>
-            <wp:effectExtent b="0" l="0" r="0" t="0"/>
-            <wp:docPr descr="Logotipo&#10;&#10;Descrição gerada automaticamente com confiança baixa" id="1030422482" name="image8.png"/>
-            <a:graphic>
+            <wp:effectExtent l="0" t="0" r="0" b="0"/>
+            <wp:docPr id="1030422482" name="image8.png" descr="Logotipo&#10;&#10;Descrição gerada automaticamente com confiança baixa"/>
+            <wp:cNvGraphicFramePr/>
+            <a:graphic xmlns:a="http://schemas.openxmlformats.org/drawingml/2006/main">
               <a:graphicData uri="http://schemas.openxmlformats.org/drawingml/2006/picture">
-                <pic:pic>
+                <pic:pic xmlns:pic="http://schemas.openxmlformats.org/drawingml/2006/picture">
                   <pic:nvPicPr>
-                    <pic:cNvPr descr="Logotipo&#10;&#10;Descrição gerada automaticamente com confiança baixa" id="0" name="image8.png"/>
+                    <pic:cNvPr id="0" name="image8.png" descr="Logotipo&#10;&#10;Descrição gerada automaticamente com confiança baixa"/>
                     <pic:cNvPicPr preferRelativeResize="0"/>
                   </pic:nvPicPr>
                   <pic:blipFill>
                     <a:blip r:embed="rId7"/>
-                    <a:srcRect b="0" l="0" r="0" t="0"/>
+                    <a:srcRect/>
                     <a:stretch>
                       <a:fillRect/>
                     </a:stretch>
@@ -40,7 +42,9 @@
                       <a:off x="0" y="0"/>
                       <a:ext cx="5400040" cy="2169795"/>
                     </a:xfrm>
-                    <a:prstGeom prst="rect"/>
+                    <a:prstGeom prst="rect">
+                      <a:avLst/>
+                    </a:prstGeom>
                     <a:ln/>
                   </pic:spPr>
                 </pic:pic>
@@ -49,356 +53,323 @@
           </wp:inline>
         </w:drawing>
       </w:r>
-      <w:r>
-        <w:rPr>
-          <w:rtl w:val="0"/>
-        </w:rPr>
-      </w:r>
-    </w:p>
-    <w:p>
-      <w:pPr>
-        <w:rPr>
-          <w:rFonts w:ascii="Arial" w:cs="Arial" w:eastAsia="Arial" w:hAnsi="Arial"/>
-          <w:sz w:val="24"/>
-          <w:szCs w:val="24"/>
-        </w:rPr>
-      </w:pPr>
-      <w:r>
-        <w:rPr>
-          <w:rtl w:val="0"/>
-        </w:rPr>
-      </w:r>
+    </w:p>
+    <w:p>
+      <w:pPr>
+        <w:rPr>
+          <w:rFonts w:ascii="Arial" w:eastAsia="Arial" w:hAnsi="Arial" w:cs="Arial"/>
+          <w:sz w:val="24"/>
+          <w:szCs w:val="24"/>
+        </w:rPr>
+      </w:pPr>
     </w:p>
     <w:p>
       <w:pPr>
         <w:jc w:val="center"/>
         <w:rPr>
-          <w:rFonts w:ascii="Arial" w:cs="Arial" w:eastAsia="Arial" w:hAnsi="Arial"/>
+          <w:rFonts w:ascii="Arial" w:eastAsia="Arial" w:hAnsi="Arial" w:cs="Arial"/>
           <w:sz w:val="72"/>
           <w:szCs w:val="72"/>
         </w:rPr>
       </w:pPr>
       <w:r>
         <w:rPr>
-          <w:rFonts w:ascii="Arial" w:cs="Arial" w:eastAsia="Arial" w:hAnsi="Arial"/>
+          <w:rFonts w:ascii="Arial" w:eastAsia="Arial" w:hAnsi="Arial" w:cs="Arial"/>
           <w:sz w:val="72"/>
           <w:szCs w:val="72"/>
-          <w:rtl w:val="0"/>
-        </w:rPr>
-        <w:t xml:space="preserve">Relatório de CTF</w:t>
+        </w:rPr>
+        <w:t>Relatório de CTF</w:t>
       </w:r>
     </w:p>
     <w:p>
       <w:pPr>
         <w:jc w:val="center"/>
         <w:rPr>
-          <w:rFonts w:ascii="Arial" w:cs="Arial" w:eastAsia="Arial" w:hAnsi="Arial"/>
+          <w:rFonts w:ascii="Arial" w:eastAsia="Arial" w:hAnsi="Arial" w:cs="Arial"/>
           <w:sz w:val="32"/>
           <w:szCs w:val="32"/>
         </w:rPr>
       </w:pPr>
       <w:r>
         <w:rPr>
-          <w:rFonts w:ascii="Arial" w:cs="Arial" w:eastAsia="Arial" w:hAnsi="Arial"/>
+          <w:rFonts w:ascii="Arial" w:eastAsia="Arial" w:hAnsi="Arial" w:cs="Arial"/>
           <w:sz w:val="32"/>
           <w:szCs w:val="32"/>
-          <w:rtl w:val="0"/>
-        </w:rPr>
-        <w:t xml:space="preserve">Anonforce - TryHackMe</w:t>
+        </w:rPr>
+        <w:t>Anonforce - TryHackMe</w:t>
       </w:r>
     </w:p>
     <w:p>
       <w:pPr>
         <w:jc w:val="center"/>
         <w:rPr>
-          <w:rFonts w:ascii="Arial" w:cs="Arial" w:eastAsia="Arial" w:hAnsi="Arial"/>
-          <w:sz w:val="24"/>
-          <w:szCs w:val="24"/>
-        </w:rPr>
-      </w:pPr>
-      <w:r>
-        <w:rPr>
-          <w:rtl w:val="0"/>
-        </w:rPr>
-      </w:r>
+          <w:rFonts w:ascii="Arial" w:eastAsia="Arial" w:hAnsi="Arial" w:cs="Arial"/>
+          <w:sz w:val="24"/>
+          <w:szCs w:val="24"/>
+        </w:rPr>
+      </w:pPr>
     </w:p>
     <w:tbl>
       <w:tblPr>
-        <w:tblStyle w:val="Table1"/>
-        <w:tblW w:w="8494.0" w:type="dxa"/>
-        <w:jc w:val="left"/>
+        <w:tblStyle w:val="a2"/>
+        <w:tblW w:w="8494" w:type="dxa"/>
+        <w:tblInd w:w="0" w:type="dxa"/>
         <w:tblBorders>
-          <w:top w:color="000000" w:space="0" w:sz="4" w:val="single"/>
-          <w:left w:color="000000" w:space="0" w:sz="4" w:val="single"/>
-          <w:bottom w:color="000000" w:space="0" w:sz="4" w:val="single"/>
-          <w:right w:color="000000" w:space="0" w:sz="4" w:val="single"/>
-          <w:insideH w:color="000000" w:space="0" w:sz="4" w:val="single"/>
-          <w:insideV w:color="000000" w:space="0" w:sz="4" w:val="single"/>
+          <w:top w:val="single" w:sz="4" w:space="0" w:color="000000"/>
+          <w:left w:val="single" w:sz="4" w:space="0" w:color="000000"/>
+          <w:bottom w:val="single" w:sz="4" w:space="0" w:color="000000"/>
+          <w:right w:val="single" w:sz="4" w:space="0" w:color="000000"/>
+          <w:insideH w:val="single" w:sz="4" w:space="0" w:color="000000"/>
+          <w:insideV w:val="single" w:sz="4" w:space="0" w:color="000000"/>
         </w:tblBorders>
         <w:tblLayout w:type="fixed"/>
-        <w:tblLook w:val="0400"/>
+        <w:tblLook w:val="0400" w:firstRow="0" w:lastRow="0" w:firstColumn="0" w:lastColumn="0" w:noHBand="0" w:noVBand="1"/>
       </w:tblPr>
       <w:tblGrid>
         <w:gridCol w:w="4247"/>
         <w:gridCol w:w="4247"/>
-        <w:tblGridChange w:id="0">
-          <w:tblGrid>
-            <w:gridCol w:w="4247"/>
-            <w:gridCol w:w="4247"/>
-          </w:tblGrid>
-        </w:tblGridChange>
       </w:tblGrid>
       <w:tr>
         <w:trPr>
-          <w:cantSplit w:val="0"/>
-          <w:trHeight w:val="440" w:hRule="atLeast"/>
-          <w:tblHeader w:val="0"/>
+          <w:trHeight w:val="440"/>
         </w:trPr>
         <w:tc>
           <w:tcPr>
+            <w:tcW w:w="8494" w:type="dxa"/>
             <w:gridSpan w:val="2"/>
-            <w:shd w:fill="c1e4f5" w:val="clear"/>
+            <w:shd w:val="clear" w:color="auto" w:fill="C1E4F5"/>
             <w:vAlign w:val="center"/>
           </w:tcPr>
           <w:p>
             <w:pPr>
               <w:jc w:val="center"/>
               <w:rPr>
-                <w:rFonts w:ascii="Arial" w:cs="Arial" w:eastAsia="Arial" w:hAnsi="Arial"/>
-                <w:b w:val="1"/>
+                <w:rFonts w:ascii="Arial" w:eastAsia="Arial" w:hAnsi="Arial" w:cs="Arial"/>
+                <w:b/>
                 <w:sz w:val="24"/>
                 <w:szCs w:val="24"/>
               </w:rPr>
             </w:pPr>
             <w:r>
               <w:rPr>
-                <w:rFonts w:ascii="Arial" w:cs="Arial" w:eastAsia="Arial" w:hAnsi="Arial"/>
-                <w:b w:val="1"/>
-                <w:sz w:val="24"/>
-                <w:szCs w:val="24"/>
-                <w:rtl w:val="0"/>
-              </w:rPr>
-              <w:t xml:space="preserve">Informações do documento</w:t>
+                <w:rFonts w:ascii="Arial" w:eastAsia="Arial" w:hAnsi="Arial" w:cs="Arial"/>
+                <w:b/>
+                <w:sz w:val="24"/>
+                <w:szCs w:val="24"/>
+              </w:rPr>
+              <w:t>Informações do documento</w:t>
             </w:r>
           </w:p>
         </w:tc>
       </w:tr>
       <w:tr>
         <w:trPr>
-          <w:cantSplit w:val="0"/>
-          <w:trHeight w:val="417" w:hRule="atLeast"/>
-          <w:tblHeader w:val="0"/>
+          <w:trHeight w:val="417"/>
         </w:trPr>
         <w:tc>
           <w:tcPr>
+            <w:tcW w:w="4247" w:type="dxa"/>
             <w:vAlign w:val="center"/>
           </w:tcPr>
           <w:p>
             <w:pPr>
               <w:rPr>
-                <w:rFonts w:ascii="Arial" w:cs="Arial" w:eastAsia="Arial" w:hAnsi="Arial"/>
-                <w:b w:val="1"/>
+                <w:rFonts w:ascii="Arial" w:eastAsia="Arial" w:hAnsi="Arial" w:cs="Arial"/>
+                <w:b/>
                 <w:sz w:val="24"/>
                 <w:szCs w:val="24"/>
               </w:rPr>
             </w:pPr>
             <w:r>
               <w:rPr>
-                <w:rFonts w:ascii="Arial" w:cs="Arial" w:eastAsia="Arial" w:hAnsi="Arial"/>
-                <w:b w:val="1"/>
-                <w:sz w:val="24"/>
-                <w:szCs w:val="24"/>
-                <w:rtl w:val="0"/>
-              </w:rPr>
-              <w:t xml:space="preserve">Referência</w:t>
+                <w:rFonts w:ascii="Arial" w:eastAsia="Arial" w:hAnsi="Arial" w:cs="Arial"/>
+                <w:b/>
+                <w:sz w:val="24"/>
+                <w:szCs w:val="24"/>
+              </w:rPr>
+              <w:t>Referência</w:t>
             </w:r>
           </w:p>
         </w:tc>
         <w:tc>
           <w:tcPr>
+            <w:tcW w:w="4247" w:type="dxa"/>
             <w:vAlign w:val="center"/>
           </w:tcPr>
           <w:p>
             <w:pPr>
               <w:rPr>
-                <w:rFonts w:ascii="Arial" w:cs="Arial" w:eastAsia="Arial" w:hAnsi="Arial"/>
+                <w:rFonts w:ascii="Arial" w:eastAsia="Arial" w:hAnsi="Arial" w:cs="Arial"/>
                 <w:sz w:val="24"/>
                 <w:szCs w:val="24"/>
               </w:rPr>
             </w:pPr>
             <w:r>
               <w:rPr>
-                <w:rFonts w:ascii="Arial" w:cs="Arial" w:eastAsia="Arial" w:hAnsi="Arial"/>
-                <w:sz w:val="24"/>
-                <w:szCs w:val="24"/>
-                <w:rtl w:val="0"/>
-              </w:rPr>
-              <w:t xml:space="preserve">Anonforce – Gustavo Fernandes Arantes Maluta</w:t>
+                <w:rFonts w:ascii="Arial" w:eastAsia="Arial" w:hAnsi="Arial" w:cs="Arial"/>
+                <w:sz w:val="24"/>
+                <w:szCs w:val="24"/>
+              </w:rPr>
+              <w:t>Anonforce – Gustavo Fernandes Arantes Maluta</w:t>
             </w:r>
           </w:p>
         </w:tc>
       </w:tr>
       <w:tr>
         <w:trPr>
-          <w:cantSplit w:val="0"/>
-          <w:trHeight w:val="422" w:hRule="atLeast"/>
-          <w:tblHeader w:val="0"/>
+          <w:trHeight w:val="422"/>
         </w:trPr>
         <w:tc>
           <w:tcPr>
+            <w:tcW w:w="4247" w:type="dxa"/>
             <w:vAlign w:val="center"/>
           </w:tcPr>
           <w:p>
             <w:pPr>
               <w:rPr>
-                <w:rFonts w:ascii="Arial" w:cs="Arial" w:eastAsia="Arial" w:hAnsi="Arial"/>
-                <w:b w:val="1"/>
+                <w:rFonts w:ascii="Arial" w:eastAsia="Arial" w:hAnsi="Arial" w:cs="Arial"/>
+                <w:b/>
                 <w:sz w:val="24"/>
                 <w:szCs w:val="24"/>
               </w:rPr>
             </w:pPr>
             <w:r>
               <w:rPr>
-                <w:rFonts w:ascii="Arial" w:cs="Arial" w:eastAsia="Arial" w:hAnsi="Arial"/>
-                <w:b w:val="1"/>
-                <w:sz w:val="24"/>
-                <w:szCs w:val="24"/>
-                <w:rtl w:val="0"/>
-              </w:rPr>
-              <w:t xml:space="preserve">N° Revisão</w:t>
+                <w:rFonts w:ascii="Arial" w:eastAsia="Arial" w:hAnsi="Arial" w:cs="Arial"/>
+                <w:b/>
+                <w:sz w:val="24"/>
+                <w:szCs w:val="24"/>
+              </w:rPr>
+              <w:t>N° Revisão</w:t>
             </w:r>
           </w:p>
         </w:tc>
         <w:tc>
           <w:tcPr>
+            <w:tcW w:w="4247" w:type="dxa"/>
             <w:vAlign w:val="center"/>
           </w:tcPr>
           <w:p>
             <w:pPr>
               <w:rPr>
-                <w:rFonts w:ascii="Arial" w:cs="Arial" w:eastAsia="Arial" w:hAnsi="Arial"/>
+                <w:rFonts w:ascii="Arial" w:eastAsia="Arial" w:hAnsi="Arial" w:cs="Arial"/>
                 <w:sz w:val="24"/>
                 <w:szCs w:val="24"/>
               </w:rPr>
             </w:pPr>
             <w:r>
               <w:rPr>
-                <w:rFonts w:ascii="Arial" w:cs="Arial" w:eastAsia="Arial" w:hAnsi="Arial"/>
-                <w:sz w:val="24"/>
-                <w:szCs w:val="24"/>
-                <w:rtl w:val="0"/>
-              </w:rPr>
-              <w:t xml:space="preserve">1</w:t>
+                <w:rFonts w:ascii="Arial" w:eastAsia="Arial" w:hAnsi="Arial" w:cs="Arial"/>
+                <w:sz w:val="24"/>
+                <w:szCs w:val="24"/>
+              </w:rPr>
+              <w:t>1</w:t>
             </w:r>
           </w:p>
         </w:tc>
       </w:tr>
       <w:tr>
         <w:trPr>
-          <w:cantSplit w:val="0"/>
-          <w:trHeight w:val="412" w:hRule="atLeast"/>
-          <w:tblHeader w:val="0"/>
+          <w:trHeight w:val="412"/>
         </w:trPr>
         <w:tc>
           <w:tcPr>
+            <w:tcW w:w="4247" w:type="dxa"/>
             <w:vAlign w:val="center"/>
           </w:tcPr>
           <w:p>
             <w:pPr>
               <w:rPr>
-                <w:rFonts w:ascii="Arial" w:cs="Arial" w:eastAsia="Arial" w:hAnsi="Arial"/>
-                <w:b w:val="1"/>
+                <w:rFonts w:ascii="Arial" w:eastAsia="Arial" w:hAnsi="Arial" w:cs="Arial"/>
+                <w:b/>
                 <w:sz w:val="24"/>
                 <w:szCs w:val="24"/>
               </w:rPr>
             </w:pPr>
             <w:r>
               <w:rPr>
-                <w:rFonts w:ascii="Arial" w:cs="Arial" w:eastAsia="Arial" w:hAnsi="Arial"/>
-                <w:b w:val="1"/>
-                <w:sz w:val="24"/>
-                <w:szCs w:val="24"/>
-                <w:rtl w:val="0"/>
-              </w:rPr>
-              <w:t xml:space="preserve">Data de publicação</w:t>
+                <w:rFonts w:ascii="Arial" w:eastAsia="Arial" w:hAnsi="Arial" w:cs="Arial"/>
+                <w:b/>
+                <w:sz w:val="24"/>
+                <w:szCs w:val="24"/>
+              </w:rPr>
+              <w:t>Data de publicação</w:t>
             </w:r>
           </w:p>
         </w:tc>
         <w:tc>
           <w:tcPr>
+            <w:tcW w:w="4247" w:type="dxa"/>
             <w:vAlign w:val="center"/>
           </w:tcPr>
           <w:p>
             <w:pPr>
               <w:rPr>
-                <w:rFonts w:ascii="Arial" w:cs="Arial" w:eastAsia="Arial" w:hAnsi="Arial"/>
+                <w:rFonts w:ascii="Arial" w:eastAsia="Arial" w:hAnsi="Arial" w:cs="Arial"/>
                 <w:sz w:val="24"/>
                 <w:szCs w:val="24"/>
               </w:rPr>
             </w:pPr>
             <w:r>
               <w:rPr>
-                <w:rFonts w:ascii="Arial" w:cs="Arial" w:eastAsia="Arial" w:hAnsi="Arial"/>
-                <w:sz w:val="24"/>
-                <w:szCs w:val="24"/>
-                <w:rtl w:val="0"/>
-              </w:rPr>
-              <w:t xml:space="preserve">18/10/2025</w:t>
+                <w:rFonts w:ascii="Arial" w:eastAsia="Arial" w:hAnsi="Arial" w:cs="Arial"/>
+                <w:sz w:val="24"/>
+                <w:szCs w:val="24"/>
+              </w:rPr>
+              <w:t>18/10/2025</w:t>
             </w:r>
           </w:p>
         </w:tc>
       </w:tr>
       <w:tr>
         <w:trPr>
-          <w:cantSplit w:val="0"/>
-          <w:trHeight w:val="412" w:hRule="atLeast"/>
-          <w:tblHeader w:val="0"/>
+          <w:trHeight w:val="412"/>
         </w:trPr>
         <w:tc>
           <w:tcPr>
+            <w:tcW w:w="4247" w:type="dxa"/>
             <w:vAlign w:val="center"/>
           </w:tcPr>
           <w:p>
             <w:pPr>
               <w:rPr>
-                <w:rFonts w:ascii="Arial" w:cs="Arial" w:eastAsia="Arial" w:hAnsi="Arial"/>
-                <w:b w:val="1"/>
+                <w:rFonts w:ascii="Arial" w:eastAsia="Arial" w:hAnsi="Arial" w:cs="Arial"/>
+                <w:b/>
                 <w:sz w:val="24"/>
                 <w:szCs w:val="24"/>
               </w:rPr>
             </w:pPr>
             <w:r>
               <w:rPr>
-                <w:rFonts w:ascii="Arial" w:cs="Arial" w:eastAsia="Arial" w:hAnsi="Arial"/>
-                <w:b w:val="1"/>
-                <w:sz w:val="24"/>
-                <w:szCs w:val="24"/>
-                <w:rtl w:val="0"/>
-              </w:rPr>
-              <w:t xml:space="preserve">Link</w:t>
+                <w:rFonts w:ascii="Arial" w:eastAsia="Arial" w:hAnsi="Arial" w:cs="Arial"/>
+                <w:b/>
+                <w:sz w:val="24"/>
+                <w:szCs w:val="24"/>
+              </w:rPr>
+              <w:t>Link</w:t>
             </w:r>
           </w:p>
         </w:tc>
         <w:tc>
           <w:tcPr>
+            <w:tcW w:w="4247" w:type="dxa"/>
             <w:vAlign w:val="center"/>
           </w:tcPr>
           <w:p>
             <w:pPr>
               <w:rPr>
-                <w:rFonts w:ascii="Arial" w:cs="Arial" w:eastAsia="Arial" w:hAnsi="Arial"/>
+                <w:rFonts w:ascii="Arial" w:eastAsia="Arial" w:hAnsi="Arial" w:cs="Arial"/>
                 <w:sz w:val="24"/>
                 <w:szCs w:val="24"/>
               </w:rPr>
             </w:pPr>
             <w:r>
               <w:rPr>
-                <w:rFonts w:ascii="Arial" w:cs="Arial" w:eastAsia="Arial" w:hAnsi="Arial"/>
-                <w:sz w:val="24"/>
-                <w:szCs w:val="24"/>
-                <w:rtl w:val="0"/>
-              </w:rPr>
-              <w:t xml:space="preserve">https://tryhackme.com/room/bsidesgtanonforce</w:t>
+                <w:rFonts w:ascii="Arial" w:eastAsia="Arial" w:hAnsi="Arial" w:cs="Arial"/>
+                <w:sz w:val="24"/>
+                <w:szCs w:val="24"/>
+              </w:rPr>
+              <w:t>https://tryhackme.com/room/bsidesgtanonforce</w:t>
             </w:r>
           </w:p>
         </w:tc>
@@ -408,280 +379,257 @@
       <w:pPr>
         <w:jc w:val="center"/>
         <w:rPr>
-          <w:rFonts w:ascii="Arial" w:cs="Arial" w:eastAsia="Arial" w:hAnsi="Arial"/>
-          <w:sz w:val="24"/>
-          <w:szCs w:val="24"/>
-        </w:rPr>
-      </w:pPr>
-      <w:r>
-        <w:rPr>
-          <w:rtl w:val="0"/>
-        </w:rPr>
-      </w:r>
+          <w:rFonts w:ascii="Arial" w:eastAsia="Arial" w:hAnsi="Arial" w:cs="Arial"/>
+          <w:sz w:val="24"/>
+          <w:szCs w:val="24"/>
+        </w:rPr>
+      </w:pPr>
     </w:p>
     <w:tbl>
       <w:tblPr>
-        <w:tblStyle w:val="Table2"/>
-        <w:tblW w:w="8494.0" w:type="dxa"/>
-        <w:jc w:val="left"/>
+        <w:tblStyle w:val="a3"/>
+        <w:tblW w:w="8494" w:type="dxa"/>
+        <w:tblInd w:w="0" w:type="dxa"/>
         <w:tblBorders>
-          <w:top w:color="000000" w:space="0" w:sz="4" w:val="single"/>
-          <w:left w:color="000000" w:space="0" w:sz="4" w:val="single"/>
-          <w:bottom w:color="000000" w:space="0" w:sz="4" w:val="single"/>
-          <w:right w:color="000000" w:space="0" w:sz="4" w:val="single"/>
-          <w:insideH w:color="000000" w:space="0" w:sz="4" w:val="single"/>
-          <w:insideV w:color="000000" w:space="0" w:sz="4" w:val="single"/>
+          <w:top w:val="single" w:sz="4" w:space="0" w:color="000000"/>
+          <w:left w:val="single" w:sz="4" w:space="0" w:color="000000"/>
+          <w:bottom w:val="single" w:sz="4" w:space="0" w:color="000000"/>
+          <w:right w:val="single" w:sz="4" w:space="0" w:color="000000"/>
+          <w:insideH w:val="single" w:sz="4" w:space="0" w:color="000000"/>
+          <w:insideV w:val="single" w:sz="4" w:space="0" w:color="000000"/>
         </w:tblBorders>
         <w:tblLayout w:type="fixed"/>
-        <w:tblLook w:val="0400"/>
+        <w:tblLook w:val="0400" w:firstRow="0" w:lastRow="0" w:firstColumn="0" w:lastColumn="0" w:noHBand="0" w:noVBand="1"/>
       </w:tblPr>
       <w:tblGrid>
         <w:gridCol w:w="2832"/>
         <w:gridCol w:w="2831"/>
         <w:gridCol w:w="2831"/>
-        <w:tblGridChange w:id="0">
-          <w:tblGrid>
-            <w:gridCol w:w="2832"/>
-            <w:gridCol w:w="2831"/>
-            <w:gridCol w:w="2831"/>
-          </w:tblGrid>
-        </w:tblGridChange>
       </w:tblGrid>
       <w:tr>
         <w:trPr>
-          <w:cantSplit w:val="0"/>
-          <w:trHeight w:val="358" w:hRule="atLeast"/>
-          <w:tblHeader w:val="0"/>
+          <w:trHeight w:val="358"/>
         </w:trPr>
         <w:tc>
           <w:tcPr>
+            <w:tcW w:w="2832" w:type="dxa"/>
             <w:vAlign w:val="center"/>
           </w:tcPr>
           <w:p>
             <w:pPr>
               <w:rPr>
-                <w:rFonts w:ascii="Arial" w:cs="Arial" w:eastAsia="Arial" w:hAnsi="Arial"/>
-                <w:b w:val="1"/>
+                <w:rFonts w:ascii="Arial" w:eastAsia="Arial" w:hAnsi="Arial" w:cs="Arial"/>
+                <w:b/>
                 <w:sz w:val="24"/>
                 <w:szCs w:val="24"/>
               </w:rPr>
             </w:pPr>
             <w:r>
               <w:rPr>
-                <w:rFonts w:ascii="Arial" w:cs="Arial" w:eastAsia="Arial" w:hAnsi="Arial"/>
-                <w:b w:val="1"/>
-                <w:sz w:val="24"/>
-                <w:szCs w:val="24"/>
-                <w:rtl w:val="0"/>
-              </w:rPr>
-              <w:t xml:space="preserve">Redação</w:t>
+                <w:rFonts w:ascii="Arial" w:eastAsia="Arial" w:hAnsi="Arial" w:cs="Arial"/>
+                <w:b/>
+                <w:sz w:val="24"/>
+                <w:szCs w:val="24"/>
+              </w:rPr>
+              <w:t>Redação</w:t>
             </w:r>
           </w:p>
         </w:tc>
         <w:tc>
           <w:tcPr>
+            <w:tcW w:w="2831" w:type="dxa"/>
             <w:vAlign w:val="center"/>
           </w:tcPr>
           <w:p>
             <w:pPr>
               <w:rPr>
-                <w:rFonts w:ascii="Arial" w:cs="Arial" w:eastAsia="Arial" w:hAnsi="Arial"/>
+                <w:rFonts w:ascii="Arial" w:eastAsia="Arial" w:hAnsi="Arial" w:cs="Arial"/>
                 <w:sz w:val="24"/>
                 <w:szCs w:val="24"/>
               </w:rPr>
             </w:pPr>
             <w:r>
               <w:rPr>
-                <w:rFonts w:ascii="Arial" w:cs="Arial" w:eastAsia="Arial" w:hAnsi="Arial"/>
-                <w:sz w:val="24"/>
-                <w:szCs w:val="24"/>
-                <w:rtl w:val="0"/>
-              </w:rPr>
-              <w:t xml:space="preserve">Gustavo Fernandes Arantes Maluta</w:t>
-            </w:r>
-            <w:r>
-              <w:rPr>
-                <w:rtl w:val="0"/>
-              </w:rPr>
+                <w:rFonts w:ascii="Arial" w:eastAsia="Arial" w:hAnsi="Arial" w:cs="Arial"/>
+                <w:sz w:val="24"/>
+                <w:szCs w:val="24"/>
+              </w:rPr>
+              <w:t>Gustavo Fernandes Arantes Maluta</w:t>
             </w:r>
           </w:p>
         </w:tc>
         <w:tc>
           <w:tcPr>
+            <w:tcW w:w="2831" w:type="dxa"/>
             <w:vAlign w:val="center"/>
           </w:tcPr>
           <w:p>
             <w:pPr>
               <w:rPr>
-                <w:rFonts w:ascii="Arial" w:cs="Arial" w:eastAsia="Arial" w:hAnsi="Arial"/>
+                <w:rFonts w:ascii="Arial" w:eastAsia="Arial" w:hAnsi="Arial" w:cs="Arial"/>
                 <w:sz w:val="24"/>
                 <w:szCs w:val="24"/>
               </w:rPr>
             </w:pPr>
             <w:r>
               <w:rPr>
-                <w:rFonts w:ascii="Arial" w:cs="Arial" w:eastAsia="Arial" w:hAnsi="Arial"/>
-                <w:sz w:val="24"/>
-                <w:szCs w:val="24"/>
-                <w:rtl w:val="0"/>
-              </w:rPr>
-              <w:t xml:space="preserve">Estudante</w:t>
+                <w:rFonts w:ascii="Arial" w:eastAsia="Arial" w:hAnsi="Arial" w:cs="Arial"/>
+                <w:sz w:val="24"/>
+                <w:szCs w:val="24"/>
+              </w:rPr>
+              <w:t>Estudante</w:t>
             </w:r>
           </w:p>
         </w:tc>
       </w:tr>
       <w:tr>
         <w:trPr>
-          <w:cantSplit w:val="0"/>
-          <w:trHeight w:val="420" w:hRule="atLeast"/>
-          <w:tblHeader w:val="0"/>
+          <w:trHeight w:val="420"/>
         </w:trPr>
         <w:tc>
           <w:tcPr>
+            <w:tcW w:w="2832" w:type="dxa"/>
             <w:vAlign w:val="center"/>
           </w:tcPr>
           <w:p>
             <w:pPr>
               <w:rPr>
-                <w:rFonts w:ascii="Arial" w:cs="Arial" w:eastAsia="Arial" w:hAnsi="Arial"/>
-                <w:b w:val="1"/>
+                <w:rFonts w:ascii="Arial" w:eastAsia="Arial" w:hAnsi="Arial" w:cs="Arial"/>
+                <w:b/>
                 <w:sz w:val="24"/>
                 <w:szCs w:val="24"/>
               </w:rPr>
             </w:pPr>
             <w:r>
               <w:rPr>
-                <w:rFonts w:ascii="Arial" w:cs="Arial" w:eastAsia="Arial" w:hAnsi="Arial"/>
-                <w:b w:val="1"/>
-                <w:sz w:val="24"/>
-                <w:szCs w:val="24"/>
-                <w:rtl w:val="0"/>
-              </w:rPr>
-              <w:t xml:space="preserve">Revisão</w:t>
+                <w:rFonts w:ascii="Arial" w:eastAsia="Arial" w:hAnsi="Arial" w:cs="Arial"/>
+                <w:b/>
+                <w:sz w:val="24"/>
+                <w:szCs w:val="24"/>
+              </w:rPr>
+              <w:t>Revisão</w:t>
             </w:r>
           </w:p>
         </w:tc>
         <w:tc>
           <w:tcPr>
+            <w:tcW w:w="2831" w:type="dxa"/>
             <w:vAlign w:val="center"/>
           </w:tcPr>
           <w:p>
             <w:pPr>
               <w:rPr>
-                <w:rFonts w:ascii="Arial" w:cs="Arial" w:eastAsia="Arial" w:hAnsi="Arial"/>
+                <w:rFonts w:ascii="Arial" w:eastAsia="Arial" w:hAnsi="Arial" w:cs="Arial"/>
                 <w:sz w:val="24"/>
                 <w:szCs w:val="24"/>
               </w:rPr>
             </w:pPr>
             <w:r>
               <w:rPr>
-                <w:rFonts w:ascii="Arial" w:cs="Arial" w:eastAsia="Arial" w:hAnsi="Arial"/>
-                <w:sz w:val="24"/>
-                <w:szCs w:val="24"/>
-                <w:rtl w:val="0"/>
-              </w:rPr>
-              <w:t xml:space="preserve">Nome do revisor</w:t>
+                <w:rFonts w:ascii="Arial" w:eastAsia="Arial" w:hAnsi="Arial" w:cs="Arial"/>
+                <w:sz w:val="24"/>
+                <w:szCs w:val="24"/>
+              </w:rPr>
+              <w:t>Larissa Gomes</w:t>
             </w:r>
           </w:p>
         </w:tc>
         <w:tc>
           <w:tcPr>
+            <w:tcW w:w="2831" w:type="dxa"/>
             <w:vAlign w:val="center"/>
           </w:tcPr>
           <w:p>
             <w:pPr>
               <w:rPr>
-                <w:rFonts w:ascii="Arial" w:cs="Arial" w:eastAsia="Arial" w:hAnsi="Arial"/>
+                <w:rFonts w:ascii="Arial" w:eastAsia="Arial" w:hAnsi="Arial" w:cs="Arial"/>
                 <w:sz w:val="24"/>
                 <w:szCs w:val="24"/>
               </w:rPr>
             </w:pPr>
             <w:r>
               <w:rPr>
-                <w:rFonts w:ascii="Arial" w:cs="Arial" w:eastAsia="Arial" w:hAnsi="Arial"/>
-                <w:sz w:val="24"/>
-                <w:szCs w:val="24"/>
-                <w:rtl w:val="0"/>
-              </w:rPr>
-              <w:t xml:space="preserve">Orientador</w:t>
+                <w:rFonts w:ascii="Arial" w:eastAsia="Arial" w:hAnsi="Arial" w:cs="Arial"/>
+                <w:sz w:val="24"/>
+                <w:szCs w:val="24"/>
+              </w:rPr>
+              <w:t>Orientador</w:t>
             </w:r>
           </w:p>
         </w:tc>
       </w:tr>
       <w:tr>
         <w:trPr>
-          <w:cantSplit w:val="0"/>
-          <w:trHeight w:val="426" w:hRule="atLeast"/>
-          <w:tblHeader w:val="0"/>
+          <w:trHeight w:val="426"/>
         </w:trPr>
         <w:tc>
           <w:tcPr>
+            <w:tcW w:w="2832" w:type="dxa"/>
             <w:vAlign w:val="center"/>
           </w:tcPr>
           <w:p>
             <w:pPr>
               <w:rPr>
-                <w:rFonts w:ascii="Arial" w:cs="Arial" w:eastAsia="Arial" w:hAnsi="Arial"/>
-                <w:b w:val="1"/>
+                <w:rFonts w:ascii="Arial" w:eastAsia="Arial" w:hAnsi="Arial" w:cs="Arial"/>
+                <w:b/>
                 <w:sz w:val="24"/>
                 <w:szCs w:val="24"/>
               </w:rPr>
             </w:pPr>
             <w:r>
               <w:rPr>
-                <w:rFonts w:ascii="Arial" w:cs="Arial" w:eastAsia="Arial" w:hAnsi="Arial"/>
-                <w:b w:val="1"/>
-                <w:sz w:val="24"/>
-                <w:szCs w:val="24"/>
-                <w:rtl w:val="0"/>
-              </w:rPr>
-              <w:t xml:space="preserve">Aprovação</w:t>
+                <w:rFonts w:ascii="Arial" w:eastAsia="Arial" w:hAnsi="Arial" w:cs="Arial"/>
+                <w:b/>
+                <w:sz w:val="24"/>
+                <w:szCs w:val="24"/>
+              </w:rPr>
+              <w:t>Aprovação</w:t>
             </w:r>
           </w:p>
         </w:tc>
         <w:tc>
           <w:tcPr>
+            <w:tcW w:w="2831" w:type="dxa"/>
             <w:vAlign w:val="center"/>
           </w:tcPr>
           <w:p>
             <w:pPr>
               <w:rPr>
-                <w:rFonts w:ascii="Arial" w:cs="Arial" w:eastAsia="Arial" w:hAnsi="Arial"/>
+                <w:rFonts w:ascii="Arial" w:eastAsia="Arial" w:hAnsi="Arial" w:cs="Arial"/>
                 <w:sz w:val="24"/>
                 <w:szCs w:val="24"/>
               </w:rPr>
             </w:pPr>
             <w:r>
               <w:rPr>
-                <w:rFonts w:ascii="Arial" w:cs="Arial" w:eastAsia="Arial" w:hAnsi="Arial"/>
-                <w:sz w:val="24"/>
-                <w:szCs w:val="24"/>
-                <w:rtl w:val="0"/>
-              </w:rPr>
-              <w:t xml:space="preserve">Nome do aprovador</w:t>
+                <w:rFonts w:ascii="Arial" w:eastAsia="Arial" w:hAnsi="Arial" w:cs="Arial"/>
+                <w:sz w:val="24"/>
+                <w:szCs w:val="24"/>
+              </w:rPr>
+              <w:t>Larissa Gomes</w:t>
             </w:r>
           </w:p>
         </w:tc>
         <w:tc>
           <w:tcPr>
+            <w:tcW w:w="2831" w:type="dxa"/>
             <w:vAlign w:val="center"/>
           </w:tcPr>
           <w:p>
             <w:pPr>
               <w:rPr>
-                <w:rFonts w:ascii="Arial" w:cs="Arial" w:eastAsia="Arial" w:hAnsi="Arial"/>
+                <w:rFonts w:ascii="Arial" w:eastAsia="Arial" w:hAnsi="Arial" w:cs="Arial"/>
                 <w:sz w:val="24"/>
                 <w:szCs w:val="24"/>
               </w:rPr>
             </w:pPr>
             <w:r>
               <w:rPr>
-                <w:rFonts w:ascii="Arial" w:cs="Arial" w:eastAsia="Arial" w:hAnsi="Arial"/>
-                <w:sz w:val="24"/>
-                <w:szCs w:val="24"/>
-                <w:rtl w:val="0"/>
-              </w:rPr>
-              <w:t xml:space="preserve">Diretor</w:t>
+                <w:rFonts w:ascii="Arial" w:eastAsia="Arial" w:hAnsi="Arial" w:cs="Arial"/>
+                <w:sz w:val="24"/>
+                <w:szCs w:val="24"/>
+              </w:rPr>
+              <w:t>Diretor</w:t>
             </w:r>
           </w:p>
         </w:tc>
@@ -691,53 +639,40 @@
       <w:pPr>
         <w:jc w:val="center"/>
         <w:rPr>
-          <w:rFonts w:ascii="Arial" w:cs="Arial" w:eastAsia="Arial" w:hAnsi="Arial"/>
-          <w:sz w:val="24"/>
-          <w:szCs w:val="24"/>
-        </w:rPr>
-      </w:pPr>
-      <w:r>
-        <w:rPr>
-          <w:rtl w:val="0"/>
-        </w:rPr>
-      </w:r>
+          <w:rFonts w:ascii="Arial" w:eastAsia="Arial" w:hAnsi="Arial" w:cs="Arial"/>
+          <w:sz w:val="24"/>
+          <w:szCs w:val="24"/>
+        </w:rPr>
+      </w:pPr>
     </w:p>
     <w:tbl>
       <w:tblPr>
-        <w:tblStyle w:val="Table3"/>
-        <w:tblW w:w="8494.0" w:type="dxa"/>
-        <w:jc w:val="left"/>
+        <w:tblStyle w:val="a4"/>
+        <w:tblW w:w="8494" w:type="dxa"/>
+        <w:tblInd w:w="0" w:type="dxa"/>
         <w:tblBorders>
-          <w:top w:color="000000" w:space="0" w:sz="4" w:val="single"/>
-          <w:left w:color="000000" w:space="0" w:sz="4" w:val="single"/>
-          <w:bottom w:color="000000" w:space="0" w:sz="4" w:val="single"/>
-          <w:right w:color="000000" w:space="0" w:sz="4" w:val="single"/>
-          <w:insideH w:color="000000" w:space="0" w:sz="4" w:val="single"/>
-          <w:insideV w:color="000000" w:space="0" w:sz="4" w:val="single"/>
+          <w:top w:val="single" w:sz="4" w:space="0" w:color="000000"/>
+          <w:left w:val="single" w:sz="4" w:space="0" w:color="000000"/>
+          <w:bottom w:val="single" w:sz="4" w:space="0" w:color="000000"/>
+          <w:right w:val="single" w:sz="4" w:space="0" w:color="000000"/>
+          <w:insideH w:val="single" w:sz="4" w:space="0" w:color="000000"/>
+          <w:insideV w:val="single" w:sz="4" w:space="0" w:color="000000"/>
         </w:tblBorders>
         <w:tblLayout w:type="fixed"/>
-        <w:tblLook w:val="0400"/>
+        <w:tblLook w:val="0400" w:firstRow="0" w:lastRow="0" w:firstColumn="0" w:lastColumn="0" w:noHBand="0" w:noVBand="1"/>
       </w:tblPr>
       <w:tblGrid>
         <w:gridCol w:w="704"/>
         <w:gridCol w:w="2126"/>
         <w:gridCol w:w="5664"/>
-        <w:tblGridChange w:id="0">
-          <w:tblGrid>
-            <w:gridCol w:w="704"/>
-            <w:gridCol w:w="2126"/>
-            <w:gridCol w:w="5664"/>
-          </w:tblGrid>
-        </w:tblGridChange>
       </w:tblGrid>
       <w:tr>
         <w:trPr>
-          <w:cantSplit w:val="0"/>
-          <w:trHeight w:val="368" w:hRule="atLeast"/>
-          <w:tblHeader w:val="0"/>
+          <w:trHeight w:val="368"/>
         </w:trPr>
         <w:tc>
           <w:tcPr>
+            <w:tcW w:w="8494" w:type="dxa"/>
             <w:gridSpan w:val="3"/>
             <w:vAlign w:val="center"/>
           </w:tcPr>
@@ -745,337 +680,328 @@
             <w:pPr>
               <w:jc w:val="center"/>
               <w:rPr>
-                <w:rFonts w:ascii="Arial" w:cs="Arial" w:eastAsia="Arial" w:hAnsi="Arial"/>
-                <w:b w:val="1"/>
+                <w:rFonts w:ascii="Arial" w:eastAsia="Arial" w:hAnsi="Arial" w:cs="Arial"/>
+                <w:b/>
                 <w:sz w:val="24"/>
                 <w:szCs w:val="24"/>
               </w:rPr>
             </w:pPr>
             <w:r>
               <w:rPr>
-                <w:rFonts w:ascii="Arial" w:cs="Arial" w:eastAsia="Arial" w:hAnsi="Arial"/>
-                <w:b w:val="1"/>
-                <w:sz w:val="24"/>
-                <w:szCs w:val="24"/>
-                <w:rtl w:val="0"/>
-              </w:rPr>
-              <w:t xml:space="preserve">Histórico de revisões</w:t>
+                <w:rFonts w:ascii="Arial" w:eastAsia="Arial" w:hAnsi="Arial" w:cs="Arial"/>
+                <w:b/>
+                <w:sz w:val="24"/>
+                <w:szCs w:val="24"/>
+              </w:rPr>
+              <w:t>Histórico de revisões</w:t>
             </w:r>
           </w:p>
         </w:tc>
       </w:tr>
       <w:tr>
         <w:trPr>
-          <w:cantSplit w:val="0"/>
-          <w:trHeight w:val="416" w:hRule="atLeast"/>
-          <w:tblHeader w:val="0"/>
+          <w:trHeight w:val="416"/>
         </w:trPr>
         <w:tc>
           <w:tcPr>
+            <w:tcW w:w="704" w:type="dxa"/>
             <w:vAlign w:val="center"/>
           </w:tcPr>
           <w:p>
             <w:pPr>
               <w:rPr>
-                <w:rFonts w:ascii="Arial" w:cs="Arial" w:eastAsia="Arial" w:hAnsi="Arial"/>
-                <w:b w:val="1"/>
+                <w:rFonts w:ascii="Arial" w:eastAsia="Arial" w:hAnsi="Arial" w:cs="Arial"/>
+                <w:b/>
                 <w:sz w:val="24"/>
                 <w:szCs w:val="24"/>
               </w:rPr>
             </w:pPr>
             <w:r>
               <w:rPr>
-                <w:rFonts w:ascii="Arial" w:cs="Arial" w:eastAsia="Arial" w:hAnsi="Arial"/>
-                <w:b w:val="1"/>
-                <w:sz w:val="24"/>
-                <w:szCs w:val="24"/>
-                <w:rtl w:val="0"/>
-              </w:rPr>
-              <w:t xml:space="preserve">N°</w:t>
+                <w:rFonts w:ascii="Arial" w:eastAsia="Arial" w:hAnsi="Arial" w:cs="Arial"/>
+                <w:b/>
+                <w:sz w:val="24"/>
+                <w:szCs w:val="24"/>
+              </w:rPr>
+              <w:t>N°</w:t>
             </w:r>
           </w:p>
         </w:tc>
         <w:tc>
           <w:tcPr>
+            <w:tcW w:w="2126" w:type="dxa"/>
             <w:vAlign w:val="center"/>
           </w:tcPr>
           <w:p>
             <w:pPr>
               <w:rPr>
-                <w:rFonts w:ascii="Arial" w:cs="Arial" w:eastAsia="Arial" w:hAnsi="Arial"/>
-                <w:b w:val="1"/>
+                <w:rFonts w:ascii="Arial" w:eastAsia="Arial" w:hAnsi="Arial" w:cs="Arial"/>
+                <w:b/>
                 <w:sz w:val="24"/>
                 <w:szCs w:val="24"/>
               </w:rPr>
             </w:pPr>
             <w:r>
               <w:rPr>
-                <w:rFonts w:ascii="Arial" w:cs="Arial" w:eastAsia="Arial" w:hAnsi="Arial"/>
-                <w:b w:val="1"/>
-                <w:sz w:val="24"/>
-                <w:szCs w:val="24"/>
-                <w:rtl w:val="0"/>
-              </w:rPr>
-              <w:t xml:space="preserve">Entregas</w:t>
+                <w:rFonts w:ascii="Arial" w:eastAsia="Arial" w:hAnsi="Arial" w:cs="Arial"/>
+                <w:b/>
+                <w:sz w:val="24"/>
+                <w:szCs w:val="24"/>
+              </w:rPr>
+              <w:t>Entregas</w:t>
             </w:r>
           </w:p>
         </w:tc>
         <w:tc>
           <w:tcPr>
+            <w:tcW w:w="5664" w:type="dxa"/>
             <w:vAlign w:val="center"/>
           </w:tcPr>
           <w:p>
             <w:pPr>
               <w:rPr>
-                <w:rFonts w:ascii="Arial" w:cs="Arial" w:eastAsia="Arial" w:hAnsi="Arial"/>
-                <w:b w:val="1"/>
+                <w:rFonts w:ascii="Arial" w:eastAsia="Arial" w:hAnsi="Arial" w:cs="Arial"/>
+                <w:b/>
                 <w:sz w:val="24"/>
                 <w:szCs w:val="24"/>
               </w:rPr>
             </w:pPr>
             <w:r>
               <w:rPr>
-                <w:rFonts w:ascii="Arial" w:cs="Arial" w:eastAsia="Arial" w:hAnsi="Arial"/>
-                <w:b w:val="1"/>
-                <w:sz w:val="24"/>
-                <w:szCs w:val="24"/>
-                <w:rtl w:val="0"/>
-              </w:rPr>
-              <w:t xml:space="preserve">Descrição</w:t>
+                <w:rFonts w:ascii="Arial" w:eastAsia="Arial" w:hAnsi="Arial" w:cs="Arial"/>
+                <w:b/>
+                <w:sz w:val="24"/>
+                <w:szCs w:val="24"/>
+              </w:rPr>
+              <w:t>Descrição</w:t>
             </w:r>
           </w:p>
         </w:tc>
       </w:tr>
       <w:tr>
         <w:trPr>
-          <w:cantSplit w:val="0"/>
-          <w:trHeight w:val="408" w:hRule="atLeast"/>
-          <w:tblHeader w:val="0"/>
+          <w:trHeight w:val="408"/>
         </w:trPr>
         <w:tc>
           <w:tcPr>
+            <w:tcW w:w="704" w:type="dxa"/>
             <w:vAlign w:val="center"/>
           </w:tcPr>
           <w:p>
             <w:pPr>
               <w:rPr>
-                <w:rFonts w:ascii="Arial" w:cs="Arial" w:eastAsia="Arial" w:hAnsi="Arial"/>
-                <w:b w:val="1"/>
+                <w:rFonts w:ascii="Arial" w:eastAsia="Arial" w:hAnsi="Arial" w:cs="Arial"/>
+                <w:b/>
                 <w:sz w:val="24"/>
                 <w:szCs w:val="24"/>
               </w:rPr>
             </w:pPr>
             <w:r>
               <w:rPr>
-                <w:rFonts w:ascii="Arial" w:cs="Arial" w:eastAsia="Arial" w:hAnsi="Arial"/>
-                <w:b w:val="1"/>
-                <w:sz w:val="24"/>
-                <w:szCs w:val="24"/>
-                <w:rtl w:val="0"/>
-              </w:rPr>
-              <w:t xml:space="preserve">0</w:t>
+                <w:rFonts w:ascii="Arial" w:eastAsia="Arial" w:hAnsi="Arial" w:cs="Arial"/>
+                <w:b/>
+                <w:sz w:val="24"/>
+                <w:szCs w:val="24"/>
+              </w:rPr>
+              <w:t>0</w:t>
             </w:r>
           </w:p>
         </w:tc>
         <w:tc>
           <w:tcPr>
+            <w:tcW w:w="2126" w:type="dxa"/>
             <w:vAlign w:val="center"/>
           </w:tcPr>
           <w:p>
             <w:pPr>
               <w:rPr>
-                <w:rFonts w:ascii="Arial" w:cs="Arial" w:eastAsia="Arial" w:hAnsi="Arial"/>
+                <w:rFonts w:ascii="Arial" w:eastAsia="Arial" w:hAnsi="Arial" w:cs="Arial"/>
                 <w:sz w:val="24"/>
                 <w:szCs w:val="24"/>
               </w:rPr>
             </w:pPr>
             <w:r>
               <w:rPr>
-                <w:rFonts w:ascii="Arial" w:cs="Arial" w:eastAsia="Arial" w:hAnsi="Arial"/>
-                <w:sz w:val="24"/>
-                <w:szCs w:val="24"/>
-                <w:rtl w:val="0"/>
-              </w:rPr>
-              <w:t xml:space="preserve">DD/MM/AAAA</w:t>
+                <w:rFonts w:ascii="Arial" w:eastAsia="Arial" w:hAnsi="Arial" w:cs="Arial"/>
+                <w:sz w:val="24"/>
+                <w:szCs w:val="24"/>
+              </w:rPr>
+              <w:t>18/10/2025</w:t>
             </w:r>
           </w:p>
         </w:tc>
         <w:tc>
           <w:tcPr>
+            <w:tcW w:w="5664" w:type="dxa"/>
             <w:vAlign w:val="center"/>
           </w:tcPr>
           <w:p>
             <w:pPr>
               <w:rPr>
-                <w:rFonts w:ascii="Arial" w:cs="Arial" w:eastAsia="Arial" w:hAnsi="Arial"/>
+                <w:rFonts w:ascii="Arial" w:eastAsia="Arial" w:hAnsi="Arial" w:cs="Arial"/>
                 <w:sz w:val="24"/>
                 <w:szCs w:val="24"/>
               </w:rPr>
             </w:pPr>
             <w:r>
               <w:rPr>
-                <w:rFonts w:ascii="Arial" w:cs="Arial" w:eastAsia="Arial" w:hAnsi="Arial"/>
-                <w:sz w:val="24"/>
-                <w:szCs w:val="24"/>
-                <w:rtl w:val="0"/>
-              </w:rPr>
-              <w:t xml:space="preserve">Produção</w:t>
+                <w:rFonts w:ascii="Arial" w:eastAsia="Arial" w:hAnsi="Arial" w:cs="Arial"/>
+                <w:sz w:val="24"/>
+                <w:szCs w:val="24"/>
+              </w:rPr>
+              <w:t>Produção</w:t>
             </w:r>
           </w:p>
         </w:tc>
       </w:tr>
       <w:tr>
         <w:trPr>
-          <w:cantSplit w:val="0"/>
-          <w:trHeight w:val="428" w:hRule="atLeast"/>
-          <w:tblHeader w:val="0"/>
+          <w:trHeight w:val="428"/>
         </w:trPr>
         <w:tc>
           <w:tcPr>
+            <w:tcW w:w="704" w:type="dxa"/>
             <w:vAlign w:val="center"/>
           </w:tcPr>
           <w:p>
             <w:pPr>
               <w:rPr>
-                <w:rFonts w:ascii="Arial" w:cs="Arial" w:eastAsia="Arial" w:hAnsi="Arial"/>
-                <w:b w:val="1"/>
+                <w:rFonts w:ascii="Arial" w:eastAsia="Arial" w:hAnsi="Arial" w:cs="Arial"/>
+                <w:b/>
                 <w:sz w:val="24"/>
                 <w:szCs w:val="24"/>
               </w:rPr>
             </w:pPr>
             <w:r>
               <w:rPr>
-                <w:rFonts w:ascii="Arial" w:cs="Arial" w:eastAsia="Arial" w:hAnsi="Arial"/>
-                <w:b w:val="1"/>
-                <w:sz w:val="24"/>
-                <w:szCs w:val="24"/>
-                <w:rtl w:val="0"/>
-              </w:rPr>
-              <w:t xml:space="preserve">1</w:t>
+                <w:rFonts w:ascii="Arial" w:eastAsia="Arial" w:hAnsi="Arial" w:cs="Arial"/>
+                <w:b/>
+                <w:sz w:val="24"/>
+                <w:szCs w:val="24"/>
+              </w:rPr>
+              <w:t>1</w:t>
             </w:r>
           </w:p>
         </w:tc>
         <w:tc>
           <w:tcPr>
+            <w:tcW w:w="2126" w:type="dxa"/>
             <w:vAlign w:val="center"/>
           </w:tcPr>
           <w:p>
             <w:pPr>
               <w:rPr>
-                <w:rFonts w:ascii="Arial" w:cs="Arial" w:eastAsia="Arial" w:hAnsi="Arial"/>
+                <w:rFonts w:ascii="Arial" w:eastAsia="Arial" w:hAnsi="Arial" w:cs="Arial"/>
                 <w:sz w:val="24"/>
                 <w:szCs w:val="24"/>
               </w:rPr>
             </w:pPr>
             <w:r>
               <w:rPr>
-                <w:rFonts w:ascii="Arial" w:cs="Arial" w:eastAsia="Arial" w:hAnsi="Arial"/>
-                <w:sz w:val="24"/>
-                <w:szCs w:val="24"/>
-                <w:rtl w:val="0"/>
-              </w:rPr>
-              <w:t xml:space="preserve">DD/MM/AAAA</w:t>
+                <w:rFonts w:ascii="Arial" w:eastAsia="Arial" w:hAnsi="Arial" w:cs="Arial"/>
+                <w:sz w:val="24"/>
+                <w:szCs w:val="24"/>
+              </w:rPr>
+              <w:t>22/03/2026</w:t>
             </w:r>
           </w:p>
         </w:tc>
         <w:tc>
           <w:tcPr>
+            <w:tcW w:w="5664" w:type="dxa"/>
             <w:vAlign w:val="center"/>
           </w:tcPr>
           <w:p>
             <w:pPr>
               <w:rPr>
-                <w:rFonts w:ascii="Arial" w:cs="Arial" w:eastAsia="Arial" w:hAnsi="Arial"/>
+                <w:rFonts w:ascii="Arial" w:eastAsia="Arial" w:hAnsi="Arial" w:cs="Arial"/>
                 <w:sz w:val="24"/>
                 <w:szCs w:val="24"/>
               </w:rPr>
             </w:pPr>
             <w:r>
               <w:rPr>
-                <w:rFonts w:ascii="Arial" w:cs="Arial" w:eastAsia="Arial" w:hAnsi="Arial"/>
-                <w:sz w:val="24"/>
-                <w:szCs w:val="24"/>
-                <w:rtl w:val="0"/>
-              </w:rPr>
-              <w:t xml:space="preserve">Revisão</w:t>
+                <w:rFonts w:ascii="Arial" w:eastAsia="Arial" w:hAnsi="Arial" w:cs="Arial"/>
+                <w:sz w:val="24"/>
+                <w:szCs w:val="24"/>
+              </w:rPr>
+              <w:t>Revisão</w:t>
             </w:r>
           </w:p>
         </w:tc>
       </w:tr>
       <w:tr>
         <w:trPr>
-          <w:cantSplit w:val="0"/>
-          <w:trHeight w:val="406" w:hRule="atLeast"/>
-          <w:tblHeader w:val="0"/>
+          <w:trHeight w:val="406"/>
         </w:trPr>
         <w:tc>
           <w:tcPr>
+            <w:tcW w:w="704" w:type="dxa"/>
             <w:vAlign w:val="center"/>
           </w:tcPr>
           <w:p>
             <w:pPr>
               <w:rPr>
-                <w:rFonts w:ascii="Arial" w:cs="Arial" w:eastAsia="Arial" w:hAnsi="Arial"/>
-                <w:b w:val="1"/>
+                <w:rFonts w:ascii="Arial" w:eastAsia="Arial" w:hAnsi="Arial" w:cs="Arial"/>
+                <w:b/>
                 <w:sz w:val="24"/>
                 <w:szCs w:val="24"/>
               </w:rPr>
             </w:pPr>
             <w:r>
               <w:rPr>
-                <w:rFonts w:ascii="Arial" w:cs="Arial" w:eastAsia="Arial" w:hAnsi="Arial"/>
-                <w:b w:val="1"/>
-                <w:sz w:val="24"/>
-                <w:szCs w:val="24"/>
-                <w:rtl w:val="0"/>
-              </w:rPr>
-              <w:t xml:space="preserve">2</w:t>
+                <w:rFonts w:ascii="Arial" w:eastAsia="Arial" w:hAnsi="Arial" w:cs="Arial"/>
+                <w:b/>
+                <w:sz w:val="24"/>
+                <w:szCs w:val="24"/>
+              </w:rPr>
+              <w:t>2</w:t>
             </w:r>
           </w:p>
         </w:tc>
         <w:tc>
           <w:tcPr>
+            <w:tcW w:w="2126" w:type="dxa"/>
             <w:vAlign w:val="center"/>
           </w:tcPr>
           <w:p>
             <w:pPr>
               <w:rPr>
-                <w:rFonts w:ascii="Arial" w:cs="Arial" w:eastAsia="Arial" w:hAnsi="Arial"/>
+                <w:rFonts w:ascii="Arial" w:eastAsia="Arial" w:hAnsi="Arial" w:cs="Arial"/>
                 <w:sz w:val="24"/>
                 <w:szCs w:val="24"/>
               </w:rPr>
             </w:pPr>
             <w:r>
               <w:rPr>
-                <w:rFonts w:ascii="Arial" w:cs="Arial" w:eastAsia="Arial" w:hAnsi="Arial"/>
-                <w:sz w:val="24"/>
-                <w:szCs w:val="24"/>
-                <w:rtl w:val="0"/>
-              </w:rPr>
-              <w:t xml:space="preserve">DD/MM/AAAA</w:t>
+                <w:rFonts w:ascii="Arial" w:eastAsia="Arial" w:hAnsi="Arial" w:cs="Arial"/>
+                <w:sz w:val="24"/>
+                <w:szCs w:val="24"/>
+              </w:rPr>
+              <w:t>22/06/2026</w:t>
             </w:r>
           </w:p>
         </w:tc>
         <w:tc>
           <w:tcPr>
+            <w:tcW w:w="5664" w:type="dxa"/>
             <w:vAlign w:val="center"/>
           </w:tcPr>
           <w:p>
             <w:pPr>
               <w:rPr>
-                <w:rFonts w:ascii="Arial" w:cs="Arial" w:eastAsia="Arial" w:hAnsi="Arial"/>
+                <w:rFonts w:ascii="Arial" w:eastAsia="Arial" w:hAnsi="Arial" w:cs="Arial"/>
                 <w:sz w:val="24"/>
                 <w:szCs w:val="24"/>
               </w:rPr>
             </w:pPr>
             <w:r>
               <w:rPr>
-                <w:rFonts w:ascii="Arial" w:cs="Arial" w:eastAsia="Arial" w:hAnsi="Arial"/>
-                <w:sz w:val="24"/>
-                <w:szCs w:val="24"/>
-                <w:rtl w:val="0"/>
-              </w:rPr>
-              <w:t xml:space="preserve">Aprovação</w:t>
+                <w:rFonts w:ascii="Arial" w:eastAsia="Arial" w:hAnsi="Arial" w:cs="Arial"/>
+                <w:sz w:val="24"/>
+                <w:szCs w:val="24"/>
+              </w:rPr>
+              <w:t>Aprovação</w:t>
             </w:r>
           </w:p>
         </w:tc>
@@ -1084,132 +1010,107 @@
     <w:p>
       <w:pPr>
         <w:rPr>
-          <w:rFonts w:ascii="Arial" w:cs="Arial" w:eastAsia="Arial" w:hAnsi="Arial"/>
-          <w:sz w:val="24"/>
-          <w:szCs w:val="24"/>
-        </w:rPr>
-      </w:pPr>
-      <w:r>
-        <w:rPr>
-          <w:rtl w:val="0"/>
-        </w:rPr>
-      </w:r>
-    </w:p>
-    <w:p>
-      <w:pPr>
-        <w:rPr>
-          <w:rFonts w:ascii="Arial" w:cs="Arial" w:eastAsia="Arial" w:hAnsi="Arial"/>
-          <w:sz w:val="24"/>
-          <w:szCs w:val="24"/>
-        </w:rPr>
-      </w:pPr>
-      <w:r>
-        <w:rPr>
-          <w:rtl w:val="0"/>
-        </w:rPr>
-      </w:r>
-    </w:p>
-    <w:p>
-      <w:pPr>
-        <w:rPr>
-          <w:rFonts w:ascii="Arial" w:cs="Arial" w:eastAsia="Arial" w:hAnsi="Arial"/>
-          <w:sz w:val="24"/>
-          <w:szCs w:val="24"/>
-        </w:rPr>
-      </w:pPr>
-      <w:r>
-        <w:rPr>
-          <w:rtl w:val="0"/>
-        </w:rPr>
-      </w:r>
+          <w:rFonts w:ascii="Arial" w:eastAsia="Arial" w:hAnsi="Arial" w:cs="Arial"/>
+          <w:sz w:val="24"/>
+          <w:szCs w:val="24"/>
+        </w:rPr>
+      </w:pPr>
+    </w:p>
+    <w:p>
+      <w:pPr>
+        <w:rPr>
+          <w:rFonts w:ascii="Arial" w:eastAsia="Arial" w:hAnsi="Arial" w:cs="Arial"/>
+          <w:sz w:val="24"/>
+          <w:szCs w:val="24"/>
+        </w:rPr>
+      </w:pPr>
+    </w:p>
+    <w:p>
+      <w:pPr>
+        <w:rPr>
+          <w:rFonts w:ascii="Arial" w:eastAsia="Arial" w:hAnsi="Arial" w:cs="Arial"/>
+          <w:sz w:val="24"/>
+          <w:szCs w:val="24"/>
+        </w:rPr>
+      </w:pPr>
     </w:p>
     <w:tbl>
       <w:tblPr>
-        <w:tblStyle w:val="Table4"/>
-        <w:tblW w:w="8494.0" w:type="dxa"/>
-        <w:jc w:val="left"/>
+        <w:tblStyle w:val="a5"/>
+        <w:tblW w:w="8494" w:type="dxa"/>
+        <w:tblInd w:w="0" w:type="dxa"/>
         <w:tblBorders>
-          <w:top w:color="000000" w:space="0" w:sz="4" w:val="single"/>
-          <w:left w:color="000000" w:space="0" w:sz="4" w:val="single"/>
-          <w:bottom w:color="000000" w:space="0" w:sz="4" w:val="single"/>
-          <w:right w:color="000000" w:space="0" w:sz="4" w:val="single"/>
-          <w:insideH w:color="000000" w:space="0" w:sz="4" w:val="single"/>
-          <w:insideV w:color="000000" w:space="0" w:sz="4" w:val="single"/>
+          <w:top w:val="single" w:sz="4" w:space="0" w:color="000000"/>
+          <w:left w:val="single" w:sz="4" w:space="0" w:color="000000"/>
+          <w:bottom w:val="single" w:sz="4" w:space="0" w:color="000000"/>
+          <w:right w:val="single" w:sz="4" w:space="0" w:color="000000"/>
+          <w:insideH w:val="single" w:sz="4" w:space="0" w:color="000000"/>
+          <w:insideV w:val="single" w:sz="4" w:space="0" w:color="000000"/>
         </w:tblBorders>
         <w:tblLayout w:type="fixed"/>
-        <w:tblLook w:val="0400"/>
+        <w:tblLook w:val="0400" w:firstRow="0" w:lastRow="0" w:firstColumn="0" w:lastColumn="0" w:noHBand="0" w:noVBand="1"/>
       </w:tblPr>
       <w:tblGrid>
         <w:gridCol w:w="4247"/>
         <w:gridCol w:w="4247"/>
-        <w:tblGridChange w:id="0">
-          <w:tblGrid>
-            <w:gridCol w:w="4247"/>
-            <w:gridCol w:w="4247"/>
-          </w:tblGrid>
-        </w:tblGridChange>
       </w:tblGrid>
       <w:tr>
         <w:trPr>
-          <w:cantSplit w:val="0"/>
-          <w:trHeight w:val="440" w:hRule="atLeast"/>
-          <w:tblHeader w:val="0"/>
+          <w:trHeight w:val="440"/>
         </w:trPr>
         <w:tc>
           <w:tcPr>
+            <w:tcW w:w="8494" w:type="dxa"/>
             <w:gridSpan w:val="2"/>
-            <w:shd w:fill="c1e4f5" w:val="clear"/>
+            <w:shd w:val="clear" w:color="auto" w:fill="C1E4F5"/>
             <w:vAlign w:val="center"/>
           </w:tcPr>
           <w:p>
             <w:pPr>
               <w:jc w:val="center"/>
               <w:rPr>
-                <w:rFonts w:ascii="Arial" w:cs="Arial" w:eastAsia="Arial" w:hAnsi="Arial"/>
-                <w:b w:val="1"/>
+                <w:rFonts w:ascii="Arial" w:eastAsia="Arial" w:hAnsi="Arial" w:cs="Arial"/>
+                <w:b/>
                 <w:sz w:val="24"/>
                 <w:szCs w:val="24"/>
               </w:rPr>
             </w:pPr>
             <w:r>
               <w:rPr>
-                <w:rFonts w:ascii="Arial" w:cs="Arial" w:eastAsia="Arial" w:hAnsi="Arial"/>
-                <w:b w:val="1"/>
-                <w:sz w:val="24"/>
-                <w:szCs w:val="24"/>
-                <w:rtl w:val="0"/>
-              </w:rPr>
-              <w:t xml:space="preserve">Informações do CTF</w:t>
+                <w:rFonts w:ascii="Arial" w:eastAsia="Arial" w:hAnsi="Arial" w:cs="Arial"/>
+                <w:b/>
+                <w:sz w:val="24"/>
+                <w:szCs w:val="24"/>
+              </w:rPr>
+              <w:t>Informações do CTF</w:t>
             </w:r>
           </w:p>
         </w:tc>
       </w:tr>
       <w:tr>
         <w:trPr>
-          <w:cantSplit w:val="0"/>
-          <w:trHeight w:val="417" w:hRule="atLeast"/>
-          <w:tblHeader w:val="0"/>
+          <w:trHeight w:val="417"/>
         </w:trPr>
         <w:tc>
           <w:tcPr>
+            <w:tcW w:w="4247" w:type="dxa"/>
             <w:vAlign w:val="center"/>
           </w:tcPr>
           <w:p>
             <w:pPr>
               <w:rPr>
-                <w:rFonts w:ascii="Arial" w:cs="Arial" w:eastAsia="Arial" w:hAnsi="Arial"/>
-                <w:b w:val="1"/>
+                <w:rFonts w:ascii="Arial" w:eastAsia="Arial" w:hAnsi="Arial" w:cs="Arial"/>
+                <w:b/>
                 <w:sz w:val="24"/>
                 <w:szCs w:val="24"/>
               </w:rPr>
             </w:pPr>
             <w:r>
               <w:rPr>
-                <w:rFonts w:ascii="Arial" w:cs="Arial" w:eastAsia="Arial" w:hAnsi="Arial"/>
-                <w:b w:val="1"/>
-                <w:sz w:val="24"/>
-                <w:szCs w:val="24"/>
-                <w:rtl w:val="0"/>
+                <w:rFonts w:ascii="Arial" w:eastAsia="Arial" w:hAnsi="Arial" w:cs="Arial"/>
+                <w:b/>
+                <w:sz w:val="24"/>
+                <w:szCs w:val="24"/>
               </w:rPr>
               <w:t xml:space="preserve">Nível de Dificuldade </w:t>
             </w:r>
@@ -1217,219 +1118,211 @@
         </w:tc>
         <w:tc>
           <w:tcPr>
+            <w:tcW w:w="4247" w:type="dxa"/>
             <w:vAlign w:val="center"/>
           </w:tcPr>
           <w:p>
             <w:pPr>
               <w:rPr>
-                <w:rFonts w:ascii="Arial" w:cs="Arial" w:eastAsia="Arial" w:hAnsi="Arial"/>
+                <w:rFonts w:ascii="Arial" w:eastAsia="Arial" w:hAnsi="Arial" w:cs="Arial"/>
                 <w:sz w:val="24"/>
                 <w:szCs w:val="24"/>
               </w:rPr>
             </w:pPr>
             <w:r>
               <w:rPr>
-                <w:rFonts w:ascii="Arial" w:cs="Arial" w:eastAsia="Arial" w:hAnsi="Arial"/>
-                <w:sz w:val="24"/>
-                <w:szCs w:val="24"/>
-                <w:rtl w:val="0"/>
-              </w:rPr>
-              <w:t xml:space="preserve">Fácil</w:t>
+                <w:rFonts w:ascii="Arial" w:eastAsia="Arial" w:hAnsi="Arial" w:cs="Arial"/>
+                <w:sz w:val="24"/>
+                <w:szCs w:val="24"/>
+              </w:rPr>
+              <w:t>Fácil</w:t>
             </w:r>
           </w:p>
         </w:tc>
       </w:tr>
       <w:tr>
         <w:trPr>
-          <w:cantSplit w:val="0"/>
-          <w:trHeight w:val="422" w:hRule="atLeast"/>
-          <w:tblHeader w:val="0"/>
+          <w:trHeight w:val="422"/>
         </w:trPr>
         <w:tc>
           <w:tcPr>
+            <w:tcW w:w="4247" w:type="dxa"/>
             <w:vAlign w:val="center"/>
           </w:tcPr>
           <w:p>
             <w:pPr>
               <w:rPr>
-                <w:rFonts w:ascii="Arial" w:cs="Arial" w:eastAsia="Arial" w:hAnsi="Arial"/>
-                <w:b w:val="1"/>
+                <w:rFonts w:ascii="Arial" w:eastAsia="Arial" w:hAnsi="Arial" w:cs="Arial"/>
+                <w:b/>
                 <w:sz w:val="24"/>
                 <w:szCs w:val="24"/>
               </w:rPr>
             </w:pPr>
             <w:r>
               <w:rPr>
-                <w:rFonts w:ascii="Arial" w:cs="Arial" w:eastAsia="Arial" w:hAnsi="Arial"/>
-                <w:b w:val="1"/>
-                <w:sz w:val="24"/>
-                <w:szCs w:val="24"/>
-                <w:rtl w:val="0"/>
-              </w:rPr>
-              <w:t xml:space="preserve">Tipo de acesso</w:t>
+                <w:rFonts w:ascii="Arial" w:eastAsia="Arial" w:hAnsi="Arial" w:cs="Arial"/>
+                <w:b/>
+                <w:sz w:val="24"/>
+                <w:szCs w:val="24"/>
+              </w:rPr>
+              <w:t>Tipo de acesso</w:t>
             </w:r>
           </w:p>
         </w:tc>
         <w:tc>
           <w:tcPr>
+            <w:tcW w:w="4247" w:type="dxa"/>
             <w:vAlign w:val="center"/>
           </w:tcPr>
           <w:p>
             <w:pPr>
               <w:rPr>
-                <w:rFonts w:ascii="Arial" w:cs="Arial" w:eastAsia="Arial" w:hAnsi="Arial"/>
+                <w:rFonts w:ascii="Arial" w:eastAsia="Arial" w:hAnsi="Arial" w:cs="Arial"/>
                 <w:sz w:val="24"/>
                 <w:szCs w:val="24"/>
               </w:rPr>
             </w:pPr>
             <w:r>
               <w:rPr>
-                <w:rFonts w:ascii="Arial" w:cs="Arial" w:eastAsia="Arial" w:hAnsi="Arial"/>
-                <w:sz w:val="24"/>
-                <w:szCs w:val="24"/>
-                <w:rtl w:val="0"/>
-              </w:rPr>
-              <w:t xml:space="preserve">Gratuito</w:t>
+                <w:rFonts w:ascii="Arial" w:eastAsia="Arial" w:hAnsi="Arial" w:cs="Arial"/>
+                <w:sz w:val="24"/>
+                <w:szCs w:val="24"/>
+              </w:rPr>
+              <w:t>Gratuito</w:t>
             </w:r>
           </w:p>
         </w:tc>
       </w:tr>
       <w:tr>
         <w:trPr>
-          <w:cantSplit w:val="0"/>
-          <w:trHeight w:val="412" w:hRule="atLeast"/>
-          <w:tblHeader w:val="0"/>
+          <w:trHeight w:val="412"/>
         </w:trPr>
         <w:tc>
           <w:tcPr>
+            <w:tcW w:w="4247" w:type="dxa"/>
             <w:vAlign w:val="center"/>
           </w:tcPr>
           <w:p>
             <w:pPr>
               <w:rPr>
-                <w:rFonts w:ascii="Arial" w:cs="Arial" w:eastAsia="Arial" w:hAnsi="Arial"/>
-                <w:b w:val="1"/>
+                <w:rFonts w:ascii="Arial" w:eastAsia="Arial" w:hAnsi="Arial" w:cs="Arial"/>
+                <w:b/>
                 <w:sz w:val="24"/>
                 <w:szCs w:val="24"/>
               </w:rPr>
             </w:pPr>
             <w:r>
               <w:rPr>
-                <w:rFonts w:ascii="Arial" w:cs="Arial" w:eastAsia="Arial" w:hAnsi="Arial"/>
-                <w:b w:val="1"/>
-                <w:sz w:val="24"/>
-                <w:szCs w:val="24"/>
-                <w:rtl w:val="0"/>
-              </w:rPr>
-              <w:t xml:space="preserve">Conceitos envolvidos</w:t>
+                <w:rFonts w:ascii="Arial" w:eastAsia="Arial" w:hAnsi="Arial" w:cs="Arial"/>
+                <w:b/>
+                <w:sz w:val="24"/>
+                <w:szCs w:val="24"/>
+              </w:rPr>
+              <w:t>Conceitos envolvidos</w:t>
             </w:r>
           </w:p>
         </w:tc>
         <w:tc>
           <w:tcPr>
+            <w:tcW w:w="4247" w:type="dxa"/>
             <w:vAlign w:val="center"/>
           </w:tcPr>
           <w:p>
             <w:pPr>
               <w:rPr>
-                <w:rFonts w:ascii="Arial" w:cs="Arial" w:eastAsia="Arial" w:hAnsi="Arial"/>
+                <w:rFonts w:ascii="Arial" w:eastAsia="Arial" w:hAnsi="Arial" w:cs="Arial"/>
                 <w:sz w:val="24"/>
                 <w:szCs w:val="24"/>
               </w:rPr>
             </w:pPr>
             <w:r>
               <w:rPr>
-                <w:rFonts w:ascii="Arial" w:cs="Arial" w:eastAsia="Arial" w:hAnsi="Arial"/>
-                <w:sz w:val="24"/>
-                <w:szCs w:val="24"/>
-                <w:rtl w:val="0"/>
-              </w:rPr>
-              <w:t xml:space="preserve">FTP, Brute Force, john, gpg2john</w:t>
+                <w:rFonts w:ascii="Arial" w:eastAsia="Arial" w:hAnsi="Arial" w:cs="Arial"/>
+                <w:sz w:val="24"/>
+                <w:szCs w:val="24"/>
+              </w:rPr>
+              <w:t>FTP, Brute Force, john, gpg2john</w:t>
             </w:r>
           </w:p>
         </w:tc>
       </w:tr>
       <w:tr>
         <w:trPr>
-          <w:cantSplit w:val="0"/>
-          <w:trHeight w:val="412" w:hRule="atLeast"/>
-          <w:tblHeader w:val="0"/>
+          <w:trHeight w:val="412"/>
         </w:trPr>
         <w:tc>
           <w:tcPr>
+            <w:tcW w:w="4247" w:type="dxa"/>
             <w:vAlign w:val="center"/>
           </w:tcPr>
           <w:p>
             <w:pPr>
               <w:rPr>
-                <w:rFonts w:ascii="Arial" w:cs="Arial" w:eastAsia="Arial" w:hAnsi="Arial"/>
-                <w:b w:val="1"/>
+                <w:rFonts w:ascii="Arial" w:eastAsia="Arial" w:hAnsi="Arial" w:cs="Arial"/>
+                <w:b/>
                 <w:sz w:val="24"/>
                 <w:szCs w:val="24"/>
               </w:rPr>
             </w:pPr>
             <w:r>
               <w:rPr>
-                <w:rFonts w:ascii="Arial" w:cs="Arial" w:eastAsia="Arial" w:hAnsi="Arial"/>
-                <w:b w:val="1"/>
-                <w:sz w:val="24"/>
-                <w:szCs w:val="24"/>
-                <w:rtl w:val="0"/>
-              </w:rPr>
-              <w:t xml:space="preserve">Plataforma</w:t>
+                <w:rFonts w:ascii="Arial" w:eastAsia="Arial" w:hAnsi="Arial" w:cs="Arial"/>
+                <w:b/>
+                <w:sz w:val="24"/>
+                <w:szCs w:val="24"/>
+              </w:rPr>
+              <w:t>Plataforma</w:t>
             </w:r>
           </w:p>
         </w:tc>
         <w:tc>
           <w:tcPr>
+            <w:tcW w:w="4247" w:type="dxa"/>
             <w:vAlign w:val="center"/>
           </w:tcPr>
           <w:p>
             <w:pPr>
               <w:rPr>
-                <w:rFonts w:ascii="Arial" w:cs="Arial" w:eastAsia="Arial" w:hAnsi="Arial"/>
+                <w:rFonts w:ascii="Arial" w:eastAsia="Arial" w:hAnsi="Arial" w:cs="Arial"/>
                 <w:sz w:val="24"/>
                 <w:szCs w:val="24"/>
               </w:rPr>
             </w:pPr>
             <w:r>
               <w:rPr>
-                <w:rFonts w:ascii="Arial" w:cs="Arial" w:eastAsia="Arial" w:hAnsi="Arial"/>
-                <w:sz w:val="24"/>
-                <w:szCs w:val="24"/>
-                <w:rtl w:val="0"/>
-              </w:rPr>
-              <w:t xml:space="preserve">Tryhackme</w:t>
+                <w:rFonts w:ascii="Arial" w:eastAsia="Arial" w:hAnsi="Arial" w:cs="Arial"/>
+                <w:sz w:val="24"/>
+                <w:szCs w:val="24"/>
+              </w:rPr>
+              <w:t>Tryhackme</w:t>
             </w:r>
           </w:p>
         </w:tc>
       </w:tr>
       <w:tr>
         <w:trPr>
-          <w:cantSplit w:val="0"/>
-          <w:trHeight w:val="412" w:hRule="atLeast"/>
-          <w:tblHeader w:val="0"/>
+          <w:trHeight w:val="412"/>
         </w:trPr>
         <w:tc>
           <w:tcPr>
+            <w:tcW w:w="4247" w:type="dxa"/>
             <w:vAlign w:val="center"/>
           </w:tcPr>
           <w:p>
             <w:pPr>
               <w:rPr>
-                <w:rFonts w:ascii="Arial" w:cs="Arial" w:eastAsia="Arial" w:hAnsi="Arial"/>
-                <w:b w:val="1"/>
+                <w:rFonts w:ascii="Arial" w:eastAsia="Arial" w:hAnsi="Arial" w:cs="Arial"/>
+                <w:b/>
                 <w:sz w:val="24"/>
                 <w:szCs w:val="24"/>
               </w:rPr>
             </w:pPr>
             <w:r>
               <w:rPr>
-                <w:rFonts w:ascii="Arial" w:cs="Arial" w:eastAsia="Arial" w:hAnsi="Arial"/>
-                <w:b w:val="1"/>
-                <w:sz w:val="24"/>
-                <w:szCs w:val="24"/>
-                <w:rtl w:val="0"/>
+                <w:rFonts w:ascii="Arial" w:eastAsia="Arial" w:hAnsi="Arial" w:cs="Arial"/>
+                <w:b/>
+                <w:sz w:val="24"/>
+                <w:szCs w:val="24"/>
               </w:rPr>
               <w:t xml:space="preserve">Área </w:t>
             </w:r>
@@ -1437,24 +1330,24 @@
         </w:tc>
         <w:tc>
           <w:tcPr>
+            <w:tcW w:w="4247" w:type="dxa"/>
             <w:vAlign w:val="center"/>
           </w:tcPr>
           <w:p>
             <w:pPr>
               <w:rPr>
-                <w:rFonts w:ascii="Arial" w:cs="Arial" w:eastAsia="Arial" w:hAnsi="Arial"/>
+                <w:rFonts w:ascii="Arial" w:eastAsia="Arial" w:hAnsi="Arial" w:cs="Arial"/>
                 <w:sz w:val="24"/>
                 <w:szCs w:val="24"/>
               </w:rPr>
             </w:pPr>
             <w:r>
               <w:rPr>
-                <w:rFonts w:ascii="Arial" w:cs="Arial" w:eastAsia="Arial" w:hAnsi="Arial"/>
-                <w:sz w:val="24"/>
-                <w:szCs w:val="24"/>
-                <w:rtl w:val="0"/>
-              </w:rPr>
-              <w:t xml:space="preserve">Red</w:t>
+                <w:rFonts w:ascii="Arial" w:eastAsia="Arial" w:hAnsi="Arial" w:cs="Arial"/>
+                <w:sz w:val="24"/>
+                <w:szCs w:val="24"/>
+              </w:rPr>
+              <w:t>Red</w:t>
             </w:r>
           </w:p>
         </w:tc>
@@ -1462,45 +1355,40 @@
     </w:tbl>
     <w:p>
       <w:pPr>
-        <w:keepNext w:val="1"/>
-        <w:keepLines w:val="1"/>
+        <w:keepNext/>
+        <w:keepLines/>
         <w:pBdr>
-          <w:top w:space="0" w:sz="0" w:val="nil"/>
-          <w:left w:space="0" w:sz="0" w:val="nil"/>
-          <w:bottom w:space="0" w:sz="0" w:val="nil"/>
-          <w:right w:space="0" w:sz="0" w:val="nil"/>
-          <w:between w:space="0" w:sz="0" w:val="nil"/>
+          <w:top w:val="nil"/>
+          <w:left w:val="nil"/>
+          <w:bottom w:val="nil"/>
+          <w:right w:val="nil"/>
+          <w:between w:val="nil"/>
         </w:pBdr>
-        <w:spacing w:after="0" w:before="240" w:lineRule="auto"/>
-        <w:rPr>
-          <w:rFonts w:ascii="Arial" w:cs="Arial" w:eastAsia="Arial" w:hAnsi="Arial"/>
-          <w:b w:val="1"/>
+        <w:spacing w:before="240" w:after="0"/>
+        <w:rPr>
+          <w:rFonts w:ascii="Arial" w:eastAsia="Arial" w:hAnsi="Arial" w:cs="Arial"/>
+          <w:b/>
           <w:color w:val="000000"/>
           <w:sz w:val="32"/>
           <w:szCs w:val="32"/>
         </w:rPr>
       </w:pPr>
-      <w:r>
-        <w:rPr>
-          <w:rtl w:val="0"/>
-        </w:rPr>
-      </w:r>
-    </w:p>
-    <w:p>
-      <w:pPr>
-        <w:keepNext w:val="1"/>
-        <w:keepLines w:val="1"/>
+    </w:p>
+    <w:p>
+      <w:pPr>
+        <w:keepNext/>
+        <w:keepLines/>
         <w:pBdr>
-          <w:top w:space="0" w:sz="0" w:val="nil"/>
-          <w:left w:space="0" w:sz="0" w:val="nil"/>
-          <w:bottom w:space="0" w:sz="0" w:val="nil"/>
-          <w:right w:space="0" w:sz="0" w:val="nil"/>
-          <w:between w:space="0" w:sz="0" w:val="nil"/>
+          <w:top w:val="nil"/>
+          <w:left w:val="nil"/>
+          <w:bottom w:val="nil"/>
+          <w:right w:val="nil"/>
+          <w:between w:val="nil"/>
         </w:pBdr>
-        <w:spacing w:after="0" w:before="240" w:lineRule="auto"/>
-        <w:rPr>
-          <w:rFonts w:ascii="Arial" w:cs="Arial" w:eastAsia="Arial" w:hAnsi="Arial"/>
-          <w:b w:val="1"/>
+        <w:spacing w:before="240" w:after="0"/>
+        <w:rPr>
+          <w:rFonts w:ascii="Arial" w:eastAsia="Arial" w:hAnsi="Arial" w:cs="Arial"/>
+          <w:b/>
           <w:color w:val="000000"/>
           <w:sz w:val="32"/>
           <w:szCs w:val="32"/>
@@ -1508,14 +1396,13 @@
       </w:pPr>
       <w:r>
         <w:rPr>
-          <w:rFonts w:ascii="Arial" w:cs="Arial" w:eastAsia="Arial" w:hAnsi="Arial"/>
-          <w:b w:val="1"/>
+          <w:rFonts w:ascii="Arial" w:eastAsia="Arial" w:hAnsi="Arial" w:cs="Arial"/>
+          <w:b/>
           <w:color w:val="000000"/>
           <w:sz w:val="32"/>
           <w:szCs w:val="32"/>
-          <w:rtl w:val="0"/>
-        </w:rPr>
-        <w:t xml:space="preserve">Sumário</w:t>
+        </w:rPr>
+        <w:t>Sumário</w:t>
       </w:r>
     </w:p>
     <w:sdt>
@@ -1523,23 +1410,23 @@
         <w:id w:val="-1809884867"/>
         <w:docPartObj>
           <w:docPartGallery w:val="Table of Contents"/>
-          <w:docPartUnique w:val="1"/>
+          <w:docPartUnique/>
         </w:docPartObj>
       </w:sdtPr>
       <w:sdtContent>
         <w:p>
           <w:pPr>
             <w:pBdr>
-              <w:top w:space="0" w:sz="0" w:val="nil"/>
-              <w:left w:space="0" w:sz="0" w:val="nil"/>
-              <w:bottom w:space="0" w:sz="0" w:val="nil"/>
-              <w:right w:space="0" w:sz="0" w:val="nil"/>
-              <w:between w:space="0" w:sz="0" w:val="nil"/>
+              <w:top w:val="nil"/>
+              <w:left w:val="nil"/>
+              <w:bottom w:val="nil"/>
+              <w:right w:val="nil"/>
+              <w:between w:val="nil"/>
             </w:pBdr>
             <w:tabs>
-              <w:tab w:val="right" w:leader="none" w:pos="8494"/>
+              <w:tab w:val="right" w:pos="8494"/>
             </w:tabs>
-            <w:spacing w:after="100" w:lineRule="auto"/>
+            <w:spacing w:after="100"/>
             <w:rPr>
               <w:color w:val="000000"/>
               <w:sz w:val="24"/>
@@ -1548,39 +1435,42 @@
           </w:pPr>
           <w:r>
             <w:fldChar w:fldCharType="begin"/>
+          </w:r>
+          <w:r>
             <w:instrText xml:space="preserve"> TOC \h \u \z \t "Heading 1,1,Heading 2,2,Heading 3,3,"</w:instrText>
+          </w:r>
+          <w:r>
             <w:fldChar w:fldCharType="separate"/>
           </w:r>
           <w:hyperlink w:anchor="_heading=h.gjdgxs">
             <w:r>
               <w:rPr>
                 <w:color w:val="000000"/>
-                <w:rtl w:val="0"/>
-              </w:rPr>
-              <w:t xml:space="preserve">Contextualização</w:t>
+              </w:rPr>
+              <w:t>Contextualização</w:t>
+            </w:r>
+            <w:r>
+              <w:rPr>
+                <w:color w:val="000000"/>
+              </w:rPr>
               <w:tab/>
-              <w:t xml:space="preserve">3</w:t>
+              <w:t>3</w:t>
             </w:r>
           </w:hyperlink>
-          <w:r>
-            <w:rPr>
-              <w:rtl w:val="0"/>
-            </w:rPr>
-          </w:r>
         </w:p>
         <w:p>
           <w:pPr>
             <w:pBdr>
-              <w:top w:space="0" w:sz="0" w:val="nil"/>
-              <w:left w:space="0" w:sz="0" w:val="nil"/>
-              <w:bottom w:space="0" w:sz="0" w:val="nil"/>
-              <w:right w:space="0" w:sz="0" w:val="nil"/>
-              <w:between w:space="0" w:sz="0" w:val="nil"/>
+              <w:top w:val="nil"/>
+              <w:left w:val="nil"/>
+              <w:bottom w:val="nil"/>
+              <w:right w:val="nil"/>
+              <w:between w:val="nil"/>
             </w:pBdr>
             <w:tabs>
-              <w:tab w:val="right" w:leader="none" w:pos="8494"/>
+              <w:tab w:val="right" w:pos="8494"/>
             </w:tabs>
-            <w:spacing w:after="100" w:lineRule="auto"/>
+            <w:spacing w:after="100"/>
             <w:rPr>
               <w:color w:val="000000"/>
               <w:sz w:val="24"/>
@@ -1591,33 +1481,32 @@
             <w:r>
               <w:rPr>
                 <w:color w:val="000000"/>
-                <w:rtl w:val="0"/>
-              </w:rPr>
-              <w:t xml:space="preserve">Desenvolvimento</w:t>
+              </w:rPr>
+              <w:t>Desenvolvimento</w:t>
+            </w:r>
+            <w:r>
+              <w:rPr>
+                <w:color w:val="000000"/>
+              </w:rPr>
               <w:tab/>
-              <w:t xml:space="preserve">3</w:t>
+              <w:t>3</w:t>
             </w:r>
           </w:hyperlink>
-          <w:r>
-            <w:rPr>
-              <w:rtl w:val="0"/>
-            </w:rPr>
-          </w:r>
         </w:p>
         <w:p>
           <w:pPr>
             <w:pBdr>
-              <w:top w:space="0" w:sz="0" w:val="nil"/>
-              <w:left w:space="0" w:sz="0" w:val="nil"/>
-              <w:bottom w:space="0" w:sz="0" w:val="nil"/>
-              <w:right w:space="0" w:sz="0" w:val="nil"/>
-              <w:between w:space="0" w:sz="0" w:val="nil"/>
+              <w:top w:val="nil"/>
+              <w:left w:val="nil"/>
+              <w:bottom w:val="nil"/>
+              <w:right w:val="nil"/>
+              <w:between w:val="nil"/>
             </w:pBdr>
             <w:tabs>
-              <w:tab w:val="right" w:leader="none" w:pos="8494"/>
+              <w:tab w:val="right" w:pos="8494"/>
             </w:tabs>
-            <w:spacing w:after="100" w:lineRule="auto"/>
-            <w:ind w:left="220" w:firstLine="0"/>
+            <w:spacing w:after="100"/>
+            <w:ind w:left="220"/>
             <w:rPr>
               <w:color w:val="000000"/>
               <w:sz w:val="24"/>
@@ -1627,40 +1516,33 @@
           <w:r>
             <w:rPr>
               <w:color w:val="000000"/>
-              <w:rtl w:val="0"/>
             </w:rPr>
-            <w:t xml:space="preserve">user.txt</w:t>
+            <w:t>user.txt</w:t>
           </w:r>
           <w:hyperlink w:anchor="_heading=h.3znysh7">
             <w:r>
               <w:rPr>
                 <w:color w:val="000000"/>
-                <w:rtl w:val="0"/>
               </w:rPr>
               <w:tab/>
-              <w:t xml:space="preserve">3</w:t>
+              <w:t>3</w:t>
             </w:r>
           </w:hyperlink>
-          <w:r>
-            <w:rPr>
-              <w:rtl w:val="0"/>
-            </w:rPr>
-          </w:r>
         </w:p>
         <w:p>
           <w:pPr>
             <w:pBdr>
-              <w:top w:space="0" w:sz="0" w:val="nil"/>
-              <w:left w:space="0" w:sz="0" w:val="nil"/>
-              <w:bottom w:space="0" w:sz="0" w:val="nil"/>
-              <w:right w:space="0" w:sz="0" w:val="nil"/>
-              <w:between w:space="0" w:sz="0" w:val="nil"/>
+              <w:top w:val="nil"/>
+              <w:left w:val="nil"/>
+              <w:bottom w:val="nil"/>
+              <w:right w:val="nil"/>
+              <w:between w:val="nil"/>
             </w:pBdr>
             <w:tabs>
-              <w:tab w:val="right" w:leader="none" w:pos="8494"/>
+              <w:tab w:val="right" w:pos="8494"/>
             </w:tabs>
-            <w:spacing w:after="100" w:lineRule="auto"/>
-            <w:ind w:left="220" w:firstLine="0"/>
+            <w:spacing w:after="100"/>
+            <w:ind w:left="220"/>
             <w:rPr>
               <w:color w:val="000000"/>
               <w:sz w:val="24"/>
@@ -1670,15 +1552,13 @@
           <w:r>
             <w:rPr>
               <w:color w:val="000000"/>
-              <w:rtl w:val="0"/>
             </w:rPr>
-            <w:t xml:space="preserve">root.txt</w:t>
+            <w:t>root.txt</w:t>
           </w:r>
           <w:hyperlink w:anchor="_heading=h.2et92p0">
             <w:r>
               <w:rPr>
                 <w:color w:val="000000"/>
-                <w:rtl w:val="0"/>
               </w:rPr>
               <w:tab/>
             </w:r>
@@ -1687,30 +1567,23 @@
             <w:rPr>
               <w:sz w:val="24"/>
               <w:szCs w:val="24"/>
-              <w:rtl w:val="0"/>
             </w:rPr>
-            <w:t xml:space="preserve">4</w:t>
-          </w:r>
-          <w:r>
-            <w:rPr>
-              <w:rtl w:val="0"/>
-            </w:rPr>
+            <w:t>4</w:t>
           </w:r>
         </w:p>
         <w:p>
           <w:pPr>
             <w:pBdr>
-              <w:top w:space="0" w:sz="0" w:val="nil"/>
-              <w:left w:space="0" w:sz="0" w:val="nil"/>
-              <w:bottom w:space="0" w:sz="0" w:val="nil"/>
-              <w:right w:space="0" w:sz="0" w:val="nil"/>
-              <w:between w:space="0" w:sz="0" w:val="nil"/>
+              <w:top w:val="nil"/>
+              <w:left w:val="nil"/>
+              <w:bottom w:val="nil"/>
+              <w:right w:val="nil"/>
+              <w:between w:val="nil"/>
             </w:pBdr>
             <w:tabs>
-              <w:tab w:val="right" w:leader="none" w:pos="8494"/>
+              <w:tab w:val="right" w:pos="8494"/>
             </w:tabs>
-            <w:spacing w:after="100" w:lineRule="auto"/>
-            <w:ind w:left="0" w:firstLine="0"/>
+            <w:spacing w:after="100"/>
             <w:rPr>
               <w:color w:val="000000"/>
               <w:sz w:val="24"/>
@@ -1721,9 +1594,13 @@
             <w:r>
               <w:rPr>
                 <w:color w:val="000000"/>
-                <w:rtl w:val="0"/>
-              </w:rPr>
-              <w:t xml:space="preserve">Conclusão</w:t>
+              </w:rPr>
+              <w:t>Conclusão</w:t>
+            </w:r>
+            <w:r>
+              <w:rPr>
+                <w:color w:val="000000"/>
+              </w:rPr>
               <w:tab/>
             </w:r>
           </w:hyperlink>
@@ -1731,29 +1608,23 @@
             <w:rPr>
               <w:sz w:val="24"/>
               <w:szCs w:val="24"/>
-              <w:rtl w:val="0"/>
             </w:rPr>
-            <w:t xml:space="preserve">7</w:t>
-          </w:r>
-          <w:r>
-            <w:rPr>
-              <w:rtl w:val="0"/>
-            </w:rPr>
+            <w:t>7</w:t>
           </w:r>
         </w:p>
         <w:p>
           <w:pPr>
             <w:pBdr>
-              <w:top w:space="0" w:sz="0" w:val="nil"/>
-              <w:left w:space="0" w:sz="0" w:val="nil"/>
-              <w:bottom w:space="0" w:sz="0" w:val="nil"/>
-              <w:right w:space="0" w:sz="0" w:val="nil"/>
-              <w:between w:space="0" w:sz="0" w:val="nil"/>
+              <w:top w:val="nil"/>
+              <w:left w:val="nil"/>
+              <w:bottom w:val="nil"/>
+              <w:right w:val="nil"/>
+              <w:between w:val="nil"/>
             </w:pBdr>
             <w:tabs>
-              <w:tab w:val="right" w:leader="none" w:pos="8494"/>
+              <w:tab w:val="right" w:pos="8494"/>
             </w:tabs>
-            <w:spacing w:after="100" w:lineRule="auto"/>
+            <w:spacing w:after="100"/>
             <w:rPr>
               <w:color w:val="000000"/>
               <w:sz w:val="24"/>
@@ -1764,26 +1635,12 @@
             <w:r>
               <w:rPr>
                 <w:color w:val="000000"/>
-                <w:rtl w:val="0"/>
               </w:rPr>
               <w:tab/>
             </w:r>
           </w:hyperlink>
-          <w:r>
-            <w:rPr>
-              <w:rtl w:val="0"/>
-            </w:rPr>
-          </w:r>
         </w:p>
         <w:p>
-          <w:pPr>
-            <w:rPr/>
-          </w:pPr>
-          <w:r>
-            <w:rPr>
-              <w:rtl w:val="0"/>
-            </w:rPr>
-          </w:r>
           <w:r>
             <w:fldChar w:fldCharType="end"/>
           </w:r>
@@ -1793,378 +1650,336 @@
     <w:p>
       <w:pPr>
         <w:rPr>
-          <w:rFonts w:ascii="Arial" w:cs="Arial" w:eastAsia="Arial" w:hAnsi="Arial"/>
-          <w:b w:val="1"/>
-          <w:sz w:val="24"/>
-          <w:szCs w:val="24"/>
-        </w:rPr>
-      </w:pPr>
-      <w:r>
-        <w:rPr>
-          <w:rtl w:val="0"/>
-        </w:rPr>
-      </w:r>
-    </w:p>
-    <w:p>
-      <w:pPr>
-        <w:rPr>
-          <w:rFonts w:ascii="Arial" w:cs="Arial" w:eastAsia="Arial" w:hAnsi="Arial"/>
-          <w:b w:val="1"/>
-          <w:sz w:val="24"/>
-          <w:szCs w:val="24"/>
-        </w:rPr>
-      </w:pPr>
-      <w:r>
-        <w:rPr>
-          <w:rtl w:val="0"/>
-        </w:rPr>
-      </w:r>
-    </w:p>
-    <w:p>
-      <w:pPr>
-        <w:rPr>
-          <w:rFonts w:ascii="Arial" w:cs="Arial" w:eastAsia="Arial" w:hAnsi="Arial"/>
-          <w:b w:val="1"/>
-          <w:sz w:val="24"/>
-          <w:szCs w:val="24"/>
-        </w:rPr>
-      </w:pPr>
-      <w:r>
-        <w:rPr>
-          <w:rtl w:val="0"/>
-        </w:rPr>
-      </w:r>
-    </w:p>
-    <w:p>
-      <w:pPr>
-        <w:rPr>
-          <w:rFonts w:ascii="Arial" w:cs="Arial" w:eastAsia="Arial" w:hAnsi="Arial"/>
-          <w:b w:val="1"/>
-          <w:sz w:val="24"/>
-          <w:szCs w:val="24"/>
-        </w:rPr>
-      </w:pPr>
-      <w:r>
-        <w:rPr>
-          <w:rtl w:val="0"/>
-        </w:rPr>
-      </w:r>
-    </w:p>
-    <w:p>
-      <w:pPr>
-        <w:rPr>
-          <w:rFonts w:ascii="Arial" w:cs="Arial" w:eastAsia="Arial" w:hAnsi="Arial"/>
-          <w:b w:val="1"/>
-          <w:sz w:val="24"/>
-          <w:szCs w:val="24"/>
-        </w:rPr>
-      </w:pPr>
-      <w:r>
-        <w:rPr>
-          <w:rtl w:val="0"/>
-        </w:rPr>
-      </w:r>
-    </w:p>
-    <w:p>
-      <w:pPr>
-        <w:rPr>
-          <w:rFonts w:ascii="Arial" w:cs="Arial" w:eastAsia="Arial" w:hAnsi="Arial"/>
-          <w:b w:val="1"/>
-          <w:sz w:val="24"/>
-          <w:szCs w:val="24"/>
-        </w:rPr>
-      </w:pPr>
-      <w:r>
-        <w:rPr>
-          <w:rtl w:val="0"/>
-        </w:rPr>
-      </w:r>
-    </w:p>
-    <w:p>
-      <w:pPr>
-        <w:rPr>
-          <w:rFonts w:ascii="Arial" w:cs="Arial" w:eastAsia="Arial" w:hAnsi="Arial"/>
-          <w:b w:val="1"/>
-          <w:sz w:val="24"/>
-          <w:szCs w:val="24"/>
-        </w:rPr>
-      </w:pPr>
-      <w:r>
-        <w:rPr>
-          <w:rtl w:val="0"/>
-        </w:rPr>
-      </w:r>
-    </w:p>
-    <w:p>
-      <w:pPr>
-        <w:rPr>
-          <w:rFonts w:ascii="Arial" w:cs="Arial" w:eastAsia="Arial" w:hAnsi="Arial"/>
-          <w:b w:val="1"/>
-          <w:sz w:val="24"/>
-          <w:szCs w:val="24"/>
-        </w:rPr>
-      </w:pPr>
-      <w:r>
-        <w:rPr>
-          <w:rtl w:val="0"/>
-        </w:rPr>
-      </w:r>
-    </w:p>
-    <w:p>
-      <w:pPr>
-        <w:rPr>
-          <w:rFonts w:ascii="Arial" w:cs="Arial" w:eastAsia="Arial" w:hAnsi="Arial"/>
-          <w:b w:val="1"/>
-          <w:sz w:val="24"/>
-          <w:szCs w:val="24"/>
-        </w:rPr>
-      </w:pPr>
-      <w:r>
-        <w:rPr>
-          <w:rtl w:val="0"/>
-        </w:rPr>
-      </w:r>
-    </w:p>
-    <w:p>
-      <w:pPr>
-        <w:rPr>
-          <w:rFonts w:ascii="Arial" w:cs="Arial" w:eastAsia="Arial" w:hAnsi="Arial"/>
-          <w:b w:val="1"/>
-          <w:sz w:val="24"/>
-          <w:szCs w:val="24"/>
-        </w:rPr>
-      </w:pPr>
-      <w:r>
-        <w:rPr>
-          <w:rtl w:val="0"/>
-        </w:rPr>
-      </w:r>
-    </w:p>
-    <w:p>
-      <w:pPr>
-        <w:rPr>
-          <w:rFonts w:ascii="Arial" w:cs="Arial" w:eastAsia="Arial" w:hAnsi="Arial"/>
-          <w:b w:val="1"/>
-          <w:sz w:val="24"/>
-          <w:szCs w:val="24"/>
-        </w:rPr>
-      </w:pPr>
-      <w:r>
-        <w:rPr>
-          <w:rtl w:val="0"/>
-        </w:rPr>
-      </w:r>
+          <w:rFonts w:ascii="Arial" w:eastAsia="Arial" w:hAnsi="Arial" w:cs="Arial"/>
+          <w:b/>
+          <w:sz w:val="24"/>
+          <w:szCs w:val="24"/>
+        </w:rPr>
+      </w:pPr>
+    </w:p>
+    <w:p>
+      <w:pPr>
+        <w:rPr>
+          <w:rFonts w:ascii="Arial" w:eastAsia="Arial" w:hAnsi="Arial" w:cs="Arial"/>
+          <w:b/>
+          <w:sz w:val="24"/>
+          <w:szCs w:val="24"/>
+        </w:rPr>
+      </w:pPr>
+    </w:p>
+    <w:p>
+      <w:pPr>
+        <w:rPr>
+          <w:rFonts w:ascii="Arial" w:eastAsia="Arial" w:hAnsi="Arial" w:cs="Arial"/>
+          <w:b/>
+          <w:sz w:val="24"/>
+          <w:szCs w:val="24"/>
+        </w:rPr>
+      </w:pPr>
+    </w:p>
+    <w:p>
+      <w:pPr>
+        <w:rPr>
+          <w:rFonts w:ascii="Arial" w:eastAsia="Arial" w:hAnsi="Arial" w:cs="Arial"/>
+          <w:b/>
+          <w:sz w:val="24"/>
+          <w:szCs w:val="24"/>
+        </w:rPr>
+      </w:pPr>
+    </w:p>
+    <w:p>
+      <w:pPr>
+        <w:rPr>
+          <w:rFonts w:ascii="Arial" w:eastAsia="Arial" w:hAnsi="Arial" w:cs="Arial"/>
+          <w:b/>
+          <w:sz w:val="24"/>
+          <w:szCs w:val="24"/>
+        </w:rPr>
+      </w:pPr>
+    </w:p>
+    <w:p>
+      <w:pPr>
+        <w:rPr>
+          <w:rFonts w:ascii="Arial" w:eastAsia="Arial" w:hAnsi="Arial" w:cs="Arial"/>
+          <w:b/>
+          <w:sz w:val="24"/>
+          <w:szCs w:val="24"/>
+        </w:rPr>
+      </w:pPr>
+    </w:p>
+    <w:p>
+      <w:pPr>
+        <w:rPr>
+          <w:rFonts w:ascii="Arial" w:eastAsia="Arial" w:hAnsi="Arial" w:cs="Arial"/>
+          <w:b/>
+          <w:sz w:val="24"/>
+          <w:szCs w:val="24"/>
+        </w:rPr>
+      </w:pPr>
+    </w:p>
+    <w:p>
+      <w:pPr>
+        <w:rPr>
+          <w:rFonts w:ascii="Arial" w:eastAsia="Arial" w:hAnsi="Arial" w:cs="Arial"/>
+          <w:b/>
+          <w:sz w:val="24"/>
+          <w:szCs w:val="24"/>
+        </w:rPr>
+      </w:pPr>
+    </w:p>
+    <w:p>
+      <w:pPr>
+        <w:rPr>
+          <w:rFonts w:ascii="Arial" w:eastAsia="Arial" w:hAnsi="Arial" w:cs="Arial"/>
+          <w:b/>
+          <w:sz w:val="24"/>
+          <w:szCs w:val="24"/>
+        </w:rPr>
+      </w:pPr>
+    </w:p>
+    <w:p>
+      <w:pPr>
+        <w:rPr>
+          <w:rFonts w:ascii="Arial" w:eastAsia="Arial" w:hAnsi="Arial" w:cs="Arial"/>
+          <w:b/>
+          <w:sz w:val="24"/>
+          <w:szCs w:val="24"/>
+        </w:rPr>
+      </w:pPr>
+    </w:p>
+    <w:p>
+      <w:pPr>
+        <w:rPr>
+          <w:rFonts w:ascii="Arial" w:eastAsia="Arial" w:hAnsi="Arial" w:cs="Arial"/>
+          <w:b/>
+          <w:sz w:val="24"/>
+          <w:szCs w:val="24"/>
+        </w:rPr>
+      </w:pPr>
     </w:p>
     <w:p>
       <w:pPr>
         <w:pBdr>
-          <w:top w:space="0" w:sz="0" w:val="nil"/>
-          <w:left w:space="0" w:sz="0" w:val="nil"/>
-          <w:bottom w:space="0" w:sz="0" w:val="nil"/>
-          <w:right w:space="0" w:sz="0" w:val="nil"/>
-          <w:between w:space="0" w:sz="0" w:val="nil"/>
+          <w:top w:val="nil"/>
+          <w:left w:val="nil"/>
+          <w:bottom w:val="nil"/>
+          <w:right w:val="nil"/>
+          <w:between w:val="nil"/>
         </w:pBdr>
         <w:spacing w:after="0" w:line="360" w:lineRule="auto"/>
         <w:rPr>
-          <w:rFonts w:ascii="Arial" w:cs="Arial" w:eastAsia="Arial" w:hAnsi="Arial"/>
-          <w:b w:val="1"/>
-          <w:smallCaps w:val="1"/>
+          <w:rFonts w:ascii="Arial" w:eastAsia="Arial" w:hAnsi="Arial" w:cs="Arial"/>
+          <w:b/>
+          <w:smallCaps/>
           <w:color w:val="000000"/>
           <w:sz w:val="32"/>
           <w:szCs w:val="32"/>
         </w:rPr>
       </w:pPr>
-      <w:bookmarkStart w:colFirst="0" w:colLast="0" w:name="_heading=h.gjdgxs" w:id="0"/>
+      <w:bookmarkStart w:id="0" w:name="_heading=h.gjdgxs" w:colFirst="0" w:colLast="0"/>
       <w:bookmarkEnd w:id="0"/>
       <w:r>
         <w:rPr>
-          <w:rtl w:val="0"/>
-        </w:rPr>
-      </w:r>
-    </w:p>
-    <w:p>
-      <w:pPr>
-        <w:pBdr>
-          <w:top w:space="0" w:sz="0" w:val="nil"/>
-          <w:left w:space="0" w:sz="0" w:val="nil"/>
-          <w:bottom w:space="0" w:sz="0" w:val="nil"/>
-          <w:right w:space="0" w:sz="0" w:val="nil"/>
-          <w:between w:space="0" w:sz="0" w:val="nil"/>
-        </w:pBdr>
-        <w:spacing w:after="0" w:line="360" w:lineRule="auto"/>
-        <w:rPr>
-          <w:rFonts w:ascii="Arial" w:cs="Arial" w:eastAsia="Arial" w:hAnsi="Arial"/>
-          <w:b w:val="1"/>
-          <w:smallCaps w:val="1"/>
+          <w:rFonts w:ascii="Arial" w:eastAsia="Arial" w:hAnsi="Arial" w:cs="Arial"/>
+          <w:b/>
+          <w:smallCaps/>
           <w:color w:val="000000"/>
           <w:sz w:val="32"/>
           <w:szCs w:val="32"/>
         </w:rPr>
-      </w:pPr>
-      <w:r>
-        <w:rPr>
-          <w:rFonts w:ascii="Arial" w:cs="Arial" w:eastAsia="Arial" w:hAnsi="Arial"/>
-          <w:b w:val="1"/>
-          <w:smallCaps w:val="1"/>
+        <w:br w:type="page"/>
+      </w:r>
+    </w:p>
+    <w:p>
+      <w:pPr>
+        <w:pBdr>
+          <w:top w:val="nil"/>
+          <w:left w:val="nil"/>
+          <w:bottom w:val="nil"/>
+          <w:right w:val="nil"/>
+          <w:between w:val="nil"/>
+        </w:pBdr>
+        <w:spacing w:after="0" w:line="360" w:lineRule="auto"/>
+        <w:rPr>
+          <w:rFonts w:ascii="Arial" w:eastAsia="Arial" w:hAnsi="Arial" w:cs="Arial"/>
+          <w:b/>
+          <w:smallCaps/>
           <w:color w:val="000000"/>
           <w:sz w:val="32"/>
           <w:szCs w:val="32"/>
-          <w:rtl w:val="0"/>
-        </w:rPr>
-        <w:t xml:space="preserve">Contextualização</w:t>
-      </w:r>
-    </w:p>
-    <w:p>
-      <w:pPr>
-        <w:rPr>
-          <w:rFonts w:ascii="Arial" w:cs="Arial" w:eastAsia="Arial" w:hAnsi="Arial"/>
-          <w:sz w:val="24"/>
-          <w:szCs w:val="24"/>
-        </w:rPr>
-      </w:pPr>
-      <w:r>
-        <w:rPr>
-          <w:rFonts w:ascii="Arial" w:cs="Arial" w:eastAsia="Arial" w:hAnsi="Arial"/>
-          <w:sz w:val="24"/>
-          <w:szCs w:val="24"/>
-          <w:rtl w:val="0"/>
-        </w:rPr>
-        <w:t xml:space="preserve">O CTF Anonforce é um desafio simples no qual é possível treinar aspectos muito utilizados como exploração do serviço FTP e quebra de hash code.</w:t>
-      </w:r>
-    </w:p>
-    <w:p>
-      <w:pPr>
-        <w:rPr>
-          <w:rFonts w:ascii="Arial" w:cs="Arial" w:eastAsia="Arial" w:hAnsi="Arial"/>
-          <w:sz w:val="24"/>
-          <w:szCs w:val="24"/>
-        </w:rPr>
-      </w:pPr>
-      <w:r>
-        <w:rPr>
-          <w:rtl w:val="0"/>
-        </w:rPr>
-      </w:r>
+        </w:rPr>
+      </w:pPr>
     </w:p>
     <w:p>
       <w:pPr>
         <w:pBdr>
-          <w:top w:space="0" w:sz="0" w:val="nil"/>
-          <w:left w:space="0" w:sz="0" w:val="nil"/>
-          <w:bottom w:space="0" w:sz="0" w:val="nil"/>
-          <w:right w:space="0" w:sz="0" w:val="nil"/>
-          <w:between w:space="0" w:sz="0" w:val="nil"/>
+          <w:top w:val="nil"/>
+          <w:left w:val="nil"/>
+          <w:bottom w:val="nil"/>
+          <w:right w:val="nil"/>
+          <w:between w:val="nil"/>
         </w:pBdr>
         <w:spacing w:after="0" w:line="360" w:lineRule="auto"/>
         <w:rPr>
-          <w:rFonts w:ascii="Arial" w:cs="Arial" w:eastAsia="Arial" w:hAnsi="Arial"/>
-          <w:b w:val="1"/>
-          <w:smallCaps w:val="1"/>
+          <w:rFonts w:ascii="Arial" w:eastAsia="Arial" w:hAnsi="Arial" w:cs="Arial"/>
+          <w:b/>
+          <w:smallCaps/>
           <w:color w:val="000000"/>
           <w:sz w:val="32"/>
           <w:szCs w:val="32"/>
         </w:rPr>
       </w:pPr>
-      <w:bookmarkStart w:colFirst="0" w:colLast="0" w:name="_heading=h.1fob9te" w:id="1"/>
-      <w:bookmarkEnd w:id="1"/>
       <w:r>
         <w:rPr>
-          <w:rFonts w:ascii="Arial" w:cs="Arial" w:eastAsia="Arial" w:hAnsi="Arial"/>
-          <w:b w:val="1"/>
-          <w:smallCaps w:val="1"/>
+          <w:rFonts w:ascii="Arial" w:eastAsia="Arial" w:hAnsi="Arial" w:cs="Arial"/>
+          <w:b/>
+          <w:smallCaps/>
           <w:color w:val="000000"/>
           <w:sz w:val="32"/>
           <w:szCs w:val="32"/>
-          <w:rtl w:val="0"/>
-        </w:rPr>
-        <w:t xml:space="preserve">Desenvolvimento</w:t>
+        </w:rPr>
+        <w:t>Contextualização</w:t>
       </w:r>
     </w:p>
     <w:p>
       <w:pPr>
+        <w:rPr>
+          <w:rFonts w:ascii="Arial" w:eastAsia="Arial" w:hAnsi="Arial" w:cs="Arial"/>
+          <w:sz w:val="24"/>
+          <w:szCs w:val="24"/>
+        </w:rPr>
+      </w:pPr>
+      <w:r>
+        <w:rPr>
+          <w:rFonts w:ascii="Arial" w:eastAsia="Arial" w:hAnsi="Arial" w:cs="Arial"/>
+          <w:sz w:val="24"/>
+          <w:szCs w:val="24"/>
+        </w:rPr>
+        <w:t>O CTF Anonforce é um desafio simples no qual é possível treinar aspectos muito utilizados como exploração do serviço FTP e quebra de hash code.</w:t>
+      </w:r>
+    </w:p>
+    <w:p>
+      <w:pPr>
+        <w:rPr>
+          <w:rFonts w:ascii="Arial" w:eastAsia="Arial" w:hAnsi="Arial" w:cs="Arial"/>
+          <w:sz w:val="24"/>
+          <w:szCs w:val="24"/>
+        </w:rPr>
+      </w:pPr>
+    </w:p>
+    <w:p>
+      <w:pPr>
         <w:pBdr>
-          <w:top w:space="0" w:sz="0" w:val="nil"/>
-          <w:left w:space="0" w:sz="0" w:val="nil"/>
-          <w:bottom w:space="0" w:sz="0" w:val="nil"/>
-          <w:right w:space="0" w:sz="0" w:val="nil"/>
-          <w:between w:space="0" w:sz="0" w:val="nil"/>
+          <w:top w:val="nil"/>
+          <w:left w:val="nil"/>
+          <w:bottom w:val="nil"/>
+          <w:right w:val="nil"/>
+          <w:between w:val="nil"/>
         </w:pBdr>
         <w:spacing w:after="0" w:line="360" w:lineRule="auto"/>
         <w:rPr>
-          <w:rFonts w:ascii="Arial" w:cs="Arial" w:eastAsia="Arial" w:hAnsi="Arial"/>
-          <w:b w:val="1"/>
-          <w:smallCaps w:val="1"/>
+          <w:rFonts w:ascii="Arial" w:eastAsia="Arial" w:hAnsi="Arial" w:cs="Arial"/>
+          <w:b/>
+          <w:smallCaps/>
           <w:color w:val="000000"/>
-          <w:sz w:val="24"/>
-          <w:szCs w:val="24"/>
-        </w:rPr>
-      </w:pPr>
-      <w:bookmarkStart w:colFirst="0" w:colLast="0" w:name="_heading=h.3znysh7" w:id="2"/>
+          <w:sz w:val="32"/>
+          <w:szCs w:val="32"/>
+        </w:rPr>
+      </w:pPr>
+      <w:bookmarkStart w:id="1" w:name="_heading=h.1fob9te" w:colFirst="0" w:colLast="0"/>
+      <w:bookmarkEnd w:id="1"/>
+      <w:r>
+        <w:rPr>
+          <w:rFonts w:ascii="Arial" w:eastAsia="Arial" w:hAnsi="Arial" w:cs="Arial"/>
+          <w:b/>
+          <w:smallCaps/>
+          <w:color w:val="000000"/>
+          <w:sz w:val="32"/>
+          <w:szCs w:val="32"/>
+        </w:rPr>
+        <w:t>Desenvolvimento</w:t>
+      </w:r>
+    </w:p>
+    <w:p>
+      <w:pPr>
+        <w:pBdr>
+          <w:top w:val="nil"/>
+          <w:left w:val="nil"/>
+          <w:bottom w:val="nil"/>
+          <w:right w:val="nil"/>
+          <w:between w:val="nil"/>
+        </w:pBdr>
+        <w:spacing w:after="0" w:line="360" w:lineRule="auto"/>
+        <w:rPr>
+          <w:rFonts w:ascii="Arial" w:eastAsia="Arial" w:hAnsi="Arial" w:cs="Arial"/>
+          <w:b/>
+          <w:smallCaps/>
+          <w:color w:val="000000"/>
+          <w:sz w:val="24"/>
+          <w:szCs w:val="24"/>
+        </w:rPr>
+      </w:pPr>
+      <w:bookmarkStart w:id="2" w:name="_heading=h.3znysh7" w:colFirst="0" w:colLast="0"/>
       <w:bookmarkEnd w:id="2"/>
       <w:r>
         <w:rPr>
-          <w:rFonts w:ascii="Arial" w:cs="Arial" w:eastAsia="Arial" w:hAnsi="Arial"/>
-          <w:b w:val="1"/>
-          <w:smallCaps w:val="1"/>
-          <w:sz w:val="24"/>
-          <w:szCs w:val="24"/>
-          <w:rtl w:val="0"/>
-        </w:rPr>
-        <w:t xml:space="preserve">user.txt</w:t>
+          <w:rFonts w:ascii="Arial" w:eastAsia="Arial" w:hAnsi="Arial" w:cs="Arial"/>
+          <w:b/>
+          <w:smallCaps/>
+          <w:sz w:val="24"/>
+          <w:szCs w:val="24"/>
+        </w:rPr>
+        <w:t>user.txt</w:t>
       </w:r>
+    </w:p>
+    <w:p>
+      <w:pPr>
+        <w:rPr>
+          <w:rFonts w:ascii="Arial" w:eastAsia="Arial" w:hAnsi="Arial" w:cs="Arial"/>
+          <w:sz w:val="24"/>
+          <w:szCs w:val="24"/>
+        </w:rPr>
+      </w:pPr>
       <w:r>
         <w:rPr>
-          <w:rtl w:val="0"/>
-        </w:rPr>
+          <w:rFonts w:ascii="Arial" w:eastAsia="Arial" w:hAnsi="Arial" w:cs="Arial"/>
+          <w:sz w:val="24"/>
+          <w:szCs w:val="24"/>
+        </w:rPr>
+        <w:t>Utilizei o comando nmap para verificar os serviços que estão rodando no servidor.</w:t>
       </w:r>
     </w:p>
     <w:p>
       <w:pPr>
         <w:rPr>
-          <w:rFonts w:ascii="Arial" w:cs="Arial" w:eastAsia="Arial" w:hAnsi="Arial"/>
+          <w:rFonts w:ascii="Arial" w:eastAsia="Arial" w:hAnsi="Arial" w:cs="Arial"/>
           <w:sz w:val="24"/>
           <w:szCs w:val="24"/>
         </w:rPr>
       </w:pPr>
       <w:r>
         <w:rPr>
-          <w:rFonts w:ascii="Arial" w:cs="Arial" w:eastAsia="Arial" w:hAnsi="Arial"/>
-          <w:sz w:val="24"/>
-          <w:szCs w:val="24"/>
-          <w:rtl w:val="0"/>
-        </w:rPr>
-        <w:t xml:space="preserve">Utilizei o comando nmap para verificar os serviços que estão rodando no servidor.</w:t>
-      </w:r>
-    </w:p>
-    <w:p>
-      <w:pPr>
-        <w:rPr>
-          <w:rFonts w:ascii="Arial" w:cs="Arial" w:eastAsia="Arial" w:hAnsi="Arial"/>
-          <w:sz w:val="24"/>
-          <w:szCs w:val="24"/>
-        </w:rPr>
-      </w:pPr>
-      <w:r>
-        <w:rPr>
-          <w:rFonts w:ascii="Arial" w:cs="Arial" w:eastAsia="Arial" w:hAnsi="Arial"/>
+          <w:rFonts w:ascii="Arial" w:eastAsia="Arial" w:hAnsi="Arial" w:cs="Arial"/>
+          <w:noProof/>
           <w:sz w:val="24"/>
           <w:szCs w:val="24"/>
         </w:rPr>
         <w:drawing>
-          <wp:inline distB="114300" distT="114300" distL="114300" distR="114300">
+          <wp:inline distT="114300" distB="114300" distL="114300" distR="114300" wp14:anchorId="56D62E4E" wp14:editId="71BB5693">
             <wp:extent cx="5399730" cy="1701800"/>
-            <wp:effectExtent b="0" l="0" r="0" t="0"/>
+            <wp:effectExtent l="0" t="0" r="0" b="0"/>
             <wp:docPr id="1030422479" name="image7.png"/>
-            <a:graphic>
+            <wp:cNvGraphicFramePr/>
+            <a:graphic xmlns:a="http://schemas.openxmlformats.org/drawingml/2006/main">
               <a:graphicData uri="http://schemas.openxmlformats.org/drawingml/2006/picture">
-                <pic:pic>
+                <pic:pic xmlns:pic="http://schemas.openxmlformats.org/drawingml/2006/picture">
                   <pic:nvPicPr>
                     <pic:cNvPr id="0" name="image7.png"/>
                     <pic:cNvPicPr preferRelativeResize="0"/>
                   </pic:nvPicPr>
                   <pic:blipFill>
                     <a:blip r:embed="rId8"/>
-                    <a:srcRect b="0" l="0" r="0" t="0"/>
+                    <a:srcRect/>
                     <a:stretch>
                       <a:fillRect/>
                     </a:stretch>
@@ -2174,7 +1989,9 @@
                       <a:off x="0" y="0"/>
                       <a:ext cx="5399730" cy="1701800"/>
                     </a:xfrm>
-                    <a:prstGeom prst="rect"/>
+                    <a:prstGeom prst="rect">
+                      <a:avLst/>
+                    </a:prstGeom>
                     <a:ln/>
                   </pic:spPr>
                 </pic:pic>
@@ -2183,59 +2000,55 @@
           </wp:inline>
         </w:drawing>
       </w:r>
+    </w:p>
+    <w:p>
+      <w:pPr>
+        <w:rPr>
+          <w:rFonts w:ascii="Arial" w:eastAsia="Arial" w:hAnsi="Arial" w:cs="Arial"/>
+          <w:sz w:val="24"/>
+          <w:szCs w:val="24"/>
+        </w:rPr>
+      </w:pPr>
       <w:r>
         <w:rPr>
-          <w:rtl w:val="0"/>
-        </w:rPr>
+          <w:rFonts w:ascii="Arial" w:eastAsia="Arial" w:hAnsi="Arial" w:cs="Arial"/>
+          <w:sz w:val="24"/>
+          <w:szCs w:val="24"/>
+        </w:rPr>
+        <w:t>Acesse o serviço FTP como anonymous.</w:t>
       </w:r>
     </w:p>
     <w:p>
       <w:pPr>
         <w:rPr>
-          <w:rFonts w:ascii="Arial" w:cs="Arial" w:eastAsia="Arial" w:hAnsi="Arial"/>
+          <w:rFonts w:ascii="Arial" w:eastAsia="Arial" w:hAnsi="Arial" w:cs="Arial"/>
           <w:sz w:val="24"/>
           <w:szCs w:val="24"/>
         </w:rPr>
       </w:pPr>
       <w:r>
         <w:rPr>
-          <w:rFonts w:ascii="Arial" w:cs="Arial" w:eastAsia="Arial" w:hAnsi="Arial"/>
-          <w:sz w:val="24"/>
-          <w:szCs w:val="24"/>
-          <w:rtl w:val="0"/>
-        </w:rPr>
-        <w:t xml:space="preserve">Acesse o serviço FTP como anonymous.</w:t>
-      </w:r>
-    </w:p>
-    <w:p>
-      <w:pPr>
-        <w:rPr>
-          <w:rFonts w:ascii="Arial" w:cs="Arial" w:eastAsia="Arial" w:hAnsi="Arial"/>
-          <w:sz w:val="24"/>
-          <w:szCs w:val="24"/>
-        </w:rPr>
-      </w:pPr>
-      <w:r>
-        <w:rPr>
-          <w:rFonts w:ascii="Arial" w:cs="Arial" w:eastAsia="Arial" w:hAnsi="Arial"/>
+          <w:rFonts w:ascii="Arial" w:eastAsia="Arial" w:hAnsi="Arial" w:cs="Arial"/>
+          <w:noProof/>
           <w:sz w:val="24"/>
           <w:szCs w:val="24"/>
         </w:rPr>
         <w:drawing>
-          <wp:inline distB="114300" distT="114300" distL="114300" distR="114300">
+          <wp:inline distT="114300" distB="114300" distL="114300" distR="114300" wp14:anchorId="3AF5495A" wp14:editId="6F0BD696">
             <wp:extent cx="4400550" cy="1562100"/>
-            <wp:effectExtent b="0" l="0" r="0" t="0"/>
+            <wp:effectExtent l="0" t="0" r="0" b="0"/>
             <wp:docPr id="1030422487" name="image4.png"/>
-            <a:graphic>
+            <wp:cNvGraphicFramePr/>
+            <a:graphic xmlns:a="http://schemas.openxmlformats.org/drawingml/2006/main">
               <a:graphicData uri="http://schemas.openxmlformats.org/drawingml/2006/picture">
-                <pic:pic>
+                <pic:pic xmlns:pic="http://schemas.openxmlformats.org/drawingml/2006/picture">
                   <pic:nvPicPr>
                     <pic:cNvPr id="0" name="image4.png"/>
                     <pic:cNvPicPr preferRelativeResize="0"/>
                   </pic:nvPicPr>
                   <pic:blipFill>
                     <a:blip r:embed="rId9"/>
-                    <a:srcRect b="0" l="0" r="0" t="0"/>
+                    <a:srcRect/>
                     <a:stretch>
                       <a:fillRect/>
                     </a:stretch>
@@ -2245,7 +2058,9 @@
                       <a:off x="0" y="0"/>
                       <a:ext cx="4400550" cy="1562100"/>
                     </a:xfrm>
-                    <a:prstGeom prst="rect"/>
+                    <a:prstGeom prst="rect">
+                      <a:avLst/>
+                    </a:prstGeom>
                     <a:ln/>
                   </pic:spPr>
                 </pic:pic>
@@ -2254,59 +2069,55 @@
           </wp:inline>
         </w:drawing>
       </w:r>
+    </w:p>
+    <w:p>
+      <w:pPr>
+        <w:rPr>
+          <w:rFonts w:ascii="Arial" w:eastAsia="Arial" w:hAnsi="Arial" w:cs="Arial"/>
+          <w:sz w:val="24"/>
+          <w:szCs w:val="24"/>
+        </w:rPr>
+      </w:pPr>
       <w:r>
         <w:rPr>
-          <w:rtl w:val="0"/>
-        </w:rPr>
+          <w:rFonts w:ascii="Arial" w:eastAsia="Arial" w:hAnsi="Arial" w:cs="Arial"/>
+          <w:sz w:val="24"/>
+          <w:szCs w:val="24"/>
+        </w:rPr>
+        <w:t>Ao acessar o diretório /home/melodias, encontrei o arquivo use.txt.</w:t>
       </w:r>
     </w:p>
     <w:p>
       <w:pPr>
         <w:rPr>
-          <w:rFonts w:ascii="Arial" w:cs="Arial" w:eastAsia="Arial" w:hAnsi="Arial"/>
+          <w:rFonts w:ascii="Arial" w:eastAsia="Arial" w:hAnsi="Arial" w:cs="Arial"/>
           <w:sz w:val="24"/>
           <w:szCs w:val="24"/>
         </w:rPr>
       </w:pPr>
       <w:r>
         <w:rPr>
-          <w:rFonts w:ascii="Arial" w:cs="Arial" w:eastAsia="Arial" w:hAnsi="Arial"/>
-          <w:sz w:val="24"/>
-          <w:szCs w:val="24"/>
-          <w:rtl w:val="0"/>
-        </w:rPr>
-        <w:t xml:space="preserve">Ao acessar o diretório /home/melodias, encontrei o arquivo use.txt.</w:t>
-      </w:r>
-    </w:p>
-    <w:p>
-      <w:pPr>
-        <w:rPr>
-          <w:rFonts w:ascii="Arial" w:cs="Arial" w:eastAsia="Arial" w:hAnsi="Arial"/>
-          <w:sz w:val="24"/>
-          <w:szCs w:val="24"/>
-        </w:rPr>
-      </w:pPr>
-      <w:r>
-        <w:rPr>
-          <w:rFonts w:ascii="Arial" w:cs="Arial" w:eastAsia="Arial" w:hAnsi="Arial"/>
+          <w:rFonts w:ascii="Arial" w:eastAsia="Arial" w:hAnsi="Arial" w:cs="Arial"/>
+          <w:noProof/>
           <w:sz w:val="24"/>
           <w:szCs w:val="24"/>
         </w:rPr>
         <w:drawing>
-          <wp:inline distB="114300" distT="114300" distL="114300" distR="114300">
+          <wp:inline distT="114300" distB="114300" distL="114300" distR="114300" wp14:anchorId="343430FA" wp14:editId="5147C3A8">
             <wp:extent cx="5399730" cy="1041400"/>
-            <wp:effectExtent b="0" l="0" r="0" t="0"/>
+            <wp:effectExtent l="0" t="0" r="0" b="0"/>
             <wp:docPr id="1030422493" name="image3.png"/>
-            <a:graphic>
+            <wp:cNvGraphicFramePr/>
+            <a:graphic xmlns:a="http://schemas.openxmlformats.org/drawingml/2006/main">
               <a:graphicData uri="http://schemas.openxmlformats.org/drawingml/2006/picture">
-                <pic:pic>
+                <pic:pic xmlns:pic="http://schemas.openxmlformats.org/drawingml/2006/picture">
                   <pic:nvPicPr>
                     <pic:cNvPr id="0" name="image3.png"/>
                     <pic:cNvPicPr preferRelativeResize="0"/>
                   </pic:nvPicPr>
                   <pic:blipFill>
                     <a:blip r:embed="rId10"/>
-                    <a:srcRect b="0" l="0" r="0" t="0"/>
+                    <a:srcRect/>
                     <a:stretch>
                       <a:fillRect/>
                     </a:stretch>
@@ -2316,7 +2127,9 @@
                       <a:off x="0" y="0"/>
                       <a:ext cx="5399730" cy="1041400"/>
                     </a:xfrm>
-                    <a:prstGeom prst="rect"/>
+                    <a:prstGeom prst="rect">
+                      <a:avLst/>
+                    </a:prstGeom>
                     <a:ln/>
                   </pic:spPr>
                 </pic:pic>
@@ -2325,59 +2138,81 @@
           </wp:inline>
         </w:drawing>
       </w:r>
+    </w:p>
+    <w:p>
+      <w:pPr>
+        <w:rPr>
+          <w:rFonts w:ascii="Arial" w:eastAsia="Arial" w:hAnsi="Arial" w:cs="Arial"/>
+          <w:sz w:val="24"/>
+          <w:szCs w:val="24"/>
+        </w:rPr>
+      </w:pPr>
       <w:r>
         <w:rPr>
-          <w:rtl w:val="0"/>
-        </w:rPr>
+          <w:rFonts w:ascii="Arial" w:eastAsia="Arial" w:hAnsi="Arial" w:cs="Arial"/>
+          <w:sz w:val="24"/>
+          <w:szCs w:val="24"/>
+        </w:rPr>
+        <w:br w:type="page"/>
       </w:r>
     </w:p>
     <w:p>
       <w:pPr>
         <w:rPr>
-          <w:rFonts w:ascii="Arial" w:cs="Arial" w:eastAsia="Arial" w:hAnsi="Arial"/>
+          <w:rFonts w:ascii="Arial" w:eastAsia="Arial" w:hAnsi="Arial" w:cs="Arial"/>
+          <w:sz w:val="24"/>
+          <w:szCs w:val="24"/>
+        </w:rPr>
+      </w:pPr>
+    </w:p>
+    <w:p>
+      <w:pPr>
+        <w:rPr>
+          <w:rFonts w:ascii="Arial" w:eastAsia="Arial" w:hAnsi="Arial" w:cs="Arial"/>
           <w:sz w:val="24"/>
           <w:szCs w:val="24"/>
         </w:rPr>
       </w:pPr>
       <w:r>
         <w:rPr>
-          <w:rFonts w:ascii="Arial" w:cs="Arial" w:eastAsia="Arial" w:hAnsi="Arial"/>
-          <w:sz w:val="24"/>
-          <w:szCs w:val="24"/>
-          <w:rtl w:val="0"/>
-        </w:rPr>
-        <w:t xml:space="preserve">Utilizei o comando get, para baixar o arquivo.</w:t>
+          <w:rFonts w:ascii="Arial" w:eastAsia="Arial" w:hAnsi="Arial" w:cs="Arial"/>
+          <w:sz w:val="24"/>
+          <w:szCs w:val="24"/>
+        </w:rPr>
+        <w:t>Utilizei o comando get, para baixar o arquivo.</w:t>
       </w:r>
     </w:p>
     <w:p>
       <w:pPr>
         <w:rPr>
-          <w:rFonts w:ascii="Arial" w:cs="Arial" w:eastAsia="Arial" w:hAnsi="Arial"/>
+          <w:rFonts w:ascii="Arial" w:eastAsia="Arial" w:hAnsi="Arial" w:cs="Arial"/>
           <w:sz w:val="24"/>
           <w:szCs w:val="24"/>
         </w:rPr>
       </w:pPr>
       <w:r>
         <w:rPr>
-          <w:rFonts w:ascii="Arial" w:cs="Arial" w:eastAsia="Arial" w:hAnsi="Arial"/>
+          <w:rFonts w:ascii="Arial" w:eastAsia="Arial" w:hAnsi="Arial" w:cs="Arial"/>
+          <w:noProof/>
           <w:sz w:val="24"/>
           <w:szCs w:val="24"/>
         </w:rPr>
         <w:drawing>
-          <wp:inline distB="114300" distT="114300" distL="114300" distR="114300">
+          <wp:inline distT="114300" distB="114300" distL="114300" distR="114300" wp14:anchorId="4929DFE5" wp14:editId="667F2231">
             <wp:extent cx="5399730" cy="1066800"/>
-            <wp:effectExtent b="0" l="0" r="0" t="0"/>
+            <wp:effectExtent l="0" t="0" r="0" b="0"/>
             <wp:docPr id="1030422490" name="image11.png"/>
-            <a:graphic>
+            <wp:cNvGraphicFramePr/>
+            <a:graphic xmlns:a="http://schemas.openxmlformats.org/drawingml/2006/main">
               <a:graphicData uri="http://schemas.openxmlformats.org/drawingml/2006/picture">
-                <pic:pic>
+                <pic:pic xmlns:pic="http://schemas.openxmlformats.org/drawingml/2006/picture">
                   <pic:nvPicPr>
                     <pic:cNvPr id="0" name="image11.png"/>
                     <pic:cNvPicPr preferRelativeResize="0"/>
                   </pic:nvPicPr>
                   <pic:blipFill>
                     <a:blip r:embed="rId11"/>
-                    <a:srcRect b="0" l="0" r="0" t="0"/>
+                    <a:srcRect/>
                     <a:stretch>
                       <a:fillRect/>
                     </a:stretch>
@@ -2387,7 +2222,9 @@
                       <a:off x="0" y="0"/>
                       <a:ext cx="5399730" cy="1066800"/>
                     </a:xfrm>
-                    <a:prstGeom prst="rect"/>
+                    <a:prstGeom prst="rect">
+                      <a:avLst/>
+                    </a:prstGeom>
                     <a:ln/>
                   </pic:spPr>
                 </pic:pic>
@@ -2396,59 +2233,55 @@
           </wp:inline>
         </w:drawing>
       </w:r>
+    </w:p>
+    <w:p>
+      <w:pPr>
+        <w:rPr>
+          <w:rFonts w:ascii="Arial" w:eastAsia="Arial" w:hAnsi="Arial" w:cs="Arial"/>
+          <w:sz w:val="24"/>
+          <w:szCs w:val="24"/>
+        </w:rPr>
+      </w:pPr>
       <w:r>
         <w:rPr>
-          <w:rtl w:val="0"/>
-        </w:rPr>
+          <w:rFonts w:ascii="Arial" w:eastAsia="Arial" w:hAnsi="Arial" w:cs="Arial"/>
+          <w:sz w:val="24"/>
+          <w:szCs w:val="24"/>
+        </w:rPr>
+        <w:t>Saindo do FTP e utilizando o comando cat para verificar o conteudo.</w:t>
       </w:r>
     </w:p>
     <w:p>
       <w:pPr>
         <w:rPr>
-          <w:rFonts w:ascii="Arial" w:cs="Arial" w:eastAsia="Arial" w:hAnsi="Arial"/>
+          <w:rFonts w:ascii="Arial" w:eastAsia="Arial" w:hAnsi="Arial" w:cs="Arial"/>
           <w:sz w:val="24"/>
           <w:szCs w:val="24"/>
         </w:rPr>
       </w:pPr>
       <w:r>
         <w:rPr>
-          <w:rFonts w:ascii="Arial" w:cs="Arial" w:eastAsia="Arial" w:hAnsi="Arial"/>
-          <w:sz w:val="24"/>
-          <w:szCs w:val="24"/>
-          <w:rtl w:val="0"/>
-        </w:rPr>
-        <w:t xml:space="preserve">Saindo do FTP e utilizando o comando cat para verificar o conteudo.</w:t>
-      </w:r>
-    </w:p>
-    <w:p>
-      <w:pPr>
-        <w:rPr>
-          <w:rFonts w:ascii="Arial" w:cs="Arial" w:eastAsia="Arial" w:hAnsi="Arial"/>
-          <w:sz w:val="24"/>
-          <w:szCs w:val="24"/>
-        </w:rPr>
-      </w:pPr>
-      <w:r>
-        <w:rPr>
-          <w:rFonts w:ascii="Arial" w:cs="Arial" w:eastAsia="Arial" w:hAnsi="Arial"/>
+          <w:rFonts w:ascii="Arial" w:eastAsia="Arial" w:hAnsi="Arial" w:cs="Arial"/>
           <w:sz w:val="24"/>
           <w:szCs w:val="24"/>
         </w:rPr>
         <w:drawing>
-          <wp:inline distB="114300" distT="114300" distL="114300" distR="114300">
-            <wp:extent cx="4448175" cy="1666875"/>
-            <wp:effectExtent b="0" l="0" r="0" t="0"/>
-            <wp:docPr id="1030422478" name="image14.png"/>
-            <a:graphic>
+          <wp:inline distT="0" distB="0" distL="0" distR="0" wp14:anchorId="13C5BAB4" wp14:editId="239835E1">
+            <wp:extent cx="4324954" cy="1600423"/>
+            <wp:effectExtent l="0" t="0" r="0" b="0"/>
+            <wp:docPr id="1988878340" name="Imagem 1"/>
+            <wp:cNvGraphicFramePr>
+              <a:graphicFrameLocks xmlns:a="http://schemas.openxmlformats.org/drawingml/2006/main" noChangeAspect="1"/>
+            </wp:cNvGraphicFramePr>
+            <a:graphic xmlns:a="http://schemas.openxmlformats.org/drawingml/2006/main">
               <a:graphicData uri="http://schemas.openxmlformats.org/drawingml/2006/picture">
-                <pic:pic>
+                <pic:pic xmlns:pic="http://schemas.openxmlformats.org/drawingml/2006/picture">
                   <pic:nvPicPr>
-                    <pic:cNvPr id="0" name="image14.png"/>
-                    <pic:cNvPicPr preferRelativeResize="0"/>
+                    <pic:cNvPr id="1988878340" name=""/>
+                    <pic:cNvPicPr/>
                   </pic:nvPicPr>
                   <pic:blipFill>
                     <a:blip r:embed="rId12"/>
-                    <a:srcRect b="0" l="0" r="0" t="0"/>
                     <a:stretch>
                       <a:fillRect/>
                     </a:stretch>
@@ -2456,10 +2289,11 @@
                   <pic:spPr>
                     <a:xfrm>
                       <a:off x="0" y="0"/>
-                      <a:ext cx="4448175" cy="1666875"/>
+                      <a:ext cx="4324954" cy="1600423"/>
                     </a:xfrm>
-                    <a:prstGeom prst="rect"/>
-                    <a:ln/>
+                    <a:prstGeom prst="rect">
+                      <a:avLst/>
+                    </a:prstGeom>
                   </pic:spPr>
                 </pic:pic>
               </a:graphicData>
@@ -2467,97 +2301,87 @@
           </wp:inline>
         </w:drawing>
       </w:r>
-      <w:r>
-        <w:rPr>
-          <w:rtl w:val="0"/>
-        </w:rPr>
-      </w:r>
     </w:p>
     <w:p>
       <w:pPr>
         <w:pBdr>
-          <w:top w:space="0" w:sz="0" w:val="nil"/>
-          <w:left w:space="0" w:sz="0" w:val="nil"/>
-          <w:bottom w:space="0" w:sz="0" w:val="nil"/>
-          <w:right w:space="0" w:sz="0" w:val="nil"/>
-          <w:between w:space="0" w:sz="0" w:val="nil"/>
+          <w:top w:val="nil"/>
+          <w:left w:val="nil"/>
+          <w:bottom w:val="nil"/>
+          <w:right w:val="nil"/>
+          <w:between w:val="nil"/>
         </w:pBdr>
         <w:spacing w:after="0" w:line="360" w:lineRule="auto"/>
         <w:rPr>
-          <w:rFonts w:ascii="Arial" w:cs="Arial" w:eastAsia="Arial" w:hAnsi="Arial"/>
-          <w:b w:val="1"/>
-          <w:smallCaps w:val="1"/>
+          <w:rFonts w:ascii="Arial" w:eastAsia="Arial" w:hAnsi="Arial" w:cs="Arial"/>
+          <w:b/>
+          <w:smallCaps/>
           <w:color w:val="000000"/>
           <w:sz w:val="24"/>
           <w:szCs w:val="24"/>
         </w:rPr>
       </w:pPr>
-      <w:bookmarkStart w:colFirst="0" w:colLast="0" w:name="_heading=h.2et92p0" w:id="3"/>
+      <w:bookmarkStart w:id="3" w:name="_heading=h.2et92p0" w:colFirst="0" w:colLast="0"/>
       <w:bookmarkEnd w:id="3"/>
       <w:r>
         <w:rPr>
-          <w:rFonts w:ascii="Arial" w:cs="Arial" w:eastAsia="Arial" w:hAnsi="Arial"/>
-          <w:b w:val="1"/>
-          <w:smallCaps w:val="1"/>
-          <w:sz w:val="24"/>
-          <w:szCs w:val="24"/>
-          <w:rtl w:val="0"/>
-        </w:rPr>
-        <w:t xml:space="preserve">root.txt</w:t>
+          <w:rFonts w:ascii="Arial" w:eastAsia="Arial" w:hAnsi="Arial" w:cs="Arial"/>
+          <w:b/>
+          <w:smallCaps/>
+          <w:sz w:val="24"/>
+          <w:szCs w:val="24"/>
+        </w:rPr>
+        <w:t>root.txt</w:t>
       </w:r>
+    </w:p>
+    <w:p>
+      <w:pPr>
+        <w:rPr>
+          <w:rFonts w:ascii="Arial" w:eastAsia="Arial" w:hAnsi="Arial" w:cs="Arial"/>
+          <w:sz w:val="24"/>
+          <w:szCs w:val="24"/>
+        </w:rPr>
+      </w:pPr>
       <w:r>
         <w:rPr>
-          <w:rtl w:val="0"/>
-        </w:rPr>
+          <w:rFonts w:ascii="Arial" w:eastAsia="Arial" w:hAnsi="Arial" w:cs="Arial"/>
+          <w:sz w:val="24"/>
+          <w:szCs w:val="24"/>
+        </w:rPr>
+        <w:t>Acesse novamente o FTP como anonymous e encontrei um arquivo estranho.</w:t>
       </w:r>
     </w:p>
     <w:p>
       <w:pPr>
         <w:rPr>
-          <w:rFonts w:ascii="Arial" w:cs="Arial" w:eastAsia="Arial" w:hAnsi="Arial"/>
+          <w:rFonts w:ascii="Arial" w:eastAsia="Arial" w:hAnsi="Arial" w:cs="Arial"/>
           <w:sz w:val="24"/>
           <w:szCs w:val="24"/>
         </w:rPr>
       </w:pPr>
       <w:r>
         <w:rPr>
-          <w:rFonts w:ascii="Arial" w:cs="Arial" w:eastAsia="Arial" w:hAnsi="Arial"/>
-          <w:sz w:val="24"/>
-          <w:szCs w:val="24"/>
-          <w:rtl w:val="0"/>
-        </w:rPr>
-        <w:t xml:space="preserve">Acesse novamente o FTP como anonymous e encontrei um arquivo estranho.</w:t>
-      </w:r>
-    </w:p>
-    <w:p>
-      <w:pPr>
-        <w:rPr>
-          <w:rFonts w:ascii="Arial" w:cs="Arial" w:eastAsia="Arial" w:hAnsi="Arial"/>
-          <w:sz w:val="24"/>
-          <w:szCs w:val="24"/>
-        </w:rPr>
-      </w:pPr>
-      <w:r>
-        <w:rPr>
-          <w:rFonts w:ascii="Arial" w:cs="Arial" w:eastAsia="Arial" w:hAnsi="Arial"/>
+          <w:rFonts w:ascii="Arial" w:eastAsia="Arial" w:hAnsi="Arial" w:cs="Arial"/>
+          <w:noProof/>
           <w:sz w:val="24"/>
           <w:szCs w:val="24"/>
         </w:rPr>
         <w:drawing>
-          <wp:inline distB="114300" distT="114300" distL="114300" distR="114300">
+          <wp:inline distT="114300" distB="114300" distL="114300" distR="114300" wp14:anchorId="7A1DE1B7" wp14:editId="67692EED">
             <wp:extent cx="5399730" cy="2679700"/>
-            <wp:effectExtent b="0" l="0" r="0" t="0"/>
+            <wp:effectExtent l="0" t="0" r="0" b="0"/>
             <wp:docPr id="1030422474" name="image13.png"/>
-            <a:graphic>
+            <wp:cNvGraphicFramePr/>
+            <a:graphic xmlns:a="http://schemas.openxmlformats.org/drawingml/2006/main">
               <a:graphicData uri="http://schemas.openxmlformats.org/drawingml/2006/picture">
-                <pic:pic>
+                <pic:pic xmlns:pic="http://schemas.openxmlformats.org/drawingml/2006/picture">
                   <pic:nvPicPr>
                     <pic:cNvPr id="0" name="image13.png"/>
                     <pic:cNvPicPr preferRelativeResize="0"/>
                   </pic:nvPicPr>
                   <pic:blipFill>
                     <a:blip r:embed="rId13"/>
-                    <a:srcRect b="0" l="0" r="0" t="0"/>
+                    <a:srcRect/>
                     <a:stretch>
                       <a:fillRect/>
                     </a:stretch>
@@ -2567,7 +2391,9 @@
                       <a:off x="0" y="0"/>
                       <a:ext cx="5399730" cy="2679700"/>
                     </a:xfrm>
-                    <a:prstGeom prst="rect"/>
+                    <a:prstGeom prst="rect">
+                      <a:avLst/>
+                    </a:prstGeom>
                     <a:ln/>
                   </pic:spPr>
                 </pic:pic>
@@ -2576,59 +2402,55 @@
           </wp:inline>
         </w:drawing>
       </w:r>
+    </w:p>
+    <w:p>
+      <w:pPr>
+        <w:rPr>
+          <w:rFonts w:ascii="Arial" w:eastAsia="Arial" w:hAnsi="Arial" w:cs="Arial"/>
+          <w:sz w:val="24"/>
+          <w:szCs w:val="24"/>
+        </w:rPr>
+      </w:pPr>
       <w:r>
         <w:rPr>
-          <w:rtl w:val="0"/>
-        </w:rPr>
+          <w:rFonts w:ascii="Arial" w:eastAsia="Arial" w:hAnsi="Arial" w:cs="Arial"/>
+          <w:sz w:val="24"/>
+          <w:szCs w:val="24"/>
+        </w:rPr>
+        <w:t>Acesse o diretório “notread”.</w:t>
       </w:r>
     </w:p>
     <w:p>
       <w:pPr>
         <w:rPr>
-          <w:rFonts w:ascii="Arial" w:cs="Arial" w:eastAsia="Arial" w:hAnsi="Arial"/>
+          <w:rFonts w:ascii="Arial" w:eastAsia="Arial" w:hAnsi="Arial" w:cs="Arial"/>
           <w:sz w:val="24"/>
           <w:szCs w:val="24"/>
         </w:rPr>
       </w:pPr>
       <w:r>
         <w:rPr>
-          <w:rFonts w:ascii="Arial" w:cs="Arial" w:eastAsia="Arial" w:hAnsi="Arial"/>
-          <w:sz w:val="24"/>
-          <w:szCs w:val="24"/>
-          <w:rtl w:val="0"/>
-        </w:rPr>
-        <w:t xml:space="preserve">Acesse o diretório “notread”.</w:t>
-      </w:r>
-    </w:p>
-    <w:p>
-      <w:pPr>
-        <w:rPr>
-          <w:rFonts w:ascii="Arial" w:cs="Arial" w:eastAsia="Arial" w:hAnsi="Arial"/>
-          <w:sz w:val="24"/>
-          <w:szCs w:val="24"/>
-        </w:rPr>
-      </w:pPr>
-      <w:r>
-        <w:rPr>
-          <w:rFonts w:ascii="Arial" w:cs="Arial" w:eastAsia="Arial" w:hAnsi="Arial"/>
+          <w:rFonts w:ascii="Arial" w:eastAsia="Arial" w:hAnsi="Arial" w:cs="Arial"/>
+          <w:noProof/>
           <w:sz w:val="24"/>
           <w:szCs w:val="24"/>
         </w:rPr>
         <w:drawing>
-          <wp:inline distB="114300" distT="114300" distL="114300" distR="114300">
+          <wp:inline distT="114300" distB="114300" distL="114300" distR="114300" wp14:anchorId="493A2745" wp14:editId="57014E7E">
             <wp:extent cx="5399730" cy="1054100"/>
-            <wp:effectExtent b="0" l="0" r="0" t="0"/>
+            <wp:effectExtent l="0" t="0" r="0" b="0"/>
             <wp:docPr id="1030422475" name="image10.png"/>
-            <a:graphic>
+            <wp:cNvGraphicFramePr/>
+            <a:graphic xmlns:a="http://schemas.openxmlformats.org/drawingml/2006/main">
               <a:graphicData uri="http://schemas.openxmlformats.org/drawingml/2006/picture">
-                <pic:pic>
+                <pic:pic xmlns:pic="http://schemas.openxmlformats.org/drawingml/2006/picture">
                   <pic:nvPicPr>
                     <pic:cNvPr id="0" name="image10.png"/>
                     <pic:cNvPicPr preferRelativeResize="0"/>
                   </pic:nvPicPr>
                   <pic:blipFill>
                     <a:blip r:embed="rId14"/>
-                    <a:srcRect b="0" l="0" r="0" t="0"/>
+                    <a:srcRect/>
                     <a:stretch>
                       <a:fillRect/>
                     </a:stretch>
@@ -2638,7 +2460,9 @@
                       <a:off x="0" y="0"/>
                       <a:ext cx="5399730" cy="1054100"/>
                     </a:xfrm>
-                    <a:prstGeom prst="rect"/>
+                    <a:prstGeom prst="rect">
+                      <a:avLst/>
+                    </a:prstGeom>
                     <a:ln/>
                   </pic:spPr>
                 </pic:pic>
@@ -2647,59 +2471,56 @@
           </wp:inline>
         </w:drawing>
       </w:r>
+    </w:p>
+    <w:p>
+      <w:pPr>
+        <w:rPr>
+          <w:rFonts w:ascii="Arial" w:eastAsia="Arial" w:hAnsi="Arial" w:cs="Arial"/>
+          <w:sz w:val="24"/>
+          <w:szCs w:val="24"/>
+        </w:rPr>
+      </w:pPr>
       <w:r>
         <w:rPr>
-          <w:rtl w:val="0"/>
-        </w:rPr>
+          <w:rFonts w:ascii="Arial" w:eastAsia="Arial" w:hAnsi="Arial" w:cs="Arial"/>
+          <w:sz w:val="24"/>
+          <w:szCs w:val="24"/>
+        </w:rPr>
+        <w:t>Utilize o comando get para pegar ambos os arquivo.</w:t>
       </w:r>
     </w:p>
     <w:p>
       <w:pPr>
         <w:rPr>
-          <w:rFonts w:ascii="Arial" w:cs="Arial" w:eastAsia="Arial" w:hAnsi="Arial"/>
+          <w:rFonts w:ascii="Arial" w:eastAsia="Arial" w:hAnsi="Arial" w:cs="Arial"/>
           <w:sz w:val="24"/>
           <w:szCs w:val="24"/>
         </w:rPr>
       </w:pPr>
       <w:r>
         <w:rPr>
-          <w:rFonts w:ascii="Arial" w:cs="Arial" w:eastAsia="Arial" w:hAnsi="Arial"/>
-          <w:sz w:val="24"/>
-          <w:szCs w:val="24"/>
-          <w:rtl w:val="0"/>
-        </w:rPr>
-        <w:t xml:space="preserve">Utilize o comando get para pegar ambos os arquivo.</w:t>
-      </w:r>
-    </w:p>
-    <w:p>
-      <w:pPr>
-        <w:rPr>
-          <w:rFonts w:ascii="Arial" w:cs="Arial" w:eastAsia="Arial" w:hAnsi="Arial"/>
-          <w:sz w:val="24"/>
-          <w:szCs w:val="24"/>
-        </w:rPr>
-      </w:pPr>
-      <w:r>
-        <w:rPr>
-          <w:rFonts w:ascii="Arial" w:cs="Arial" w:eastAsia="Arial" w:hAnsi="Arial"/>
-          <w:sz w:val="24"/>
-          <w:szCs w:val="24"/>
-        </w:rPr>
+          <w:rFonts w:ascii="Arial" w:eastAsia="Arial" w:hAnsi="Arial" w:cs="Arial"/>
+          <w:noProof/>
+          <w:sz w:val="24"/>
+          <w:szCs w:val="24"/>
+        </w:rPr>
+        <w:lastRenderedPageBreak/>
         <w:drawing>
-          <wp:inline distB="114300" distT="114300" distL="114300" distR="114300">
+          <wp:inline distT="114300" distB="114300" distL="114300" distR="114300" wp14:anchorId="682D1C1A" wp14:editId="259BF39A">
             <wp:extent cx="5399730" cy="2120900"/>
-            <wp:effectExtent b="0" l="0" r="0" t="0"/>
+            <wp:effectExtent l="0" t="0" r="0" b="0"/>
             <wp:docPr id="1030422486" name="image12.png"/>
-            <a:graphic>
+            <wp:cNvGraphicFramePr/>
+            <a:graphic xmlns:a="http://schemas.openxmlformats.org/drawingml/2006/main">
               <a:graphicData uri="http://schemas.openxmlformats.org/drawingml/2006/picture">
-                <pic:pic>
+                <pic:pic xmlns:pic="http://schemas.openxmlformats.org/drawingml/2006/picture">
                   <pic:nvPicPr>
                     <pic:cNvPr id="0" name="image12.png"/>
                     <pic:cNvPicPr preferRelativeResize="0"/>
                   </pic:nvPicPr>
                   <pic:blipFill>
                     <a:blip r:embed="rId15"/>
-                    <a:srcRect b="0" l="0" r="0" t="0"/>
+                    <a:srcRect/>
                     <a:stretch>
                       <a:fillRect/>
                     </a:stretch>
@@ -2709,7 +2530,9 @@
                       <a:off x="0" y="0"/>
                       <a:ext cx="5399730" cy="2120900"/>
                     </a:xfrm>
-                    <a:prstGeom prst="rect"/>
+                    <a:prstGeom prst="rect">
+                      <a:avLst/>
+                    </a:prstGeom>
                     <a:ln/>
                   </pic:spPr>
                 </pic:pic>
@@ -2718,59 +2541,55 @@
           </wp:inline>
         </w:drawing>
       </w:r>
+    </w:p>
+    <w:p>
+      <w:pPr>
+        <w:rPr>
+          <w:rFonts w:ascii="Arial" w:eastAsia="Arial" w:hAnsi="Arial" w:cs="Arial"/>
+          <w:sz w:val="24"/>
+          <w:szCs w:val="24"/>
+        </w:rPr>
+      </w:pPr>
       <w:r>
         <w:rPr>
-          <w:rtl w:val="0"/>
-        </w:rPr>
+          <w:rFonts w:ascii="Arial" w:eastAsia="Arial" w:hAnsi="Arial" w:cs="Arial"/>
+          <w:sz w:val="24"/>
+          <w:szCs w:val="24"/>
+        </w:rPr>
+        <w:t>Verificando o conteúdo do arquivo descobri que em um deles contem uma chave criptografada.</w:t>
       </w:r>
     </w:p>
     <w:p>
       <w:pPr>
         <w:rPr>
-          <w:rFonts w:ascii="Arial" w:cs="Arial" w:eastAsia="Arial" w:hAnsi="Arial"/>
+          <w:rFonts w:ascii="Arial" w:eastAsia="Arial" w:hAnsi="Arial" w:cs="Arial"/>
           <w:sz w:val="24"/>
           <w:szCs w:val="24"/>
         </w:rPr>
       </w:pPr>
       <w:r>
         <w:rPr>
-          <w:rFonts w:ascii="Arial" w:cs="Arial" w:eastAsia="Arial" w:hAnsi="Arial"/>
-          <w:sz w:val="24"/>
-          <w:szCs w:val="24"/>
-          <w:rtl w:val="0"/>
-        </w:rPr>
-        <w:t xml:space="preserve">Verificando o conteúdo do arquivo descobri que em um deles contem uma chave criptografada.</w:t>
-      </w:r>
-    </w:p>
-    <w:p>
-      <w:pPr>
-        <w:rPr>
-          <w:rFonts w:ascii="Arial" w:cs="Arial" w:eastAsia="Arial" w:hAnsi="Arial"/>
-          <w:sz w:val="24"/>
-          <w:szCs w:val="24"/>
-        </w:rPr>
-      </w:pPr>
-      <w:r>
-        <w:rPr>
-          <w:rFonts w:ascii="Arial" w:cs="Arial" w:eastAsia="Arial" w:hAnsi="Arial"/>
+          <w:rFonts w:ascii="Arial" w:eastAsia="Arial" w:hAnsi="Arial" w:cs="Arial"/>
+          <w:noProof/>
           <w:sz w:val="24"/>
           <w:szCs w:val="24"/>
         </w:rPr>
         <w:drawing>
-          <wp:inline distB="114300" distT="114300" distL="114300" distR="114300">
+          <wp:inline distT="114300" distB="114300" distL="114300" distR="114300" wp14:anchorId="6ADD32D5" wp14:editId="42F4180E">
             <wp:extent cx="5399730" cy="5257800"/>
-            <wp:effectExtent b="0" l="0" r="0" t="0"/>
+            <wp:effectExtent l="0" t="0" r="0" b="0"/>
             <wp:docPr id="1030422489" name="image6.png"/>
-            <a:graphic>
+            <wp:cNvGraphicFramePr/>
+            <a:graphic xmlns:a="http://schemas.openxmlformats.org/drawingml/2006/main">
               <a:graphicData uri="http://schemas.openxmlformats.org/drawingml/2006/picture">
-                <pic:pic>
+                <pic:pic xmlns:pic="http://schemas.openxmlformats.org/drawingml/2006/picture">
                   <pic:nvPicPr>
                     <pic:cNvPr id="0" name="image6.png"/>
                     <pic:cNvPicPr preferRelativeResize="0"/>
                   </pic:nvPicPr>
                   <pic:blipFill>
                     <a:blip r:embed="rId16"/>
-                    <a:srcRect b="0" l="0" r="0" t="0"/>
+                    <a:srcRect/>
                     <a:stretch>
                       <a:fillRect/>
                     </a:stretch>
@@ -2780,7 +2599,9 @@
                       <a:off x="0" y="0"/>
                       <a:ext cx="5399730" cy="5257800"/>
                     </a:xfrm>
-                    <a:prstGeom prst="rect"/>
+                    <a:prstGeom prst="rect">
+                      <a:avLst/>
+                    </a:prstGeom>
                     <a:ln/>
                   </pic:spPr>
                 </pic:pic>
@@ -2789,59 +2610,56 @@
           </wp:inline>
         </w:drawing>
       </w:r>
+    </w:p>
+    <w:p>
+      <w:pPr>
+        <w:rPr>
+          <w:rFonts w:ascii="Arial" w:eastAsia="Arial" w:hAnsi="Arial" w:cs="Arial"/>
+          <w:sz w:val="24"/>
+          <w:szCs w:val="24"/>
+        </w:rPr>
+      </w:pPr>
       <w:r>
         <w:rPr>
-          <w:rtl w:val="0"/>
-        </w:rPr>
+          <w:rFonts w:ascii="Arial" w:eastAsia="Arial" w:hAnsi="Arial" w:cs="Arial"/>
+          <w:sz w:val="24"/>
+          <w:szCs w:val="24"/>
+        </w:rPr>
+        <w:t>Utilizei o comando gpg2john para transformar essa chave em um arquivo no qual a ferramenta John consiga ler.</w:t>
       </w:r>
     </w:p>
     <w:p>
       <w:pPr>
         <w:rPr>
-          <w:rFonts w:ascii="Arial" w:cs="Arial" w:eastAsia="Arial" w:hAnsi="Arial"/>
+          <w:rFonts w:ascii="Arial" w:eastAsia="Arial" w:hAnsi="Arial" w:cs="Arial"/>
           <w:sz w:val="24"/>
           <w:szCs w:val="24"/>
         </w:rPr>
       </w:pPr>
       <w:r>
         <w:rPr>
-          <w:rFonts w:ascii="Arial" w:cs="Arial" w:eastAsia="Arial" w:hAnsi="Arial"/>
-          <w:sz w:val="24"/>
-          <w:szCs w:val="24"/>
-          <w:rtl w:val="0"/>
-        </w:rPr>
-        <w:t xml:space="preserve">Utilizei o comando gpg2john para transformar essa chave em um arquivo no qual a ferramenta John consiga ler.</w:t>
-      </w:r>
-    </w:p>
-    <w:p>
-      <w:pPr>
-        <w:rPr>
-          <w:rFonts w:ascii="Arial" w:cs="Arial" w:eastAsia="Arial" w:hAnsi="Arial"/>
-          <w:sz w:val="24"/>
-          <w:szCs w:val="24"/>
-        </w:rPr>
-      </w:pPr>
-      <w:r>
-        <w:rPr>
-          <w:rFonts w:ascii="Arial" w:cs="Arial" w:eastAsia="Arial" w:hAnsi="Arial"/>
-          <w:sz w:val="24"/>
-          <w:szCs w:val="24"/>
-        </w:rPr>
+          <w:rFonts w:ascii="Arial" w:eastAsia="Arial" w:hAnsi="Arial" w:cs="Arial"/>
+          <w:noProof/>
+          <w:sz w:val="24"/>
+          <w:szCs w:val="24"/>
+        </w:rPr>
+        <w:lastRenderedPageBreak/>
         <w:drawing>
-          <wp:inline distB="114300" distT="114300" distL="114300" distR="114300">
+          <wp:inline distT="114300" distB="114300" distL="114300" distR="114300" wp14:anchorId="294BA289" wp14:editId="55A72641">
             <wp:extent cx="4000500" cy="647700"/>
-            <wp:effectExtent b="0" l="0" r="0" t="0"/>
+            <wp:effectExtent l="0" t="0" r="0" b="0"/>
             <wp:docPr id="1030422488" name="image9.png"/>
-            <a:graphic>
+            <wp:cNvGraphicFramePr/>
+            <a:graphic xmlns:a="http://schemas.openxmlformats.org/drawingml/2006/main">
               <a:graphicData uri="http://schemas.openxmlformats.org/drawingml/2006/picture">
-                <pic:pic>
+                <pic:pic xmlns:pic="http://schemas.openxmlformats.org/drawingml/2006/picture">
                   <pic:nvPicPr>
                     <pic:cNvPr id="0" name="image9.png"/>
                     <pic:cNvPicPr preferRelativeResize="0"/>
                   </pic:nvPicPr>
                   <pic:blipFill>
                     <a:blip r:embed="rId17"/>
-                    <a:srcRect b="0" l="0" r="0" t="0"/>
+                    <a:srcRect/>
                     <a:stretch>
                       <a:fillRect/>
                     </a:stretch>
@@ -2851,7 +2669,9 @@
                       <a:off x="0" y="0"/>
                       <a:ext cx="4000500" cy="647700"/>
                     </a:xfrm>
-                    <a:prstGeom prst="rect"/>
+                    <a:prstGeom prst="rect">
+                      <a:avLst/>
+                    </a:prstGeom>
                     <a:ln/>
                   </pic:spPr>
                 </pic:pic>
@@ -2860,59 +2680,55 @@
           </wp:inline>
         </w:drawing>
       </w:r>
+    </w:p>
+    <w:p>
+      <w:pPr>
+        <w:rPr>
+          <w:rFonts w:ascii="Arial" w:eastAsia="Arial" w:hAnsi="Arial" w:cs="Arial"/>
+          <w:sz w:val="24"/>
+          <w:szCs w:val="24"/>
+        </w:rPr>
+      </w:pPr>
       <w:r>
         <w:rPr>
-          <w:rtl w:val="0"/>
-        </w:rPr>
+          <w:rFonts w:ascii="Arial" w:eastAsia="Arial" w:hAnsi="Arial" w:cs="Arial"/>
+          <w:sz w:val="24"/>
+          <w:szCs w:val="24"/>
+        </w:rPr>
+        <w:t>Utilizei a ferramenta john para descriptografar a chave.</w:t>
       </w:r>
     </w:p>
     <w:p>
       <w:pPr>
         <w:rPr>
-          <w:rFonts w:ascii="Arial" w:cs="Arial" w:eastAsia="Arial" w:hAnsi="Arial"/>
+          <w:rFonts w:ascii="Arial" w:eastAsia="Arial" w:hAnsi="Arial" w:cs="Arial"/>
           <w:sz w:val="24"/>
           <w:szCs w:val="24"/>
         </w:rPr>
       </w:pPr>
       <w:r>
         <w:rPr>
-          <w:rFonts w:ascii="Arial" w:cs="Arial" w:eastAsia="Arial" w:hAnsi="Arial"/>
-          <w:sz w:val="24"/>
-          <w:szCs w:val="24"/>
-          <w:rtl w:val="0"/>
-        </w:rPr>
-        <w:t xml:space="preserve">Utilizei a ferramenta john para descriptografar a chave.</w:t>
-      </w:r>
-    </w:p>
-    <w:p>
-      <w:pPr>
-        <w:rPr>
-          <w:rFonts w:ascii="Arial" w:cs="Arial" w:eastAsia="Arial" w:hAnsi="Arial"/>
-          <w:sz w:val="24"/>
-          <w:szCs w:val="24"/>
-        </w:rPr>
-      </w:pPr>
-      <w:r>
-        <w:rPr>
-          <w:rFonts w:ascii="Arial" w:cs="Arial" w:eastAsia="Arial" w:hAnsi="Arial"/>
+          <w:rFonts w:ascii="Arial" w:eastAsia="Arial" w:hAnsi="Arial" w:cs="Arial"/>
+          <w:noProof/>
           <w:sz w:val="24"/>
           <w:szCs w:val="24"/>
         </w:rPr>
         <w:drawing>
-          <wp:inline distB="114300" distT="114300" distL="114300" distR="114300">
+          <wp:inline distT="114300" distB="114300" distL="114300" distR="114300" wp14:anchorId="08736635" wp14:editId="4E24A385">
             <wp:extent cx="5399730" cy="1092200"/>
-            <wp:effectExtent b="0" l="0" r="0" t="0"/>
+            <wp:effectExtent l="0" t="0" r="0" b="0"/>
             <wp:docPr id="1030422483" name="image17.png"/>
-            <a:graphic>
+            <wp:cNvGraphicFramePr/>
+            <a:graphic xmlns:a="http://schemas.openxmlformats.org/drawingml/2006/main">
               <a:graphicData uri="http://schemas.openxmlformats.org/drawingml/2006/picture">
-                <pic:pic>
+                <pic:pic xmlns:pic="http://schemas.openxmlformats.org/drawingml/2006/picture">
                   <pic:nvPicPr>
                     <pic:cNvPr id="0" name="image17.png"/>
                     <pic:cNvPicPr preferRelativeResize="0"/>
                   </pic:nvPicPr>
                   <pic:blipFill>
                     <a:blip r:embed="rId18"/>
-                    <a:srcRect b="0" l="0" r="0" t="0"/>
+                    <a:srcRect/>
                     <a:stretch>
                       <a:fillRect/>
                     </a:stretch>
@@ -2922,7 +2738,9 @@
                       <a:off x="0" y="0"/>
                       <a:ext cx="5399730" cy="1092200"/>
                     </a:xfrm>
-                    <a:prstGeom prst="rect"/>
+                    <a:prstGeom prst="rect">
+                      <a:avLst/>
+                    </a:prstGeom>
                     <a:ln/>
                   </pic:spPr>
                 </pic:pic>
@@ -2931,59 +2749,55 @@
           </wp:inline>
         </w:drawing>
       </w:r>
+    </w:p>
+    <w:p>
+      <w:pPr>
+        <w:rPr>
+          <w:rFonts w:ascii="Arial" w:eastAsia="Arial" w:hAnsi="Arial" w:cs="Arial"/>
+          <w:sz w:val="24"/>
+          <w:szCs w:val="24"/>
+        </w:rPr>
+      </w:pPr>
       <w:r>
         <w:rPr>
-          <w:rtl w:val="0"/>
-        </w:rPr>
+          <w:rFonts w:ascii="Arial" w:eastAsia="Arial" w:hAnsi="Arial" w:cs="Arial"/>
+          <w:sz w:val="24"/>
+          <w:szCs w:val="24"/>
+        </w:rPr>
+        <w:t>Importei a chave utilizando o comando gpg.</w:t>
       </w:r>
     </w:p>
     <w:p>
       <w:pPr>
         <w:rPr>
-          <w:rFonts w:ascii="Arial" w:cs="Arial" w:eastAsia="Arial" w:hAnsi="Arial"/>
+          <w:rFonts w:ascii="Arial" w:eastAsia="Arial" w:hAnsi="Arial" w:cs="Arial"/>
           <w:sz w:val="24"/>
           <w:szCs w:val="24"/>
         </w:rPr>
       </w:pPr>
       <w:r>
         <w:rPr>
-          <w:rFonts w:ascii="Arial" w:cs="Arial" w:eastAsia="Arial" w:hAnsi="Arial"/>
-          <w:sz w:val="24"/>
-          <w:szCs w:val="24"/>
-          <w:rtl w:val="0"/>
-        </w:rPr>
-        <w:t xml:space="preserve">Importei a chave utilizando o comando gpg.</w:t>
-      </w:r>
-    </w:p>
-    <w:p>
-      <w:pPr>
-        <w:rPr>
-          <w:rFonts w:ascii="Arial" w:cs="Arial" w:eastAsia="Arial" w:hAnsi="Arial"/>
-          <w:sz w:val="24"/>
-          <w:szCs w:val="24"/>
-        </w:rPr>
-      </w:pPr>
-      <w:r>
-        <w:rPr>
-          <w:rFonts w:ascii="Arial" w:cs="Arial" w:eastAsia="Arial" w:hAnsi="Arial"/>
+          <w:rFonts w:ascii="Arial" w:eastAsia="Arial" w:hAnsi="Arial" w:cs="Arial"/>
+          <w:noProof/>
           <w:sz w:val="24"/>
           <w:szCs w:val="24"/>
         </w:rPr>
         <w:drawing>
-          <wp:inline distB="114300" distT="114300" distL="114300" distR="114300">
+          <wp:inline distT="114300" distB="114300" distL="114300" distR="114300" wp14:anchorId="6EA1FBDB" wp14:editId="5747F8E4">
             <wp:extent cx="5399730" cy="1524000"/>
-            <wp:effectExtent b="0" l="0" r="0" t="0"/>
+            <wp:effectExtent l="0" t="0" r="0" b="0"/>
             <wp:docPr id="1030422480" name="image15.png"/>
-            <a:graphic>
+            <wp:cNvGraphicFramePr/>
+            <a:graphic xmlns:a="http://schemas.openxmlformats.org/drawingml/2006/main">
               <a:graphicData uri="http://schemas.openxmlformats.org/drawingml/2006/picture">
-                <pic:pic>
+                <pic:pic xmlns:pic="http://schemas.openxmlformats.org/drawingml/2006/picture">
                   <pic:nvPicPr>
                     <pic:cNvPr id="0" name="image15.png"/>
                     <pic:cNvPicPr preferRelativeResize="0"/>
                   </pic:nvPicPr>
                   <pic:blipFill>
                     <a:blip r:embed="rId19"/>
-                    <a:srcRect b="0" l="0" r="0" t="0"/>
+                    <a:srcRect/>
                     <a:stretch>
                       <a:fillRect/>
                     </a:stretch>
@@ -2993,7 +2807,9 @@
                       <a:off x="0" y="0"/>
                       <a:ext cx="5399730" cy="1524000"/>
                     </a:xfrm>
-                    <a:prstGeom prst="rect"/>
+                    <a:prstGeom prst="rect">
+                      <a:avLst/>
+                    </a:prstGeom>
                     <a:ln/>
                   </pic:spPr>
                 </pic:pic>
@@ -3002,59 +2818,55 @@
           </wp:inline>
         </w:drawing>
       </w:r>
+    </w:p>
+    <w:p>
+      <w:pPr>
+        <w:rPr>
+          <w:rFonts w:ascii="Arial" w:eastAsia="Arial" w:hAnsi="Arial" w:cs="Arial"/>
+          <w:sz w:val="24"/>
+          <w:szCs w:val="24"/>
+        </w:rPr>
+      </w:pPr>
       <w:r>
         <w:rPr>
-          <w:rtl w:val="0"/>
-        </w:rPr>
+          <w:rFonts w:ascii="Arial" w:eastAsia="Arial" w:hAnsi="Arial" w:cs="Arial"/>
+          <w:sz w:val="24"/>
+          <w:szCs w:val="24"/>
+        </w:rPr>
+        <w:t>Utilizando novamente o comando gpg, consegui acessar o conteúdo do arquivo “backup.pgp”, no qual contem o conteúdo de um arquivo shadow.</w:t>
       </w:r>
     </w:p>
     <w:p>
       <w:pPr>
         <w:rPr>
-          <w:rFonts w:ascii="Arial" w:cs="Arial" w:eastAsia="Arial" w:hAnsi="Arial"/>
+          <w:rFonts w:ascii="Arial" w:eastAsia="Arial" w:hAnsi="Arial" w:cs="Arial"/>
           <w:sz w:val="24"/>
           <w:szCs w:val="24"/>
         </w:rPr>
       </w:pPr>
       <w:r>
         <w:rPr>
-          <w:rFonts w:ascii="Arial" w:cs="Arial" w:eastAsia="Arial" w:hAnsi="Arial"/>
-          <w:sz w:val="24"/>
-          <w:szCs w:val="24"/>
-          <w:rtl w:val="0"/>
-        </w:rPr>
-        <w:t xml:space="preserve">Utilizando novamente o comando gpg, consegui acessar o conteúdo do arquivo “backup.pgp”, no qual contem o conteúdo de um arquivo shadow.</w:t>
-      </w:r>
-    </w:p>
-    <w:p>
-      <w:pPr>
-        <w:rPr>
-          <w:rFonts w:ascii="Arial" w:cs="Arial" w:eastAsia="Arial" w:hAnsi="Arial"/>
-          <w:sz w:val="24"/>
-          <w:szCs w:val="24"/>
-        </w:rPr>
-      </w:pPr>
-      <w:r>
-        <w:rPr>
-          <w:rFonts w:ascii="Arial" w:cs="Arial" w:eastAsia="Arial" w:hAnsi="Arial"/>
+          <w:rFonts w:ascii="Arial" w:eastAsia="Arial" w:hAnsi="Arial" w:cs="Arial"/>
+          <w:noProof/>
           <w:sz w:val="24"/>
           <w:szCs w:val="24"/>
         </w:rPr>
         <w:drawing>
-          <wp:inline distB="114300" distT="114300" distL="114300" distR="114300">
+          <wp:inline distT="114300" distB="114300" distL="114300" distR="114300" wp14:anchorId="7F24383D" wp14:editId="2B8E6E34">
             <wp:extent cx="5399730" cy="2971800"/>
-            <wp:effectExtent b="0" l="0" r="0" t="0"/>
+            <wp:effectExtent l="0" t="0" r="0" b="0"/>
             <wp:docPr id="1030422481" name="image16.png"/>
-            <a:graphic>
+            <wp:cNvGraphicFramePr/>
+            <a:graphic xmlns:a="http://schemas.openxmlformats.org/drawingml/2006/main">
               <a:graphicData uri="http://schemas.openxmlformats.org/drawingml/2006/picture">
-                <pic:pic>
+                <pic:pic xmlns:pic="http://schemas.openxmlformats.org/drawingml/2006/picture">
                   <pic:nvPicPr>
                     <pic:cNvPr id="0" name="image16.png"/>
                     <pic:cNvPicPr preferRelativeResize="0"/>
                   </pic:nvPicPr>
                   <pic:blipFill>
                     <a:blip r:embed="rId20"/>
-                    <a:srcRect b="0" l="0" r="0" t="0"/>
+                    <a:srcRect/>
                     <a:stretch>
                       <a:fillRect/>
                     </a:stretch>
@@ -3064,7 +2876,9 @@
                       <a:off x="0" y="0"/>
                       <a:ext cx="5399730" cy="2971800"/>
                     </a:xfrm>
-                    <a:prstGeom prst="rect"/>
+                    <a:prstGeom prst="rect">
+                      <a:avLst/>
+                    </a:prstGeom>
                     <a:ln/>
                   </pic:spPr>
                 </pic:pic>
@@ -3073,59 +2887,56 @@
           </wp:inline>
         </w:drawing>
       </w:r>
+    </w:p>
+    <w:p>
+      <w:pPr>
+        <w:rPr>
+          <w:rFonts w:ascii="Arial" w:eastAsia="Arial" w:hAnsi="Arial" w:cs="Arial"/>
+          <w:sz w:val="24"/>
+          <w:szCs w:val="24"/>
+        </w:rPr>
+      </w:pPr>
       <w:r>
         <w:rPr>
-          <w:rtl w:val="0"/>
-        </w:rPr>
+          <w:rFonts w:ascii="Arial" w:eastAsia="Arial" w:hAnsi="Arial" w:cs="Arial"/>
+          <w:sz w:val="24"/>
+          <w:szCs w:val="24"/>
+        </w:rPr>
+        <w:t>Pegando o hash referente ao acesso root do servidor e utilizando com o john, consegui acessar o servidor.</w:t>
       </w:r>
     </w:p>
     <w:p>
       <w:pPr>
         <w:rPr>
-          <w:rFonts w:ascii="Arial" w:cs="Arial" w:eastAsia="Arial" w:hAnsi="Arial"/>
+          <w:rFonts w:ascii="Arial" w:eastAsia="Arial" w:hAnsi="Arial" w:cs="Arial"/>
           <w:sz w:val="24"/>
           <w:szCs w:val="24"/>
         </w:rPr>
       </w:pPr>
       <w:r>
         <w:rPr>
-          <w:rFonts w:ascii="Arial" w:cs="Arial" w:eastAsia="Arial" w:hAnsi="Arial"/>
-          <w:sz w:val="24"/>
-          <w:szCs w:val="24"/>
-          <w:rtl w:val="0"/>
-        </w:rPr>
-        <w:t xml:space="preserve">Pegando o hash referente ao acesso root do servidor e utilizando com o john, consegui acessar o servidor.</w:t>
-      </w:r>
-    </w:p>
-    <w:p>
-      <w:pPr>
-        <w:rPr>
-          <w:rFonts w:ascii="Arial" w:cs="Arial" w:eastAsia="Arial" w:hAnsi="Arial"/>
-          <w:sz w:val="24"/>
-          <w:szCs w:val="24"/>
-        </w:rPr>
-      </w:pPr>
-      <w:r>
-        <w:rPr>
-          <w:rFonts w:ascii="Arial" w:cs="Arial" w:eastAsia="Arial" w:hAnsi="Arial"/>
-          <w:sz w:val="24"/>
-          <w:szCs w:val="24"/>
-        </w:rPr>
+          <w:rFonts w:ascii="Arial" w:eastAsia="Arial" w:hAnsi="Arial" w:cs="Arial"/>
+          <w:noProof/>
+          <w:sz w:val="24"/>
+          <w:szCs w:val="24"/>
+        </w:rPr>
+        <w:lastRenderedPageBreak/>
         <w:drawing>
-          <wp:inline distB="114300" distT="114300" distL="114300" distR="114300">
+          <wp:inline distT="114300" distB="114300" distL="114300" distR="114300" wp14:anchorId="1226860D" wp14:editId="6AF16D4C">
             <wp:extent cx="5399730" cy="711200"/>
-            <wp:effectExtent b="0" l="0" r="0" t="0"/>
+            <wp:effectExtent l="0" t="0" r="0" b="0"/>
             <wp:docPr id="1030422484" name="image5.png"/>
-            <a:graphic>
+            <wp:cNvGraphicFramePr/>
+            <a:graphic xmlns:a="http://schemas.openxmlformats.org/drawingml/2006/main">
               <a:graphicData uri="http://schemas.openxmlformats.org/drawingml/2006/picture">
-                <pic:pic>
+                <pic:pic xmlns:pic="http://schemas.openxmlformats.org/drawingml/2006/picture">
                   <pic:nvPicPr>
                     <pic:cNvPr id="0" name="image5.png"/>
                     <pic:cNvPicPr preferRelativeResize="0"/>
                   </pic:nvPicPr>
                   <pic:blipFill>
                     <a:blip r:embed="rId21"/>
-                    <a:srcRect b="0" l="0" r="0" t="0"/>
+                    <a:srcRect/>
                     <a:stretch>
                       <a:fillRect/>
                     </a:stretch>
@@ -3135,7 +2946,9 @@
                       <a:off x="0" y="0"/>
                       <a:ext cx="5399730" cy="711200"/>
                     </a:xfrm>
-                    <a:prstGeom prst="rect"/>
+                    <a:prstGeom prst="rect">
+                      <a:avLst/>
+                    </a:prstGeom>
                     <a:ln/>
                   </pic:spPr>
                 </pic:pic>
@@ -3144,41 +2957,38 @@
           </wp:inline>
         </w:drawing>
       </w:r>
+    </w:p>
+    <w:p>
+      <w:pPr>
+        <w:rPr>
+          <w:rFonts w:ascii="Arial" w:eastAsia="Arial" w:hAnsi="Arial" w:cs="Arial"/>
+          <w:sz w:val="24"/>
+          <w:szCs w:val="24"/>
+        </w:rPr>
+      </w:pPr>
       <w:r>
         <w:rPr>
-          <w:rtl w:val="0"/>
-        </w:rPr>
-      </w:r>
-    </w:p>
-    <w:p>
-      <w:pPr>
-        <w:rPr>
-          <w:rFonts w:ascii="Arial" w:cs="Arial" w:eastAsia="Arial" w:hAnsi="Arial"/>
-          <w:sz w:val="24"/>
-          <w:szCs w:val="24"/>
-        </w:rPr>
-      </w:pPr>
-      <w:r>
-        <w:rPr>
-          <w:rFonts w:ascii="Arial" w:cs="Arial" w:eastAsia="Arial" w:hAnsi="Arial"/>
+          <w:rFonts w:ascii="Arial" w:eastAsia="Arial" w:hAnsi="Arial" w:cs="Arial"/>
+          <w:noProof/>
           <w:sz w:val="24"/>
           <w:szCs w:val="24"/>
         </w:rPr>
         <w:drawing>
-          <wp:inline distB="114300" distT="114300" distL="114300" distR="114300">
+          <wp:inline distT="114300" distB="114300" distL="114300" distR="114300" wp14:anchorId="4AFAEEE0" wp14:editId="17AAE15E">
             <wp:extent cx="5399730" cy="1333500"/>
-            <wp:effectExtent b="0" l="0" r="0" t="0"/>
+            <wp:effectExtent l="0" t="0" r="0" b="0"/>
             <wp:docPr id="1030422491" name="image1.png"/>
-            <a:graphic>
+            <wp:cNvGraphicFramePr/>
+            <a:graphic xmlns:a="http://schemas.openxmlformats.org/drawingml/2006/main">
               <a:graphicData uri="http://schemas.openxmlformats.org/drawingml/2006/picture">
-                <pic:pic>
+                <pic:pic xmlns:pic="http://schemas.openxmlformats.org/drawingml/2006/picture">
                   <pic:nvPicPr>
                     <pic:cNvPr id="0" name="image1.png"/>
                     <pic:cNvPicPr preferRelativeResize="0"/>
                   </pic:nvPicPr>
                   <pic:blipFill>
                     <a:blip r:embed="rId22"/>
-                    <a:srcRect b="0" l="0" r="0" t="0"/>
+                    <a:srcRect/>
                     <a:stretch>
                       <a:fillRect/>
                     </a:stretch>
@@ -3188,7 +2998,9 @@
                       <a:off x="0" y="0"/>
                       <a:ext cx="5399730" cy="1333500"/>
                     </a:xfrm>
-                    <a:prstGeom prst="rect"/>
+                    <a:prstGeom prst="rect">
+                      <a:avLst/>
+                    </a:prstGeom>
                     <a:ln/>
                   </pic:spPr>
                 </pic:pic>
@@ -3197,59 +3009,55 @@
           </wp:inline>
         </w:drawing>
       </w:r>
+    </w:p>
+    <w:p>
+      <w:pPr>
+        <w:rPr>
+          <w:rFonts w:ascii="Arial" w:eastAsia="Arial" w:hAnsi="Arial" w:cs="Arial"/>
+          <w:sz w:val="24"/>
+          <w:szCs w:val="24"/>
+        </w:rPr>
+      </w:pPr>
       <w:r>
         <w:rPr>
-          <w:rtl w:val="0"/>
-        </w:rPr>
+          <w:rFonts w:ascii="Arial" w:eastAsia="Arial" w:hAnsi="Arial" w:cs="Arial"/>
+          <w:sz w:val="24"/>
+          <w:szCs w:val="24"/>
+        </w:rPr>
+        <w:t>Acesse o servidor SSH como root.</w:t>
       </w:r>
     </w:p>
     <w:p>
       <w:pPr>
         <w:rPr>
-          <w:rFonts w:ascii="Arial" w:cs="Arial" w:eastAsia="Arial" w:hAnsi="Arial"/>
+          <w:rFonts w:ascii="Arial" w:eastAsia="Arial" w:hAnsi="Arial" w:cs="Arial"/>
           <w:sz w:val="24"/>
           <w:szCs w:val="24"/>
         </w:rPr>
       </w:pPr>
       <w:r>
         <w:rPr>
-          <w:rFonts w:ascii="Arial" w:cs="Arial" w:eastAsia="Arial" w:hAnsi="Arial"/>
-          <w:sz w:val="24"/>
-          <w:szCs w:val="24"/>
-          <w:rtl w:val="0"/>
-        </w:rPr>
-        <w:t xml:space="preserve">Acesse o servidor SSH como root.</w:t>
-      </w:r>
-    </w:p>
-    <w:p>
-      <w:pPr>
-        <w:rPr>
-          <w:rFonts w:ascii="Arial" w:cs="Arial" w:eastAsia="Arial" w:hAnsi="Arial"/>
-          <w:sz w:val="24"/>
-          <w:szCs w:val="24"/>
-        </w:rPr>
-      </w:pPr>
-      <w:r>
-        <w:rPr>
-          <w:rFonts w:ascii="Arial" w:cs="Arial" w:eastAsia="Arial" w:hAnsi="Arial"/>
+          <w:rFonts w:ascii="Arial" w:eastAsia="Arial" w:hAnsi="Arial" w:cs="Arial"/>
+          <w:noProof/>
           <w:sz w:val="24"/>
           <w:szCs w:val="24"/>
         </w:rPr>
         <w:drawing>
-          <wp:inline distB="114300" distT="114300" distL="114300" distR="114300">
+          <wp:inline distT="114300" distB="114300" distL="114300" distR="114300" wp14:anchorId="11948C66" wp14:editId="0ADACFD8">
             <wp:extent cx="5399730" cy="2730500"/>
-            <wp:effectExtent b="0" l="0" r="0" t="0"/>
+            <wp:effectExtent l="0" t="0" r="0" b="0"/>
             <wp:docPr id="1030422492" name="image19.png"/>
-            <a:graphic>
+            <wp:cNvGraphicFramePr/>
+            <a:graphic xmlns:a="http://schemas.openxmlformats.org/drawingml/2006/main">
               <a:graphicData uri="http://schemas.openxmlformats.org/drawingml/2006/picture">
-                <pic:pic>
+                <pic:pic xmlns:pic="http://schemas.openxmlformats.org/drawingml/2006/picture">
                   <pic:nvPicPr>
                     <pic:cNvPr id="0" name="image19.png"/>
                     <pic:cNvPicPr preferRelativeResize="0"/>
                   </pic:nvPicPr>
                   <pic:blipFill>
                     <a:blip r:embed="rId23"/>
-                    <a:srcRect b="0" l="0" r="0" t="0"/>
+                    <a:srcRect/>
                     <a:stretch>
                       <a:fillRect/>
                     </a:stretch>
@@ -3259,7 +3067,9 @@
                       <a:off x="0" y="0"/>
                       <a:ext cx="5399730" cy="2730500"/>
                     </a:xfrm>
-                    <a:prstGeom prst="rect"/>
+                    <a:prstGeom prst="rect">
+                      <a:avLst/>
+                    </a:prstGeom>
                     <a:ln/>
                   </pic:spPr>
                 </pic:pic>
@@ -3268,59 +3078,56 @@
           </wp:inline>
         </w:drawing>
       </w:r>
+    </w:p>
+    <w:p>
+      <w:pPr>
+        <w:rPr>
+          <w:rFonts w:ascii="Arial" w:eastAsia="Arial" w:hAnsi="Arial" w:cs="Arial"/>
+          <w:sz w:val="24"/>
+          <w:szCs w:val="24"/>
+        </w:rPr>
+      </w:pPr>
       <w:r>
         <w:rPr>
-          <w:rtl w:val="0"/>
-        </w:rPr>
+          <w:rFonts w:ascii="Arial" w:eastAsia="Arial" w:hAnsi="Arial" w:cs="Arial"/>
+          <w:sz w:val="24"/>
+          <w:szCs w:val="24"/>
+        </w:rPr>
+        <w:t>Utilizando o comando ls e cat consegui achar o root.txt.</w:t>
       </w:r>
     </w:p>
     <w:p>
       <w:pPr>
         <w:rPr>
-          <w:rFonts w:ascii="Arial" w:cs="Arial" w:eastAsia="Arial" w:hAnsi="Arial"/>
+          <w:rFonts w:ascii="Arial" w:eastAsia="Arial" w:hAnsi="Arial" w:cs="Arial"/>
           <w:sz w:val="24"/>
           <w:szCs w:val="24"/>
         </w:rPr>
       </w:pPr>
       <w:r>
         <w:rPr>
-          <w:rFonts w:ascii="Arial" w:cs="Arial" w:eastAsia="Arial" w:hAnsi="Arial"/>
-          <w:sz w:val="24"/>
-          <w:szCs w:val="24"/>
-          <w:rtl w:val="0"/>
-        </w:rPr>
-        <w:t xml:space="preserve">Utilizando o comando ls e cat consegui achar o root.txt.</w:t>
-      </w:r>
-    </w:p>
-    <w:p>
-      <w:pPr>
-        <w:rPr>
-          <w:rFonts w:ascii="Arial" w:cs="Arial" w:eastAsia="Arial" w:hAnsi="Arial"/>
-          <w:sz w:val="24"/>
-          <w:szCs w:val="24"/>
-        </w:rPr>
-      </w:pPr>
-      <w:r>
-        <w:rPr>
-          <w:rFonts w:ascii="Arial" w:cs="Arial" w:eastAsia="Arial" w:hAnsi="Arial"/>
+          <w:rFonts w:ascii="Arial" w:eastAsia="Arial" w:hAnsi="Arial" w:cs="Arial"/>
+          <w:noProof/>
           <w:sz w:val="24"/>
           <w:szCs w:val="24"/>
         </w:rPr>
         <w:drawing>
-          <wp:inline distB="114300" distT="114300" distL="114300" distR="114300">
-            <wp:extent cx="4067175" cy="1000125"/>
-            <wp:effectExtent b="0" l="0" r="0" t="0"/>
-            <wp:docPr id="1030422485" name="image18.png"/>
-            <a:graphic>
+          <wp:inline distT="0" distB="0" distL="0" distR="0" wp14:anchorId="491D4E65" wp14:editId="0455481F">
+            <wp:extent cx="2905530" cy="771633"/>
+            <wp:effectExtent l="0" t="0" r="0" b="9525"/>
+            <wp:docPr id="675402359" name="Imagem 1"/>
+            <wp:cNvGraphicFramePr>
+              <a:graphicFrameLocks xmlns:a="http://schemas.openxmlformats.org/drawingml/2006/main" noChangeAspect="1"/>
+            </wp:cNvGraphicFramePr>
+            <a:graphic xmlns:a="http://schemas.openxmlformats.org/drawingml/2006/main">
               <a:graphicData uri="http://schemas.openxmlformats.org/drawingml/2006/picture">
-                <pic:pic>
+                <pic:pic xmlns:pic="http://schemas.openxmlformats.org/drawingml/2006/picture">
                   <pic:nvPicPr>
-                    <pic:cNvPr id="0" name="image18.png"/>
-                    <pic:cNvPicPr preferRelativeResize="0"/>
+                    <pic:cNvPr id="675402359" name=""/>
+                    <pic:cNvPicPr/>
                   </pic:nvPicPr>
                   <pic:blipFill>
                     <a:blip r:embed="rId24"/>
-                    <a:srcRect b="0" l="0" r="0" t="0"/>
                     <a:stretch>
                       <a:fillRect/>
                     </a:stretch>
@@ -3328,10 +3135,11 @@
                   <pic:spPr>
                     <a:xfrm>
                       <a:off x="0" y="0"/>
-                      <a:ext cx="4067175" cy="1000125"/>
+                      <a:ext cx="2905530" cy="771633"/>
                     </a:xfrm>
-                    <a:prstGeom prst="rect"/>
-                    <a:ln/>
+                    <a:prstGeom prst="rect">
+                      <a:avLst/>
+                    </a:prstGeom>
                   </pic:spPr>
                 </pic:pic>
               </a:graphicData>
@@ -3339,145 +3147,149 @@
           </wp:inline>
         </w:drawing>
       </w:r>
-      <w:r>
-        <w:rPr>
-          <w:rtl w:val="0"/>
-        </w:rPr>
-      </w:r>
-    </w:p>
-    <w:p>
-      <w:pPr>
-        <w:rPr>
-          <w:rFonts w:ascii="Arial" w:cs="Arial" w:eastAsia="Arial" w:hAnsi="Arial"/>
-          <w:sz w:val="24"/>
-          <w:szCs w:val="24"/>
-        </w:rPr>
-      </w:pPr>
-      <w:r>
-        <w:rPr>
-          <w:rtl w:val="0"/>
-        </w:rPr>
-      </w:r>
+    </w:p>
+    <w:p>
+      <w:pPr>
+        <w:rPr>
+          <w:rFonts w:ascii="Arial" w:eastAsia="Arial" w:hAnsi="Arial" w:cs="Arial"/>
+          <w:sz w:val="24"/>
+          <w:szCs w:val="24"/>
+        </w:rPr>
+      </w:pPr>
     </w:p>
     <w:p>
       <w:pPr>
         <w:pBdr>
-          <w:top w:space="0" w:sz="0" w:val="nil"/>
-          <w:left w:space="0" w:sz="0" w:val="nil"/>
-          <w:bottom w:space="0" w:sz="0" w:val="nil"/>
-          <w:right w:space="0" w:sz="0" w:val="nil"/>
-          <w:between w:space="0" w:sz="0" w:val="nil"/>
+          <w:top w:val="nil"/>
+          <w:left w:val="nil"/>
+          <w:bottom w:val="nil"/>
+          <w:right w:val="nil"/>
+          <w:between w:val="nil"/>
         </w:pBdr>
         <w:spacing w:after="0" w:line="360" w:lineRule="auto"/>
         <w:rPr>
-          <w:rFonts w:ascii="Arial" w:cs="Arial" w:eastAsia="Arial" w:hAnsi="Arial"/>
-          <w:b w:val="1"/>
-          <w:smallCaps w:val="1"/>
+          <w:rFonts w:ascii="Arial" w:eastAsia="Arial" w:hAnsi="Arial" w:cs="Arial"/>
+          <w:b/>
+          <w:smallCaps/>
           <w:color w:val="000000"/>
           <w:sz w:val="32"/>
           <w:szCs w:val="32"/>
         </w:rPr>
       </w:pPr>
-      <w:bookmarkStart w:colFirst="0" w:colLast="0" w:name="_heading=h.1t3h5sf" w:id="4"/>
+      <w:bookmarkStart w:id="4" w:name="_heading=h.1t3h5sf" w:colFirst="0" w:colLast="0"/>
       <w:bookmarkEnd w:id="4"/>
       <w:r>
         <w:rPr>
-          <w:rFonts w:ascii="Arial" w:cs="Arial" w:eastAsia="Arial" w:hAnsi="Arial"/>
-          <w:b w:val="1"/>
-          <w:smallCaps w:val="1"/>
+          <w:rFonts w:ascii="Arial" w:eastAsia="Arial" w:hAnsi="Arial" w:cs="Arial"/>
+          <w:b/>
+          <w:smallCaps/>
           <w:color w:val="000000"/>
           <w:sz w:val="32"/>
           <w:szCs w:val="32"/>
-          <w:rtl w:val="0"/>
-        </w:rPr>
-        <w:t xml:space="preserve">Conclusão</w:t>
+        </w:rPr>
+        <w:t>Conclusão</w:t>
       </w:r>
     </w:p>
     <w:p>
       <w:pPr>
         <w:rPr>
-          <w:rFonts w:ascii="Arial" w:cs="Arial" w:eastAsia="Arial" w:hAnsi="Arial"/>
+          <w:rFonts w:ascii="Arial" w:eastAsia="Arial" w:hAnsi="Arial" w:cs="Arial"/>
           <w:sz w:val="24"/>
           <w:szCs w:val="24"/>
         </w:rPr>
       </w:pPr>
       <w:r>
         <w:rPr>
-          <w:rFonts w:ascii="Arial" w:cs="Arial" w:eastAsia="Arial" w:hAnsi="Arial"/>
-          <w:sz w:val="24"/>
-          <w:szCs w:val="24"/>
-          <w:rtl w:val="0"/>
-        </w:rPr>
-        <w:t xml:space="preserve">Nesse CTF utilizei conceitos simples de exploração do serviço FTP, quebra de hash com o john.</w:t>
+          <w:rFonts w:ascii="Arial" w:eastAsia="Arial" w:hAnsi="Arial" w:cs="Arial"/>
+          <w:sz w:val="24"/>
+          <w:szCs w:val="24"/>
+        </w:rPr>
+        <w:t>Nesse CTF utilizei conceitos simples de exploração do serviço FTP, quebra de hash com o john.</w:t>
       </w:r>
     </w:p>
     <w:p>
       <w:pPr>
         <w:pBdr>
-          <w:top w:space="0" w:sz="0" w:val="nil"/>
-          <w:left w:space="0" w:sz="0" w:val="nil"/>
-          <w:bottom w:space="0" w:sz="0" w:val="nil"/>
-          <w:right w:space="0" w:sz="0" w:val="nil"/>
-          <w:between w:space="0" w:sz="0" w:val="nil"/>
+          <w:top w:val="nil"/>
+          <w:left w:val="nil"/>
+          <w:bottom w:val="nil"/>
+          <w:right w:val="nil"/>
+          <w:between w:val="nil"/>
         </w:pBdr>
         <w:spacing w:after="0" w:line="360" w:lineRule="auto"/>
         <w:rPr>
-          <w:rFonts w:ascii="Arial" w:cs="Arial" w:eastAsia="Arial" w:hAnsi="Arial"/>
-          <w:b w:val="1"/>
-          <w:smallCaps w:val="1"/>
+          <w:rFonts w:ascii="Arial" w:eastAsia="Arial" w:hAnsi="Arial" w:cs="Arial"/>
+          <w:b/>
+          <w:smallCaps/>
           <w:color w:val="000000"/>
           <w:sz w:val="32"/>
           <w:szCs w:val="32"/>
         </w:rPr>
       </w:pPr>
-      <w:bookmarkStart w:colFirst="0" w:colLast="0" w:name="_heading=h.4d34og8" w:id="5"/>
+      <w:bookmarkStart w:id="5" w:name="_heading=h.4d34og8" w:colFirst="0" w:colLast="0"/>
       <w:bookmarkEnd w:id="5"/>
-      <w:r>
-        <w:rPr>
-          <w:rtl w:val="0"/>
-        </w:rPr>
-      </w:r>
-    </w:p>
-    <w:p>
-      <w:pPr>
-        <w:rPr>
-          <w:rFonts w:ascii="Arial" w:cs="Arial" w:eastAsia="Arial" w:hAnsi="Arial"/>
-          <w:sz w:val="24"/>
-          <w:szCs w:val="24"/>
-        </w:rPr>
-      </w:pPr>
-      <w:r>
-        <w:rPr>
-          <w:rtl w:val="0"/>
-        </w:rPr>
-      </w:r>
+    </w:p>
+    <w:p>
+      <w:pPr>
+        <w:rPr>
+          <w:rFonts w:ascii="Arial" w:eastAsia="Arial" w:hAnsi="Arial" w:cs="Arial"/>
+          <w:sz w:val="24"/>
+          <w:szCs w:val="24"/>
+        </w:rPr>
+      </w:pPr>
     </w:p>
     <w:sectPr>
-      <w:headerReference r:id="rId25" w:type="default"/>
-      <w:footerReference r:id="rId26" w:type="default"/>
-      <w:pgSz w:h="16838" w:w="11906" w:orient="portrait"/>
-      <w:pgMar w:bottom="1417" w:top="1417" w:left="1701" w:right="1701" w:header="708" w:footer="261"/>
+      <w:headerReference w:type="default" r:id="rId25"/>
+      <w:footerReference w:type="default" r:id="rId26"/>
+      <w:pgSz w:w="11906" w:h="16838"/>
+      <w:pgMar w:top="1417" w:right="1701" w:bottom="1417" w:left="1701" w:header="708" w:footer="261" w:gutter="0"/>
       <w:pgNumType w:start="1"/>
-      <w:titlePg w:val="1"/>
+      <w:cols w:space="720"/>
+      <w:titlePg/>
     </w:sectPr>
   </w:body>
 </w:document>
 </file>
 
+<file path=word/endnotes.xml><?xml version="1.0" encoding="utf-8"?>
+<w:endnotes xmlns:wpc="http://schemas.microsoft.com/office/word/2010/wordprocessingCanvas" xmlns:cx="http://schemas.microsoft.com/office/drawing/2014/chartex" xmlns:cx1="http://schemas.microsoft.com/office/drawing/2015/9/8/chartex" xmlns:cx2="http://schemas.microsoft.com/office/drawing/2015/10/21/chartex" xmlns:cx3="http://schemas.microsoft.com/office/drawing/2016/5/9/chartex" xmlns:cx4="http://schemas.microsoft.com/office/drawing/2016/5/10/chartex" xmlns:cx5="http://schemas.microsoft.com/office/drawing/2016/5/11/chartex" xmlns:cx6="http://schemas.microsoft.com/office/drawing/2016/5/12/chartex" xmlns:cx7="http://schemas.microsoft.com/office/drawing/2016/5/13/chartex" xmlns:cx8="http://schemas.microsoft.com/office/drawing/2016/5/14/chartex" xmlns:mc="http://schemas.openxmlformats.org/markup-compatibility/2006" xmlns:aink="http://schemas.microsoft.com/office/drawing/2016/ink" xmlns:am3d="http://schemas.microsoft.com/office/drawing/2017/model3d" xmlns:o="urn:schemas-microsoft-com:office:office" xmlns:oel="http://schemas.microsoft.com/office/2019/extlst" xmlns:r="http://schemas.openxmlformats.org/officeDocument/2006/relationships" xmlns:m="http://schemas.openxmlformats.org/officeDocument/2006/math" xmlns:v="urn:schemas-microsoft-com:vml" xmlns:wp14="http://schemas.microsoft.com/office/word/2010/wordprocessingDrawing" xmlns:wp="http://schemas.openxmlformats.org/drawingml/2006/wordprocessingDrawing" xmlns:w10="urn:schemas-microsoft-com:office:word" xmlns:w="http://schemas.openxmlformats.org/wordprocessingml/2006/main" xmlns:w14="http://schemas.microsoft.com/office/word/2010/wordml" xmlns:w15="http://schemas.microsoft.com/office/word/2012/wordml" xmlns:w16cex="http://schemas.microsoft.com/office/word/2018/wordml/cex" xmlns:w16cid="http://schemas.microsoft.com/office/word/2016/wordml/cid" xmlns:w16="http://schemas.microsoft.com/office/word/2018/wordml" xmlns:w16du="http://schemas.microsoft.com/office/word/2023/wordml/word16du" xmlns:w16sdtdh="http://schemas.microsoft.com/office/word/2020/wordml/sdtdatahash" xmlns:w16sdtfl="http://schemas.microsoft.com/office/word/2024/wordml/sdtformatlock" xmlns:w16se="http://schemas.microsoft.com/office/word/2015/wordml/symex" xmlns:wpg="http://schemas.microsoft.com/office/word/2010/wordprocessingGroup" xmlns:wpi="http://schemas.microsoft.com/office/word/2010/wordprocessingInk" xmlns:wne="http://schemas.microsoft.com/office/word/2006/wordml" xmlns:wps="http://schemas.microsoft.com/office/word/2010/wordprocessingShape" mc:Ignorable="w14 w15 w16se w16cid w16 w16cex w16sdtdh w16sdtfl w16du wp14">
+  <w:endnote w:type="separator" w:id="-1">
+    <w:p>
+      <w:pPr>
+        <w:spacing w:after="0" w:line="240" w:lineRule="auto"/>
+      </w:pPr>
+      <w:r>
+        <w:separator/>
+      </w:r>
+    </w:p>
+  </w:endnote>
+  <w:endnote w:type="continuationSeparator" w:id="0">
+    <w:p>
+      <w:pPr>
+        <w:spacing w:after="0" w:line="240" w:lineRule="auto"/>
+      </w:pPr>
+      <w:r>
+        <w:continuationSeparator/>
+      </w:r>
+    </w:p>
+  </w:endnote>
+</w:endnotes>
+</file>
+
 <file path=word/footer1.xml><?xml version="1.0" encoding="utf-8"?>
-<w:ftr xmlns:mc="http://schemas.openxmlformats.org/markup-compatibility/2006" xmlns:o="urn:schemas-microsoft-com:office:office" xmlns:r="http://schemas.openxmlformats.org/officeDocument/2006/relationships" xmlns:m="http://schemas.openxmlformats.org/officeDocument/2006/math" xmlns:v="urn:schemas-microsoft-com:vml" xmlns:wp="http://schemas.openxmlformats.org/drawingml/2006/wordprocessingDrawing" xmlns:w10="urn:schemas-microsoft-com:office:word" xmlns:w="http://schemas.openxmlformats.org/wordprocessingml/2006/main" xmlns:wne="http://schemas.microsoft.com/office/word/2006/wordml" xmlns:sl="http://schemas.openxmlformats.org/schemaLibrary/2006/main" xmlns:a="http://schemas.openxmlformats.org/drawingml/2006/main" xmlns:pic="http://schemas.openxmlformats.org/drawingml/2006/picture" xmlns:c="http://schemas.openxmlformats.org/drawingml/2006/chart" xmlns:lc="http://schemas.openxmlformats.org/drawingml/2006/lockedCanvas" xmlns:dgm="http://schemas.openxmlformats.org/drawingml/2006/diagram" xmlns:wps="http://schemas.microsoft.com/office/word/2010/wordprocessingShape" xmlns:wpg="http://schemas.microsoft.com/office/word/2010/wordprocessingGroup" xmlns:w14="http://schemas.microsoft.com/office/word/2010/wordml" xmlns:w15="http://schemas.microsoft.com/office/word/2012/wordml" xmlns:w16="http://schemas.microsoft.com/office/word/2018/wordml" xmlns:w16cex="http://schemas.microsoft.com/office/word/2018/wordml/cex" xmlns:w16cid="http://schemas.microsoft.com/office/word/2016/wordml/cid" xmlns="http://schemas.microsoft.com/office/tasks/2019/documenttasks" xmlns:cr="http://schemas.microsoft.com/office/comments/2020/reactions">
+<w:ftr xmlns:wpc="http://schemas.microsoft.com/office/word/2010/wordprocessingCanvas" xmlns:cx="http://schemas.microsoft.com/office/drawing/2014/chartex" xmlns:cx1="http://schemas.microsoft.com/office/drawing/2015/9/8/chartex" xmlns:cx2="http://schemas.microsoft.com/office/drawing/2015/10/21/chartex" xmlns:cx3="http://schemas.microsoft.com/office/drawing/2016/5/9/chartex" xmlns:cx4="http://schemas.microsoft.com/office/drawing/2016/5/10/chartex" xmlns:cx5="http://schemas.microsoft.com/office/drawing/2016/5/11/chartex" xmlns:cx6="http://schemas.microsoft.com/office/drawing/2016/5/12/chartex" xmlns:cx7="http://schemas.microsoft.com/office/drawing/2016/5/13/chartex" xmlns:cx8="http://schemas.microsoft.com/office/drawing/2016/5/14/chartex" xmlns:mc="http://schemas.openxmlformats.org/markup-compatibility/2006" xmlns:aink="http://schemas.microsoft.com/office/drawing/2016/ink" xmlns:am3d="http://schemas.microsoft.com/office/drawing/2017/model3d" xmlns:o="urn:schemas-microsoft-com:office:office" xmlns:oel="http://schemas.microsoft.com/office/2019/extlst" xmlns:r="http://schemas.openxmlformats.org/officeDocument/2006/relationships" xmlns:m="http://schemas.openxmlformats.org/officeDocument/2006/math" xmlns:v="urn:schemas-microsoft-com:vml" xmlns:wp14="http://schemas.microsoft.com/office/word/2010/wordprocessingDrawing" xmlns:wp="http://schemas.openxmlformats.org/drawingml/2006/wordprocessingDrawing" xmlns:w10="urn:schemas-microsoft-com:office:word" xmlns:w="http://schemas.openxmlformats.org/wordprocessingml/2006/main" xmlns:w14="http://schemas.microsoft.com/office/word/2010/wordml" xmlns:w15="http://schemas.microsoft.com/office/word/2012/wordml" xmlns:w16cex="http://schemas.microsoft.com/office/word/2018/wordml/cex" xmlns:w16cid="http://schemas.microsoft.com/office/word/2016/wordml/cid" xmlns:w16="http://schemas.microsoft.com/office/word/2018/wordml" xmlns:w16du="http://schemas.microsoft.com/office/word/2023/wordml/word16du" xmlns:w16sdtdh="http://schemas.microsoft.com/office/word/2020/wordml/sdtdatahash" xmlns:w16sdtfl="http://schemas.microsoft.com/office/word/2024/wordml/sdtformatlock" xmlns:w16se="http://schemas.microsoft.com/office/word/2015/wordml/symex" xmlns:wpg="http://schemas.microsoft.com/office/word/2010/wordprocessingGroup" xmlns:wpi="http://schemas.microsoft.com/office/word/2010/wordprocessingInk" xmlns:wne="http://schemas.microsoft.com/office/word/2006/wordml" xmlns:wps="http://schemas.microsoft.com/office/word/2010/wordprocessingShape" mc:Ignorable="w14 w15 w16se w16cid w16 w16cex w16sdtdh w16sdtfl w16du wp14">
   <w:p>
     <w:pPr>
       <w:pBdr>
-        <w:top w:space="0" w:sz="0" w:val="nil"/>
-        <w:left w:space="0" w:sz="0" w:val="nil"/>
-        <w:bottom w:space="0" w:sz="0" w:val="nil"/>
-        <w:right w:space="0" w:sz="0" w:val="nil"/>
-        <w:between w:space="0" w:sz="0" w:val="nil"/>
+        <w:top w:val="nil"/>
+        <w:left w:val="nil"/>
+        <w:bottom w:val="nil"/>
+        <w:right w:val="nil"/>
+        <w:between w:val="nil"/>
       </w:pBdr>
       <w:tabs>
-        <w:tab w:val="center" w:leader="none" w:pos="4252"/>
-        <w:tab w:val="right" w:leader="none" w:pos="8504"/>
+        <w:tab w:val="center" w:pos="4252"/>
+        <w:tab w:val="right" w:pos="8504"/>
       </w:tabs>
       <w:spacing w:after="0" w:line="240" w:lineRule="auto"/>
       <w:jc w:val="center"/>
@@ -3488,40 +3300,62 @@
     <w:r>
       <w:rPr>
         <w:color w:val="000000"/>
-        <w:rtl w:val="0"/>
       </w:rPr>
-      <w:t xml:space="preserve">AAAA | @Guardian Mauá | Confidencial</w:t>
+      <w:t>AAAA | @Guardian Mauá | Confidencial</w:t>
     </w:r>
   </w:p>
 </w:ftr>
 </file>
 
+<file path=word/footnotes.xml><?xml version="1.0" encoding="utf-8"?>
+<w:footnotes xmlns:wpc="http://schemas.microsoft.com/office/word/2010/wordprocessingCanvas" xmlns:cx="http://schemas.microsoft.com/office/drawing/2014/chartex" xmlns:cx1="http://schemas.microsoft.com/office/drawing/2015/9/8/chartex" xmlns:cx2="http://schemas.microsoft.com/office/drawing/2015/10/21/chartex" xmlns:cx3="http://schemas.microsoft.com/office/drawing/2016/5/9/chartex" xmlns:cx4="http://schemas.microsoft.com/office/drawing/2016/5/10/chartex" xmlns:cx5="http://schemas.microsoft.com/office/drawing/2016/5/11/chartex" xmlns:cx6="http://schemas.microsoft.com/office/drawing/2016/5/12/chartex" xmlns:cx7="http://schemas.microsoft.com/office/drawing/2016/5/13/chartex" xmlns:cx8="http://schemas.microsoft.com/office/drawing/2016/5/14/chartex" xmlns:mc="http://schemas.openxmlformats.org/markup-compatibility/2006" xmlns:aink="http://schemas.microsoft.com/office/drawing/2016/ink" xmlns:am3d="http://schemas.microsoft.com/office/drawing/2017/model3d" xmlns:o="urn:schemas-microsoft-com:office:office" xmlns:oel="http://schemas.microsoft.com/office/2019/extlst" xmlns:r="http://schemas.openxmlformats.org/officeDocument/2006/relationships" xmlns:m="http://schemas.openxmlformats.org/officeDocument/2006/math" xmlns:v="urn:schemas-microsoft-com:vml" xmlns:wp14="http://schemas.microsoft.com/office/word/2010/wordprocessingDrawing" xmlns:wp="http://schemas.openxmlformats.org/drawingml/2006/wordprocessingDrawing" xmlns:w10="urn:schemas-microsoft-com:office:word" xmlns:w="http://schemas.openxmlformats.org/wordprocessingml/2006/main" xmlns:w14="http://schemas.microsoft.com/office/word/2010/wordml" xmlns:w15="http://schemas.microsoft.com/office/word/2012/wordml" xmlns:w16cex="http://schemas.microsoft.com/office/word/2018/wordml/cex" xmlns:w16cid="http://schemas.microsoft.com/office/word/2016/wordml/cid" xmlns:w16="http://schemas.microsoft.com/office/word/2018/wordml" xmlns:w16du="http://schemas.microsoft.com/office/word/2023/wordml/word16du" xmlns:w16sdtdh="http://schemas.microsoft.com/office/word/2020/wordml/sdtdatahash" xmlns:w16sdtfl="http://schemas.microsoft.com/office/word/2024/wordml/sdtformatlock" xmlns:w16se="http://schemas.microsoft.com/office/word/2015/wordml/symex" xmlns:wpg="http://schemas.microsoft.com/office/word/2010/wordprocessingGroup" xmlns:wpi="http://schemas.microsoft.com/office/word/2010/wordprocessingInk" xmlns:wne="http://schemas.microsoft.com/office/word/2006/wordml" xmlns:wps="http://schemas.microsoft.com/office/word/2010/wordprocessingShape" mc:Ignorable="w14 w15 w16se w16cid w16 w16cex w16sdtdh w16sdtfl w16du wp14">
+  <w:footnote w:type="separator" w:id="-1">
+    <w:p>
+      <w:pPr>
+        <w:spacing w:after="0" w:line="240" w:lineRule="auto"/>
+      </w:pPr>
+      <w:r>
+        <w:separator/>
+      </w:r>
+    </w:p>
+  </w:footnote>
+  <w:footnote w:type="continuationSeparator" w:id="0">
+    <w:p>
+      <w:pPr>
+        <w:spacing w:after="0" w:line="240" w:lineRule="auto"/>
+      </w:pPr>
+      <w:r>
+        <w:continuationSeparator/>
+      </w:r>
+    </w:p>
+  </w:footnote>
+</w:footnotes>
+</file>
+
 <file path=word/header1.xml><?xml version="1.0" encoding="utf-8"?>
-<w:hdr xmlns:mc="http://schemas.openxmlformats.org/markup-compatibility/2006" xmlns:o="urn:schemas-microsoft-com:office:office" xmlns:r="http://schemas.openxmlformats.org/officeDocument/2006/relationships" xmlns:m="http://schemas.openxmlformats.org/officeDocument/2006/math" xmlns:v="urn:schemas-microsoft-com:vml" xmlns:wp="http://schemas.openxmlformats.org/drawingml/2006/wordprocessingDrawing" xmlns:w10="urn:schemas-microsoft-com:office:word" xmlns:w="http://schemas.openxmlformats.org/wordprocessingml/2006/main" xmlns:wne="http://schemas.microsoft.com/office/word/2006/wordml" xmlns:sl="http://schemas.openxmlformats.org/schemaLibrary/2006/main" xmlns:a="http://schemas.openxmlformats.org/drawingml/2006/main" xmlns:pic="http://schemas.openxmlformats.org/drawingml/2006/picture" xmlns:c="http://schemas.openxmlformats.org/drawingml/2006/chart" xmlns:lc="http://schemas.openxmlformats.org/drawingml/2006/lockedCanvas" xmlns:dgm="http://schemas.openxmlformats.org/drawingml/2006/diagram" xmlns:wps="http://schemas.microsoft.com/office/word/2010/wordprocessingShape" xmlns:wpg="http://schemas.microsoft.com/office/word/2010/wordprocessingGroup" xmlns:w14="http://schemas.microsoft.com/office/word/2010/wordml" xmlns:w15="http://schemas.microsoft.com/office/word/2012/wordml" xmlns:w16="http://schemas.microsoft.com/office/word/2018/wordml" xmlns:w16cex="http://schemas.microsoft.com/office/word/2018/wordml/cex" xmlns:w16cid="http://schemas.microsoft.com/office/word/2016/wordml/cid" xmlns="http://schemas.microsoft.com/office/tasks/2019/documenttasks" xmlns:cr="http://schemas.microsoft.com/office/comments/2020/reactions">
+<w:hdr xmlns:wpc="http://schemas.microsoft.com/office/word/2010/wordprocessingCanvas" xmlns:cx="http://schemas.microsoft.com/office/drawing/2014/chartex" xmlns:cx1="http://schemas.microsoft.com/office/drawing/2015/9/8/chartex" xmlns:cx2="http://schemas.microsoft.com/office/drawing/2015/10/21/chartex" xmlns:cx3="http://schemas.microsoft.com/office/drawing/2016/5/9/chartex" xmlns:cx4="http://schemas.microsoft.com/office/drawing/2016/5/10/chartex" xmlns:cx5="http://schemas.microsoft.com/office/drawing/2016/5/11/chartex" xmlns:cx6="http://schemas.microsoft.com/office/drawing/2016/5/12/chartex" xmlns:cx7="http://schemas.microsoft.com/office/drawing/2016/5/13/chartex" xmlns:cx8="http://schemas.microsoft.com/office/drawing/2016/5/14/chartex" xmlns:mc="http://schemas.openxmlformats.org/markup-compatibility/2006" xmlns:aink="http://schemas.microsoft.com/office/drawing/2016/ink" xmlns:am3d="http://schemas.microsoft.com/office/drawing/2017/model3d" xmlns:o="urn:schemas-microsoft-com:office:office" xmlns:oel="http://schemas.microsoft.com/office/2019/extlst" xmlns:r="http://schemas.openxmlformats.org/officeDocument/2006/relationships" xmlns:m="http://schemas.openxmlformats.org/officeDocument/2006/math" xmlns:v="urn:schemas-microsoft-com:vml" xmlns:wp14="http://schemas.microsoft.com/office/word/2010/wordprocessingDrawing" xmlns:wp="http://schemas.openxmlformats.org/drawingml/2006/wordprocessingDrawing" xmlns:w10="urn:schemas-microsoft-com:office:word" xmlns:w="http://schemas.openxmlformats.org/wordprocessingml/2006/main" xmlns:w14="http://schemas.microsoft.com/office/word/2010/wordml" xmlns:w15="http://schemas.microsoft.com/office/word/2012/wordml" xmlns:w16cex="http://schemas.microsoft.com/office/word/2018/wordml/cex" xmlns:w16cid="http://schemas.microsoft.com/office/word/2016/wordml/cid" xmlns:w16="http://schemas.microsoft.com/office/word/2018/wordml" xmlns:w16du="http://schemas.microsoft.com/office/word/2023/wordml/word16du" xmlns:w16sdtdh="http://schemas.microsoft.com/office/word/2020/wordml/sdtdatahash" xmlns:w16sdtfl="http://schemas.microsoft.com/office/word/2024/wordml/sdtformatlock" xmlns:w16se="http://schemas.microsoft.com/office/word/2015/wordml/symex" xmlns:wpg="http://schemas.microsoft.com/office/word/2010/wordprocessingGroup" xmlns:wpi="http://schemas.microsoft.com/office/word/2010/wordprocessingInk" xmlns:wne="http://schemas.microsoft.com/office/word/2006/wordml" xmlns:wps="http://schemas.microsoft.com/office/word/2010/wordprocessingShape" mc:Ignorable="w14 w15 w16se w16cid w16 w16cex w16sdtdh w16sdtfl w16du wp14">
   <w:p>
     <w:pPr>
-      <w:keepNext w:val="1"/>
-      <w:keepLines w:val="1"/>
+      <w:keepNext/>
+      <w:keepLines/>
       <w:tabs>
-        <w:tab w:val="center" w:leader="none" w:pos="4252"/>
-        <w:tab w:val="right" w:leader="none" w:pos="8504"/>
+        <w:tab w:val="center" w:pos="4252"/>
+        <w:tab w:val="right" w:pos="8504"/>
       </w:tabs>
-      <w:spacing w:after="0" w:before="240" w:lineRule="auto"/>
+      <w:spacing w:before="240" w:after="0"/>
       <w:rPr>
-        <w:rFonts w:ascii="Arial" w:cs="Arial" w:eastAsia="Arial" w:hAnsi="Arial"/>
-        <w:b w:val="1"/>
+        <w:rFonts w:ascii="Arial" w:eastAsia="Arial" w:hAnsi="Arial" w:cs="Arial"/>
+        <w:b/>
         <w:sz w:val="32"/>
         <w:szCs w:val="32"/>
       </w:rPr>
     </w:pPr>
     <w:r>
       <w:rPr>
-        <w:rtl w:val="0"/>
+        <w:noProof/>
       </w:rPr>
-    </w:r>
-    <w:r>
       <w:drawing>
-        <wp:anchor allowOverlap="1" behindDoc="0" distB="0" distT="0" distL="114300" distR="114300" hidden="0" layoutInCell="1" locked="0" relativeHeight="0" simplePos="0">
+        <wp:anchor distT="0" distB="0" distL="114300" distR="114300" simplePos="0" relativeHeight="251658240" behindDoc="0" locked="0" layoutInCell="1" hidden="0" allowOverlap="1" wp14:anchorId="16CDB908" wp14:editId="6D4036F4">
           <wp:simplePos x="0" y="0"/>
           <wp:positionH relativeFrom="column">
             <wp:posOffset>-1476373</wp:posOffset>
@@ -3530,19 +3364,20 @@
             <wp:posOffset>-447672</wp:posOffset>
           </wp:positionV>
           <wp:extent cx="10943540" cy="542954"/>
-          <wp:effectExtent b="0" l="0" r="0" t="0"/>
+          <wp:effectExtent l="0" t="0" r="0" b="0"/>
           <wp:wrapNone/>
           <wp:docPr id="1030422477" name="image2.png"/>
-          <a:graphic>
+          <wp:cNvGraphicFramePr/>
+          <a:graphic xmlns:a="http://schemas.openxmlformats.org/drawingml/2006/main">
             <a:graphicData uri="http://schemas.openxmlformats.org/drawingml/2006/picture">
-              <pic:pic>
+              <pic:pic xmlns:pic="http://schemas.openxmlformats.org/drawingml/2006/picture">
                 <pic:nvPicPr>
                   <pic:cNvPr id="0" name="image2.png"/>
                   <pic:cNvPicPr preferRelativeResize="0"/>
                 </pic:nvPicPr>
                 <pic:blipFill>
                   <a:blip r:embed="rId1"/>
-                  <a:srcRect b="0" l="0" r="0" t="0"/>
+                  <a:srcRect/>
                   <a:stretch>
                     <a:fillRect/>
                   </a:stretch>
@@ -3552,7 +3387,9 @@
                     <a:off x="0" y="0"/>
                     <a:ext cx="10943540" cy="542954"/>
                   </a:xfrm>
-                  <a:prstGeom prst="rect"/>
+                  <a:prstGeom prst="rect">
+                    <a:avLst/>
+                  </a:prstGeom>
                   <a:ln/>
                 </pic:spPr>
               </pic:pic>
@@ -3562,8 +3399,11 @@
       </w:drawing>
     </w:r>
     <w:r>
+      <w:rPr>
+        <w:noProof/>
+      </w:rPr>
       <w:drawing>
-        <wp:anchor allowOverlap="1" behindDoc="0" distB="0" distT="0" distL="114300" distR="114300" hidden="0" layoutInCell="1" locked="0" relativeHeight="0" simplePos="0">
+        <wp:anchor distT="0" distB="0" distL="114300" distR="114300" simplePos="0" relativeHeight="251659264" behindDoc="0" locked="0" layoutInCell="1" hidden="0" allowOverlap="1" wp14:anchorId="538920AE" wp14:editId="4EB79EBC">
           <wp:simplePos x="0" y="0"/>
           <wp:positionH relativeFrom="column">
             <wp:posOffset>5358130</wp:posOffset>
@@ -3572,19 +3412,20 @@
             <wp:posOffset>-354329</wp:posOffset>
           </wp:positionV>
           <wp:extent cx="875030" cy="351790"/>
-          <wp:effectExtent b="0" l="0" r="0" t="0"/>
+          <wp:effectExtent l="0" t="0" r="0" b="0"/>
           <wp:wrapNone/>
           <wp:docPr id="1030422476" name="image8.png"/>
-          <a:graphic>
+          <wp:cNvGraphicFramePr/>
+          <a:graphic xmlns:a="http://schemas.openxmlformats.org/drawingml/2006/main">
             <a:graphicData uri="http://schemas.openxmlformats.org/drawingml/2006/picture">
-              <pic:pic>
+              <pic:pic xmlns:pic="http://schemas.openxmlformats.org/drawingml/2006/picture">
                 <pic:nvPicPr>
                   <pic:cNvPr id="0" name="image8.png"/>
                   <pic:cNvPicPr preferRelativeResize="0"/>
                 </pic:nvPicPr>
                 <pic:blipFill>
                   <a:blip r:embed="rId2"/>
-                  <a:srcRect b="0" l="0" r="0" t="0"/>
+                  <a:srcRect/>
                   <a:stretch>
                     <a:fillRect/>
                   </a:stretch>
@@ -3594,7 +3435,9 @@
                     <a:off x="0" y="0"/>
                     <a:ext cx="875030" cy="351790"/>
                   </a:xfrm>
-                  <a:prstGeom prst="rect"/>
+                  <a:prstGeom prst="rect">
+                    <a:avLst/>
+                  </a:prstGeom>
                   <a:ln/>
                 </pic:spPr>
               </pic:pic>
@@ -3607,41 +3450,31 @@
   <w:p>
     <w:pPr>
       <w:pBdr>
-        <w:top w:space="0" w:sz="0" w:val="nil"/>
-        <w:left w:space="0" w:sz="0" w:val="nil"/>
-        <w:bottom w:space="0" w:sz="0" w:val="nil"/>
-        <w:right w:space="0" w:sz="0" w:val="nil"/>
-        <w:between w:space="0" w:sz="0" w:val="nil"/>
+        <w:top w:val="nil"/>
+        <w:left w:val="nil"/>
+        <w:bottom w:val="nil"/>
+        <w:right w:val="nil"/>
+        <w:between w:val="nil"/>
       </w:pBdr>
       <w:tabs>
-        <w:tab w:val="center" w:leader="none" w:pos="4252"/>
-        <w:tab w:val="right" w:leader="none" w:pos="8504"/>
+        <w:tab w:val="center" w:pos="4252"/>
+        <w:tab w:val="right" w:pos="8504"/>
       </w:tabs>
       <w:spacing w:after="0" w:line="240" w:lineRule="auto"/>
-      <w:rPr/>
     </w:pPr>
-    <w:r>
-      <w:rPr>
-        <w:rtl w:val="0"/>
-      </w:rPr>
-    </w:r>
   </w:p>
 </w:hdr>
 </file>
 
-<file path=word/numbering.xml><?xml version="1.0" encoding="utf-8"?>
-<w:numbering xmlns:mc="http://schemas.openxmlformats.org/markup-compatibility/2006" xmlns:o="urn:schemas-microsoft-com:office:office" xmlns:r="http://schemas.openxmlformats.org/officeDocument/2006/relationships" xmlns:m="http://schemas.openxmlformats.org/officeDocument/2006/math" xmlns:v="urn:schemas-microsoft-com:vml" xmlns:wp="http://schemas.openxmlformats.org/drawingml/2006/wordprocessingDrawing" xmlns:w10="urn:schemas-microsoft-com:office:word" xmlns:w="http://schemas.openxmlformats.org/wordprocessingml/2006/main" xmlns:wne="http://schemas.microsoft.com/office/word/2006/wordml" xmlns:sl="http://schemas.openxmlformats.org/schemaLibrary/2006/main" xmlns:a="http://schemas.openxmlformats.org/drawingml/2006/main" xmlns:pic="http://schemas.openxmlformats.org/drawingml/2006/picture" xmlns:c="http://schemas.openxmlformats.org/drawingml/2006/chart" xmlns:lc="http://schemas.openxmlformats.org/drawingml/2006/lockedCanvas" xmlns:dgm="http://schemas.openxmlformats.org/drawingml/2006/diagram" xmlns:wps="http://schemas.microsoft.com/office/word/2010/wordprocessingShape" xmlns:wpg="http://schemas.microsoft.com/office/word/2010/wordprocessingGroup" xmlns:w14="http://schemas.microsoft.com/office/word/2010/wordml" xmlns:w15="http://schemas.microsoft.com/office/word/2012/wordml" xmlns:w16="http://schemas.microsoft.com/office/word/2018/wordml" xmlns:w16cex="http://schemas.microsoft.com/office/word/2018/wordml/cex" xmlns:w16cid="http://schemas.microsoft.com/office/word/2016/wordml/cid" xmlns="http://schemas.microsoft.com/office/tasks/2019/documenttasks" xmlns:cr="http://schemas.microsoft.com/office/comments/2020/reactions"/>
-</file>
-
 <file path=word/styles.xml><?xml version="1.0" encoding="utf-8"?>
-<w:styles xmlns:mc="http://schemas.openxmlformats.org/markup-compatibility/2006" xmlns:o="urn:schemas-microsoft-com:office:office" xmlns:r="http://schemas.openxmlformats.org/officeDocument/2006/relationships" xmlns:m="http://schemas.openxmlformats.org/officeDocument/2006/math" xmlns:v="urn:schemas-microsoft-com:vml" xmlns:wp="http://schemas.openxmlformats.org/drawingml/2006/wordprocessingDrawing" xmlns:w10="urn:schemas-microsoft-com:office:word" xmlns:w="http://schemas.openxmlformats.org/wordprocessingml/2006/main" xmlns:wne="http://schemas.microsoft.com/office/word/2006/wordml" xmlns:sl="http://schemas.openxmlformats.org/schemaLibrary/2006/main" xmlns:a="http://schemas.openxmlformats.org/drawingml/2006/main" xmlns:pic="http://schemas.openxmlformats.org/drawingml/2006/picture" xmlns:c="http://schemas.openxmlformats.org/drawingml/2006/chart" xmlns:lc="http://schemas.openxmlformats.org/drawingml/2006/lockedCanvas" xmlns:dgm="http://schemas.openxmlformats.org/drawingml/2006/diagram" xmlns:wps="http://schemas.microsoft.com/office/word/2010/wordprocessingShape" xmlns:wpg="http://schemas.microsoft.com/office/word/2010/wordprocessingGroup" xmlns:w14="http://schemas.microsoft.com/office/word/2010/wordml" xmlns:w15="http://schemas.microsoft.com/office/word/2012/wordml" xmlns:w16="http://schemas.microsoft.com/office/word/2018/wordml" xmlns:w16cex="http://schemas.microsoft.com/office/word/2018/wordml/cex" xmlns:w16cid="http://schemas.microsoft.com/office/word/2016/wordml/cid" xmlns="http://schemas.microsoft.com/office/tasks/2019/documenttasks" xmlns:cr="http://schemas.microsoft.com/office/comments/2020/reactions">
+<w:styles xmlns:mc="http://schemas.openxmlformats.org/markup-compatibility/2006" xmlns:r="http://schemas.openxmlformats.org/officeDocument/2006/relationships" xmlns:w="http://schemas.openxmlformats.org/wordprocessingml/2006/main" xmlns:w14="http://schemas.microsoft.com/office/word/2010/wordml" xmlns:w15="http://schemas.microsoft.com/office/word/2012/wordml" xmlns:w16cex="http://schemas.microsoft.com/office/word/2018/wordml/cex" xmlns:w16cid="http://schemas.microsoft.com/office/word/2016/wordml/cid" xmlns:w16="http://schemas.microsoft.com/office/word/2018/wordml" xmlns:w16du="http://schemas.microsoft.com/office/word/2023/wordml/word16du" xmlns:w16sdtdh="http://schemas.microsoft.com/office/word/2020/wordml/sdtdatahash" xmlns:w16sdtfl="http://schemas.microsoft.com/office/word/2024/wordml/sdtformatlock" xmlns:w16se="http://schemas.microsoft.com/office/word/2015/wordml/symex" mc:Ignorable="w14 w15 w16se w16cid w16 w16cex w16sdtdh w16sdtfl w16du">
   <w:docDefaults>
     <w:rPrDefault>
       <w:rPr>
-        <w:rFonts w:ascii="Aptos" w:cs="Aptos" w:eastAsia="Aptos" w:hAnsi="Aptos"/>
+        <w:rFonts w:ascii="Aptos" w:eastAsia="Aptos" w:hAnsi="Aptos" w:cs="Aptos"/>
         <w:sz w:val="22"/>
         <w:szCs w:val="22"/>
-        <w:lang w:val="pt_BR"/>
+        <w:lang w:val="pt-BR" w:eastAsia="pt-BR" w:bidi="ar-SA"/>
       </w:rPr>
     </w:rPrDefault>
     <w:pPrDefault>
@@ -3650,119 +3483,502 @@
       </w:pPr>
     </w:pPrDefault>
   </w:docDefaults>
-  <w:style w:type="table" w:styleId="TableNormal" w:default="1">
-    <w:name w:val="TableNormal"/>
-    <w:tblPr>
-      <w:tblCellMar>
-        <w:top w:w="100.0" w:type="dxa"/>
-        <w:left w:w="100.0" w:type="dxa"/>
-        <w:bottom w:w="100.0" w:type="dxa"/>
-        <w:right w:w="100.0" w:type="dxa"/>
-      </w:tblCellMar>
-    </w:tblPr>
-  </w:style>
-  <w:style w:type="paragraph" w:styleId="Normal" w:default="1">
-    <w:name w:val="normal"/>
-  </w:style>
-  <w:style w:type="paragraph" w:styleId="Heading1">
+  <w:latentStyles w:defLockedState="0" w:defUIPriority="99" w:defSemiHidden="0" w:defUnhideWhenUsed="0" w:defQFormat="0" w:count="376">
+    <w:lsdException w:name="Normal" w:uiPriority="0" w:qFormat="1"/>
+    <w:lsdException w:name="heading 1" w:uiPriority="9" w:qFormat="1"/>
+    <w:lsdException w:name="heading 2" w:semiHidden="1" w:uiPriority="9" w:unhideWhenUsed="1" w:qFormat="1"/>
+    <w:lsdException w:name="heading 3" w:semiHidden="1" w:uiPriority="9" w:unhideWhenUsed="1" w:qFormat="1"/>
+    <w:lsdException w:name="heading 4" w:semiHidden="1" w:uiPriority="9" w:unhideWhenUsed="1" w:qFormat="1"/>
+    <w:lsdException w:name="heading 5" w:semiHidden="1" w:uiPriority="9" w:unhideWhenUsed="1" w:qFormat="1"/>
+    <w:lsdException w:name="heading 6" w:semiHidden="1" w:uiPriority="9" w:unhideWhenUsed="1" w:qFormat="1"/>
+    <w:lsdException w:name="heading 7" w:semiHidden="1" w:uiPriority="9" w:unhideWhenUsed="1" w:qFormat="1"/>
+    <w:lsdException w:name="heading 8" w:semiHidden="1" w:uiPriority="9" w:unhideWhenUsed="1" w:qFormat="1"/>
+    <w:lsdException w:name="heading 9" w:semiHidden="1" w:uiPriority="9" w:unhideWhenUsed="1" w:qFormat="1"/>
+    <w:lsdException w:name="index 1" w:semiHidden="1" w:unhideWhenUsed="1"/>
+    <w:lsdException w:name="index 2" w:semiHidden="1" w:unhideWhenUsed="1"/>
+    <w:lsdException w:name="index 3" w:semiHidden="1" w:unhideWhenUsed="1"/>
+    <w:lsdException w:name="index 4" w:semiHidden="1" w:unhideWhenUsed="1"/>
+    <w:lsdException w:name="index 5" w:semiHidden="1" w:unhideWhenUsed="1"/>
+    <w:lsdException w:name="index 6" w:semiHidden="1" w:unhideWhenUsed="1"/>
+    <w:lsdException w:name="index 7" w:semiHidden="1" w:unhideWhenUsed="1"/>
+    <w:lsdException w:name="index 8" w:semiHidden="1" w:unhideWhenUsed="1"/>
+    <w:lsdException w:name="index 9" w:semiHidden="1" w:unhideWhenUsed="1"/>
+    <w:lsdException w:name="toc 1" w:semiHidden="1" w:uiPriority="39" w:unhideWhenUsed="1"/>
+    <w:lsdException w:name="toc 2" w:semiHidden="1" w:uiPriority="39" w:unhideWhenUsed="1"/>
+    <w:lsdException w:name="toc 3" w:semiHidden="1" w:uiPriority="39" w:unhideWhenUsed="1"/>
+    <w:lsdException w:name="toc 4" w:semiHidden="1" w:uiPriority="39" w:unhideWhenUsed="1"/>
+    <w:lsdException w:name="toc 5" w:semiHidden="1" w:uiPriority="39" w:unhideWhenUsed="1"/>
+    <w:lsdException w:name="toc 6" w:semiHidden="1" w:uiPriority="39" w:unhideWhenUsed="1"/>
+    <w:lsdException w:name="toc 7" w:semiHidden="1" w:uiPriority="39" w:unhideWhenUsed="1"/>
+    <w:lsdException w:name="toc 8" w:semiHidden="1" w:uiPriority="39" w:unhideWhenUsed="1"/>
+    <w:lsdException w:name="toc 9" w:semiHidden="1" w:uiPriority="39" w:unhideWhenUsed="1"/>
+    <w:lsdException w:name="Normal Indent" w:semiHidden="1" w:unhideWhenUsed="1"/>
+    <w:lsdException w:name="footnote text" w:semiHidden="1" w:unhideWhenUsed="1"/>
+    <w:lsdException w:name="annotation text" w:semiHidden="1" w:unhideWhenUsed="1"/>
+    <w:lsdException w:name="header" w:semiHidden="1" w:unhideWhenUsed="1"/>
+    <w:lsdException w:name="footer" w:semiHidden="1" w:unhideWhenUsed="1"/>
+    <w:lsdException w:name="index heading" w:semiHidden="1" w:unhideWhenUsed="1"/>
+    <w:lsdException w:name="caption" w:semiHidden="1" w:uiPriority="35" w:unhideWhenUsed="1" w:qFormat="1"/>
+    <w:lsdException w:name="table of figures" w:semiHidden="1" w:unhideWhenUsed="1"/>
+    <w:lsdException w:name="envelope address" w:semiHidden="1" w:unhideWhenUsed="1"/>
+    <w:lsdException w:name="envelope return" w:semiHidden="1" w:unhideWhenUsed="1"/>
+    <w:lsdException w:name="footnote reference" w:semiHidden="1" w:unhideWhenUsed="1"/>
+    <w:lsdException w:name="annotation reference" w:semiHidden="1" w:unhideWhenUsed="1"/>
+    <w:lsdException w:name="line number" w:semiHidden="1" w:unhideWhenUsed="1"/>
+    <w:lsdException w:name="page number" w:semiHidden="1" w:unhideWhenUsed="1"/>
+    <w:lsdException w:name="endnote reference" w:semiHidden="1" w:unhideWhenUsed="1"/>
+    <w:lsdException w:name="endnote text" w:semiHidden="1" w:unhideWhenUsed="1"/>
+    <w:lsdException w:name="table of authorities" w:semiHidden="1" w:unhideWhenUsed="1"/>
+    <w:lsdException w:name="macro" w:semiHidden="1" w:unhideWhenUsed="1"/>
+    <w:lsdException w:name="toa heading" w:semiHidden="1" w:unhideWhenUsed="1"/>
+    <w:lsdException w:name="List" w:semiHidden="1" w:unhideWhenUsed="1"/>
+    <w:lsdException w:name="List Bullet" w:semiHidden="1" w:unhideWhenUsed="1"/>
+    <w:lsdException w:name="List Number" w:semiHidden="1" w:unhideWhenUsed="1"/>
+    <w:lsdException w:name="List 2" w:semiHidden="1" w:unhideWhenUsed="1"/>
+    <w:lsdException w:name="List 3" w:semiHidden="1" w:unhideWhenUsed="1"/>
+    <w:lsdException w:name="List 4" w:semiHidden="1" w:unhideWhenUsed="1"/>
+    <w:lsdException w:name="List 5" w:semiHidden="1" w:unhideWhenUsed="1"/>
+    <w:lsdException w:name="List Bullet 2" w:semiHidden="1" w:unhideWhenUsed="1"/>
+    <w:lsdException w:name="List Bullet 3" w:semiHidden="1" w:unhideWhenUsed="1"/>
+    <w:lsdException w:name="List Bullet 4" w:semiHidden="1" w:unhideWhenUsed="1"/>
+    <w:lsdException w:name="List Bullet 5" w:semiHidden="1" w:unhideWhenUsed="1"/>
+    <w:lsdException w:name="List Number 2" w:semiHidden="1" w:unhideWhenUsed="1"/>
+    <w:lsdException w:name="List Number 3" w:semiHidden="1" w:unhideWhenUsed="1"/>
+    <w:lsdException w:name="List Number 4" w:semiHidden="1" w:unhideWhenUsed="1"/>
+    <w:lsdException w:name="List Number 5" w:semiHidden="1" w:unhideWhenUsed="1"/>
+    <w:lsdException w:name="Title" w:uiPriority="10" w:qFormat="1"/>
+    <w:lsdException w:name="Closing" w:semiHidden="1" w:unhideWhenUsed="1"/>
+    <w:lsdException w:name="Signature" w:semiHidden="1" w:unhideWhenUsed="1"/>
+    <w:lsdException w:name="Default Paragraph Font" w:semiHidden="1" w:uiPriority="1" w:unhideWhenUsed="1"/>
+    <w:lsdException w:name="Body Text" w:semiHidden="1" w:unhideWhenUsed="1"/>
+    <w:lsdException w:name="Body Text Indent" w:semiHidden="1" w:unhideWhenUsed="1"/>
+    <w:lsdException w:name="List Continue" w:semiHidden="1" w:unhideWhenUsed="1"/>
+    <w:lsdException w:name="List Continue 2" w:semiHidden="1" w:unhideWhenUsed="1"/>
+    <w:lsdException w:name="List Continue 3" w:semiHidden="1" w:unhideWhenUsed="1"/>
+    <w:lsdException w:name="List Continue 4" w:semiHidden="1" w:unhideWhenUsed="1"/>
+    <w:lsdException w:name="List Continue 5" w:semiHidden="1" w:unhideWhenUsed="1"/>
+    <w:lsdException w:name="Message Header" w:semiHidden="1" w:unhideWhenUsed="1"/>
+    <w:lsdException w:name="Subtitle" w:uiPriority="11" w:qFormat="1"/>
+    <w:lsdException w:name="Salutation" w:semiHidden="1" w:unhideWhenUsed="1"/>
+    <w:lsdException w:name="Date" w:semiHidden="1" w:unhideWhenUsed="1"/>
+    <w:lsdException w:name="Body Text First Indent" w:semiHidden="1" w:unhideWhenUsed="1"/>
+    <w:lsdException w:name="Body Text First Indent 2" w:semiHidden="1" w:unhideWhenUsed="1"/>
+    <w:lsdException w:name="Note Heading" w:semiHidden="1" w:unhideWhenUsed="1"/>
+    <w:lsdException w:name="Body Text 2" w:semiHidden="1" w:unhideWhenUsed="1"/>
+    <w:lsdException w:name="Body Text 3" w:semiHidden="1" w:unhideWhenUsed="1"/>
+    <w:lsdException w:name="Body Text Indent 2" w:semiHidden="1" w:unhideWhenUsed="1"/>
+    <w:lsdException w:name="Body Text Indent 3" w:semiHidden="1" w:unhideWhenUsed="1"/>
+    <w:lsdException w:name="Block Text" w:semiHidden="1" w:unhideWhenUsed="1"/>
+    <w:lsdException w:name="Hyperlink" w:semiHidden="1" w:unhideWhenUsed="1"/>
+    <w:lsdException w:name="FollowedHyperlink" w:semiHidden="1" w:unhideWhenUsed="1"/>
+    <w:lsdException w:name="Strong" w:uiPriority="22" w:qFormat="1"/>
+    <w:lsdException w:name="Emphasis" w:uiPriority="20" w:qFormat="1"/>
+    <w:lsdException w:name="Document Map" w:semiHidden="1" w:unhideWhenUsed="1"/>
+    <w:lsdException w:name="Plain Text" w:semiHidden="1" w:unhideWhenUsed="1"/>
+    <w:lsdException w:name="E-mail Signature" w:semiHidden="1" w:unhideWhenUsed="1"/>
+    <w:lsdException w:name="HTML Top of Form" w:semiHidden="1" w:unhideWhenUsed="1"/>
+    <w:lsdException w:name="HTML Bottom of Form" w:semiHidden="1" w:unhideWhenUsed="1"/>
+    <w:lsdException w:name="Normal (Web)" w:semiHidden="1" w:unhideWhenUsed="1"/>
+    <w:lsdException w:name="HTML Acronym" w:semiHidden="1" w:unhideWhenUsed="1"/>
+    <w:lsdException w:name="HTML Address" w:semiHidden="1" w:unhideWhenUsed="1"/>
+    <w:lsdException w:name="HTML Cite" w:semiHidden="1" w:unhideWhenUsed="1"/>
+    <w:lsdException w:name="HTML Code" w:semiHidden="1" w:unhideWhenUsed="1"/>
+    <w:lsdException w:name="HTML Definition" w:semiHidden="1" w:unhideWhenUsed="1"/>
+    <w:lsdException w:name="HTML Keyboard" w:semiHidden="1" w:unhideWhenUsed="1"/>
+    <w:lsdException w:name="HTML Preformatted" w:semiHidden="1" w:unhideWhenUsed="1"/>
+    <w:lsdException w:name="HTML Sample" w:semiHidden="1" w:unhideWhenUsed="1"/>
+    <w:lsdException w:name="HTML Typewriter" w:semiHidden="1" w:unhideWhenUsed="1"/>
+    <w:lsdException w:name="HTML Variable" w:semiHidden="1" w:unhideWhenUsed="1"/>
+    <w:lsdException w:name="Normal Table" w:semiHidden="1" w:unhideWhenUsed="1"/>
+    <w:lsdException w:name="annotation subject" w:semiHidden="1" w:unhideWhenUsed="1"/>
+    <w:lsdException w:name="No List" w:semiHidden="1" w:unhideWhenUsed="1"/>
+    <w:lsdException w:name="Outline List 1" w:semiHidden="1" w:unhideWhenUsed="1"/>
+    <w:lsdException w:name="Outline List 2" w:semiHidden="1" w:unhideWhenUsed="1"/>
+    <w:lsdException w:name="Outline List 3" w:semiHidden="1" w:unhideWhenUsed="1"/>
+    <w:lsdException w:name="Table Simple 1" w:semiHidden="1" w:unhideWhenUsed="1"/>
+    <w:lsdException w:name="Table Simple 2" w:semiHidden="1" w:unhideWhenUsed="1"/>
+    <w:lsdException w:name="Table Simple 3" w:semiHidden="1" w:unhideWhenUsed="1"/>
+    <w:lsdException w:name="Table Classic 1" w:semiHidden="1" w:unhideWhenUsed="1"/>
+    <w:lsdException w:name="Table Classic 2" w:semiHidden="1" w:unhideWhenUsed="1"/>
+    <w:lsdException w:name="Table Classic 3" w:semiHidden="1" w:unhideWhenUsed="1"/>
+    <w:lsdException w:name="Table Classic 4" w:semiHidden="1" w:unhideWhenUsed="1"/>
+    <w:lsdException w:name="Table Colorful 1" w:semiHidden="1" w:unhideWhenUsed="1"/>
+    <w:lsdException w:name="Table Colorful 2" w:semiHidden="1" w:unhideWhenUsed="1"/>
+    <w:lsdException w:name="Table Colorful 3" w:semiHidden="1" w:unhideWhenUsed="1"/>
+    <w:lsdException w:name="Table Columns 1" w:semiHidden="1" w:unhideWhenUsed="1"/>
+    <w:lsdException w:name="Table Columns 2" w:semiHidden="1" w:unhideWhenUsed="1"/>
+    <w:lsdException w:name="Table Columns 3" w:semiHidden="1" w:unhideWhenUsed="1"/>
+    <w:lsdException w:name="Table Columns 4" w:semiHidden="1" w:unhideWhenUsed="1"/>
+    <w:lsdException w:name="Table Columns 5" w:semiHidden="1" w:unhideWhenUsed="1"/>
+    <w:lsdException w:name="Table Grid 1" w:semiHidden="1" w:unhideWhenUsed="1"/>
+    <w:lsdException w:name="Table Grid 2" w:semiHidden="1" w:unhideWhenUsed="1"/>
+    <w:lsdException w:name="Table Grid 3" w:semiHidden="1" w:unhideWhenUsed="1"/>
+    <w:lsdException w:name="Table Grid 4" w:semiHidden="1" w:unhideWhenUsed="1"/>
+    <w:lsdException w:name="Table Grid 5" w:semiHidden="1" w:unhideWhenUsed="1"/>
+    <w:lsdException w:name="Table Grid 6" w:semiHidden="1" w:unhideWhenUsed="1"/>
+    <w:lsdException w:name="Table Grid 7" w:semiHidden="1" w:unhideWhenUsed="1"/>
+    <w:lsdException w:name="Table Grid 8" w:semiHidden="1" w:unhideWhenUsed="1"/>
+    <w:lsdException w:name="Table List 1" w:semiHidden="1" w:unhideWhenUsed="1"/>
+    <w:lsdException w:name="Table List 2" w:semiHidden="1" w:unhideWhenUsed="1"/>
+    <w:lsdException w:name="Table List 3" w:semiHidden="1" w:unhideWhenUsed="1"/>
+    <w:lsdException w:name="Table List 4" w:semiHidden="1" w:unhideWhenUsed="1"/>
+    <w:lsdException w:name="Table List 5" w:semiHidden="1" w:unhideWhenUsed="1"/>
+    <w:lsdException w:name="Table List 6" w:semiHidden="1" w:unhideWhenUsed="1"/>
+    <w:lsdException w:name="Table List 7" w:semiHidden="1" w:unhideWhenUsed="1"/>
+    <w:lsdException w:name="Table List 8" w:semiHidden="1" w:unhideWhenUsed="1"/>
+    <w:lsdException w:name="Table 3D effects 1" w:semiHidden="1" w:unhideWhenUsed="1"/>
+    <w:lsdException w:name="Table 3D effects 2" w:semiHidden="1" w:unhideWhenUsed="1"/>
+    <w:lsdException w:name="Table 3D effects 3" w:semiHidden="1" w:unhideWhenUsed="1"/>
+    <w:lsdException w:name="Table Contemporary" w:semiHidden="1" w:unhideWhenUsed="1"/>
+    <w:lsdException w:name="Table Elegant" w:semiHidden="1" w:unhideWhenUsed="1"/>
+    <w:lsdException w:name="Table Professional" w:semiHidden="1" w:unhideWhenUsed="1"/>
+    <w:lsdException w:name="Table Subtle 1" w:semiHidden="1" w:unhideWhenUsed="1"/>
+    <w:lsdException w:name="Table Subtle 2" w:semiHidden="1" w:unhideWhenUsed="1"/>
+    <w:lsdException w:name="Table Web 1" w:semiHidden="1" w:unhideWhenUsed="1"/>
+    <w:lsdException w:name="Table Web 2" w:semiHidden="1" w:unhideWhenUsed="1"/>
+    <w:lsdException w:name="Table Web 3" w:semiHidden="1" w:unhideWhenUsed="1"/>
+    <w:lsdException w:name="Balloon Text" w:semiHidden="1" w:unhideWhenUsed="1"/>
+    <w:lsdException w:name="Table Grid" w:uiPriority="39"/>
+    <w:lsdException w:name="Table Theme" w:semiHidden="1" w:unhideWhenUsed="1"/>
+    <w:lsdException w:name="Placeholder Text" w:semiHidden="1"/>
+    <w:lsdException w:name="No Spacing" w:uiPriority="1" w:qFormat="1"/>
+    <w:lsdException w:name="Light Shading" w:uiPriority="60"/>
+    <w:lsdException w:name="Light List" w:uiPriority="61"/>
+    <w:lsdException w:name="Light Grid" w:uiPriority="62"/>
+    <w:lsdException w:name="Medium Shading 1" w:uiPriority="63"/>
+    <w:lsdException w:name="Medium Shading 2" w:uiPriority="64"/>
+    <w:lsdException w:name="Medium List 1" w:uiPriority="65"/>
+    <w:lsdException w:name="Medium List 2" w:uiPriority="66"/>
+    <w:lsdException w:name="Medium Grid 1" w:uiPriority="67"/>
+    <w:lsdException w:name="Medium Grid 2" w:uiPriority="68"/>
+    <w:lsdException w:name="Medium Grid 3" w:uiPriority="69"/>
+    <w:lsdException w:name="Dark List" w:uiPriority="70"/>
+    <w:lsdException w:name="Colorful Shading" w:uiPriority="71"/>
+    <w:lsdException w:name="Colorful List" w:uiPriority="72"/>
+    <w:lsdException w:name="Colorful Grid" w:uiPriority="73"/>
+    <w:lsdException w:name="Light Shading Accent 1" w:uiPriority="60"/>
+    <w:lsdException w:name="Light List Accent 1" w:uiPriority="61"/>
+    <w:lsdException w:name="Light Grid Accent 1" w:uiPriority="62"/>
+    <w:lsdException w:name="Medium Shading 1 Accent 1" w:uiPriority="63"/>
+    <w:lsdException w:name="Medium Shading 2 Accent 1" w:uiPriority="64"/>
+    <w:lsdException w:name="Medium List 1 Accent 1" w:uiPriority="65"/>
+    <w:lsdException w:name="Revision" w:semiHidden="1"/>
+    <w:lsdException w:name="List Paragraph" w:uiPriority="34" w:qFormat="1"/>
+    <w:lsdException w:name="Quote" w:uiPriority="29" w:qFormat="1"/>
+    <w:lsdException w:name="Intense Quote" w:uiPriority="30" w:qFormat="1"/>
+    <w:lsdException w:name="Medium List 2 Accent 1" w:uiPriority="66"/>
+    <w:lsdException w:name="Medium Grid 1 Accent 1" w:uiPriority="67"/>
+    <w:lsdException w:name="Medium Grid 2 Accent 1" w:uiPriority="68"/>
+    <w:lsdException w:name="Medium Grid 3 Accent 1" w:uiPriority="69"/>
+    <w:lsdException w:name="Dark List Accent 1" w:uiPriority="70"/>
+    <w:lsdException w:name="Colorful Shading Accent 1" w:uiPriority="71"/>
+    <w:lsdException w:name="Colorful List Accent 1" w:uiPriority="72"/>
+    <w:lsdException w:name="Colorful Grid Accent 1" w:uiPriority="73"/>
+    <w:lsdException w:name="Light Shading Accent 2" w:uiPriority="60"/>
+    <w:lsdException w:name="Light List Accent 2" w:uiPriority="61"/>
+    <w:lsdException w:name="Light Grid Accent 2" w:uiPriority="62"/>
+    <w:lsdException w:name="Medium Shading 1 Accent 2" w:uiPriority="63"/>
+    <w:lsdException w:name="Medium Shading 2 Accent 2" w:uiPriority="64"/>
+    <w:lsdException w:name="Medium List 1 Accent 2" w:uiPriority="65"/>
+    <w:lsdException w:name="Medium List 2 Accent 2" w:uiPriority="66"/>
+    <w:lsdException w:name="Medium Grid 1 Accent 2" w:uiPriority="67"/>
+    <w:lsdException w:name="Medium Grid 2 Accent 2" w:uiPriority="68"/>
+    <w:lsdException w:name="Medium Grid 3 Accent 2" w:uiPriority="69"/>
+    <w:lsdException w:name="Dark List Accent 2" w:uiPriority="70"/>
+    <w:lsdException w:name="Colorful Shading Accent 2" w:uiPriority="71"/>
+    <w:lsdException w:name="Colorful List Accent 2" w:uiPriority="72"/>
+    <w:lsdException w:name="Colorful Grid Accent 2" w:uiPriority="73"/>
+    <w:lsdException w:name="Light Shading Accent 3" w:uiPriority="60"/>
+    <w:lsdException w:name="Light List Accent 3" w:uiPriority="61"/>
+    <w:lsdException w:name="Light Grid Accent 3" w:uiPriority="62"/>
+    <w:lsdException w:name="Medium Shading 1 Accent 3" w:uiPriority="63"/>
+    <w:lsdException w:name="Medium Shading 2 Accent 3" w:uiPriority="64"/>
+    <w:lsdException w:name="Medium List 1 Accent 3" w:uiPriority="65"/>
+    <w:lsdException w:name="Medium List 2 Accent 3" w:uiPriority="66"/>
+    <w:lsdException w:name="Medium Grid 1 Accent 3" w:uiPriority="67"/>
+    <w:lsdException w:name="Medium Grid 2 Accent 3" w:uiPriority="68"/>
+    <w:lsdException w:name="Medium Grid 3 Accent 3" w:uiPriority="69"/>
+    <w:lsdException w:name="Dark List Accent 3" w:uiPriority="70"/>
+    <w:lsdException w:name="Colorful Shading Accent 3" w:uiPriority="71"/>
+    <w:lsdException w:name="Colorful List Accent 3" w:uiPriority="72"/>
+    <w:lsdException w:name="Colorful Grid Accent 3" w:uiPriority="73"/>
+    <w:lsdException w:name="Light Shading Accent 4" w:uiPriority="60"/>
+    <w:lsdException w:name="Light List Accent 4" w:uiPriority="61"/>
+    <w:lsdException w:name="Light Grid Accent 4" w:uiPriority="62"/>
+    <w:lsdException w:name="Medium Shading 1 Accent 4" w:uiPriority="63"/>
+    <w:lsdException w:name="Medium Shading 2 Accent 4" w:uiPriority="64"/>
+    <w:lsdException w:name="Medium List 1 Accent 4" w:uiPriority="65"/>
+    <w:lsdException w:name="Medium List 2 Accent 4" w:uiPriority="66"/>
+    <w:lsdException w:name="Medium Grid 1 Accent 4" w:uiPriority="67"/>
+    <w:lsdException w:name="Medium Grid 2 Accent 4" w:uiPriority="68"/>
+    <w:lsdException w:name="Medium Grid 3 Accent 4" w:uiPriority="69"/>
+    <w:lsdException w:name="Dark List Accent 4" w:uiPriority="70"/>
+    <w:lsdException w:name="Colorful Shading Accent 4" w:uiPriority="71"/>
+    <w:lsdException w:name="Colorful List Accent 4" w:uiPriority="72"/>
+    <w:lsdException w:name="Colorful Grid Accent 4" w:uiPriority="73"/>
+    <w:lsdException w:name="Light Shading Accent 5" w:uiPriority="60"/>
+    <w:lsdException w:name="Light List Accent 5" w:uiPriority="61"/>
+    <w:lsdException w:name="Light Grid Accent 5" w:uiPriority="62"/>
+    <w:lsdException w:name="Medium Shading 1 Accent 5" w:uiPriority="63"/>
+    <w:lsdException w:name="Medium Shading 2 Accent 5" w:uiPriority="64"/>
+    <w:lsdException w:name="Medium List 1 Accent 5" w:uiPriority="65"/>
+    <w:lsdException w:name="Medium List 2 Accent 5" w:uiPriority="66"/>
+    <w:lsdException w:name="Medium Grid 1 Accent 5" w:uiPriority="67"/>
+    <w:lsdException w:name="Medium Grid 2 Accent 5" w:uiPriority="68"/>
+    <w:lsdException w:name="Medium Grid 3 Accent 5" w:uiPriority="69"/>
+    <w:lsdException w:name="Dark List Accent 5" w:uiPriority="70"/>
+    <w:lsdException w:name="Colorful Shading Accent 5" w:uiPriority="71"/>
+    <w:lsdException w:name="Colorful List Accent 5" w:uiPriority="72"/>
+    <w:lsdException w:name="Colorful Grid Accent 5" w:uiPriority="73"/>
+    <w:lsdException w:name="Light Shading Accent 6" w:uiPriority="60"/>
+    <w:lsdException w:name="Light List Accent 6" w:uiPriority="61"/>
+    <w:lsdException w:name="Light Grid Accent 6" w:uiPriority="62"/>
+    <w:lsdException w:name="Medium Shading 1 Accent 6" w:uiPriority="63"/>
+    <w:lsdException w:name="Medium Shading 2 Accent 6" w:uiPriority="64"/>
+    <w:lsdException w:name="Medium List 1 Accent 6" w:uiPriority="65"/>
+    <w:lsdException w:name="Medium List 2 Accent 6" w:uiPriority="66"/>
+    <w:lsdException w:name="Medium Grid 1 Accent 6" w:uiPriority="67"/>
+    <w:lsdException w:name="Medium Grid 2 Accent 6" w:uiPriority="68"/>
+    <w:lsdException w:name="Medium Grid 3 Accent 6" w:uiPriority="69"/>
+    <w:lsdException w:name="Dark List Accent 6" w:uiPriority="70"/>
+    <w:lsdException w:name="Colorful Shading Accent 6" w:uiPriority="71"/>
+    <w:lsdException w:name="Colorful List Accent 6" w:uiPriority="72"/>
+    <w:lsdException w:name="Colorful Grid Accent 6" w:uiPriority="73"/>
+    <w:lsdException w:name="Subtle Emphasis" w:uiPriority="19" w:qFormat="1"/>
+    <w:lsdException w:name="Intense Emphasis" w:uiPriority="21" w:qFormat="1"/>
+    <w:lsdException w:name="Subtle Reference" w:uiPriority="31" w:qFormat="1"/>
+    <w:lsdException w:name="Intense Reference" w:uiPriority="32" w:qFormat="1"/>
+    <w:lsdException w:name="Book Title" w:uiPriority="33" w:qFormat="1"/>
+    <w:lsdException w:name="Bibliography" w:semiHidden="1" w:uiPriority="37" w:unhideWhenUsed="1"/>
+    <w:lsdException w:name="TOC Heading" w:semiHidden="1" w:uiPriority="39" w:unhideWhenUsed="1" w:qFormat="1"/>
+    <w:lsdException w:name="Plain Table 1" w:uiPriority="41"/>
+    <w:lsdException w:name="Plain Table 2" w:uiPriority="42"/>
+    <w:lsdException w:name="Plain Table 3" w:uiPriority="43"/>
+    <w:lsdException w:name="Plain Table 4" w:uiPriority="44"/>
+    <w:lsdException w:name="Plain Table 5" w:uiPriority="45"/>
+    <w:lsdException w:name="Grid Table Light" w:uiPriority="40"/>
+    <w:lsdException w:name="Grid Table 1 Light" w:uiPriority="46"/>
+    <w:lsdException w:name="Grid Table 2" w:uiPriority="47"/>
+    <w:lsdException w:name="Grid Table 3" w:uiPriority="48"/>
+    <w:lsdException w:name="Grid Table 4" w:uiPriority="49"/>
+    <w:lsdException w:name="Grid Table 5 Dark" w:uiPriority="50"/>
+    <w:lsdException w:name="Grid Table 6 Colorful" w:uiPriority="51"/>
+    <w:lsdException w:name="Grid Table 7 Colorful" w:uiPriority="52"/>
+    <w:lsdException w:name="Grid Table 1 Light Accent 1" w:uiPriority="46"/>
+    <w:lsdException w:name="Grid Table 2 Accent 1" w:uiPriority="47"/>
+    <w:lsdException w:name="Grid Table 3 Accent 1" w:uiPriority="48"/>
+    <w:lsdException w:name="Grid Table 4 Accent 1" w:uiPriority="49"/>
+    <w:lsdException w:name="Grid Table 5 Dark Accent 1" w:uiPriority="50"/>
+    <w:lsdException w:name="Grid Table 6 Colorful Accent 1" w:uiPriority="51"/>
+    <w:lsdException w:name="Grid Table 7 Colorful Accent 1" w:uiPriority="52"/>
+    <w:lsdException w:name="Grid Table 1 Light Accent 2" w:uiPriority="46"/>
+    <w:lsdException w:name="Grid Table 2 Accent 2" w:uiPriority="47"/>
+    <w:lsdException w:name="Grid Table 3 Accent 2" w:uiPriority="48"/>
+    <w:lsdException w:name="Grid Table 4 Accent 2" w:uiPriority="49"/>
+    <w:lsdException w:name="Grid Table 5 Dark Accent 2" w:uiPriority="50"/>
+    <w:lsdException w:name="Grid Table 6 Colorful Accent 2" w:uiPriority="51"/>
+    <w:lsdException w:name="Grid Table 7 Colorful Accent 2" w:uiPriority="52"/>
+    <w:lsdException w:name="Grid Table 1 Light Accent 3" w:uiPriority="46"/>
+    <w:lsdException w:name="Grid Table 2 Accent 3" w:uiPriority="47"/>
+    <w:lsdException w:name="Grid Table 3 Accent 3" w:uiPriority="48"/>
+    <w:lsdException w:name="Grid Table 4 Accent 3" w:uiPriority="49"/>
+    <w:lsdException w:name="Grid Table 5 Dark Accent 3" w:uiPriority="50"/>
+    <w:lsdException w:name="Grid Table 6 Colorful Accent 3" w:uiPriority="51"/>
+    <w:lsdException w:name="Grid Table 7 Colorful Accent 3" w:uiPriority="52"/>
+    <w:lsdException w:name="Grid Table 1 Light Accent 4" w:uiPriority="46"/>
+    <w:lsdException w:name="Grid Table 2 Accent 4" w:uiPriority="47"/>
+    <w:lsdException w:name="Grid Table 3 Accent 4" w:uiPriority="48"/>
+    <w:lsdException w:name="Grid Table 4 Accent 4" w:uiPriority="49"/>
+    <w:lsdException w:name="Grid Table 5 Dark Accent 4" w:uiPriority="50"/>
+    <w:lsdException w:name="Grid Table 6 Colorful Accent 4" w:uiPriority="51"/>
+    <w:lsdException w:name="Grid Table 7 Colorful Accent 4" w:uiPriority="52"/>
+    <w:lsdException w:name="Grid Table 1 Light Accent 5" w:uiPriority="46"/>
+    <w:lsdException w:name="Grid Table 2 Accent 5" w:uiPriority="47"/>
+    <w:lsdException w:name="Grid Table 3 Accent 5" w:uiPriority="48"/>
+    <w:lsdException w:name="Grid Table 4 Accent 5" w:uiPriority="49"/>
+    <w:lsdException w:name="Grid Table 5 Dark Accent 5" w:uiPriority="50"/>
+    <w:lsdException w:name="Grid Table 6 Colorful Accent 5" w:uiPriority="51"/>
+    <w:lsdException w:name="Grid Table 7 Colorful Accent 5" w:uiPriority="52"/>
+    <w:lsdException w:name="Grid Table 1 Light Accent 6" w:uiPriority="46"/>
+    <w:lsdException w:name="Grid Table 2 Accent 6" w:uiPriority="47"/>
+    <w:lsdException w:name="Grid Table 3 Accent 6" w:uiPriority="48"/>
+    <w:lsdException w:name="Grid Table 4 Accent 6" w:uiPriority="49"/>
+    <w:lsdException w:name="Grid Table 5 Dark Accent 6" w:uiPriority="50"/>
+    <w:lsdException w:name="Grid Table 6 Colorful Accent 6" w:uiPriority="51"/>
+    <w:lsdException w:name="Grid Table 7 Colorful Accent 6" w:uiPriority="52"/>
+    <w:lsdException w:name="List Table 1 Light" w:uiPriority="46"/>
+    <w:lsdException w:name="List Table 2" w:uiPriority="47"/>
+    <w:lsdException w:name="List Table 3" w:uiPriority="48"/>
+    <w:lsdException w:name="List Table 4" w:uiPriority="49"/>
+    <w:lsdException w:name="List Table 5 Dark" w:uiPriority="50"/>
+    <w:lsdException w:name="List Table 6 Colorful" w:uiPriority="51"/>
+    <w:lsdException w:name="List Table 7 Colorful" w:uiPriority="52"/>
+    <w:lsdException w:name="List Table 1 Light Accent 1" w:uiPriority="46"/>
+    <w:lsdException w:name="List Table 2 Accent 1" w:uiPriority="47"/>
+    <w:lsdException w:name="List Table 3 Accent 1" w:uiPriority="48"/>
+    <w:lsdException w:name="List Table 4 Accent 1" w:uiPriority="49"/>
+    <w:lsdException w:name="List Table 5 Dark Accent 1" w:uiPriority="50"/>
+    <w:lsdException w:name="List Table 6 Colorful Accent 1" w:uiPriority="51"/>
+    <w:lsdException w:name="List Table 7 Colorful Accent 1" w:uiPriority="52"/>
+    <w:lsdException w:name="List Table 1 Light Accent 2" w:uiPriority="46"/>
+    <w:lsdException w:name="List Table 2 Accent 2" w:uiPriority="47"/>
+    <w:lsdException w:name="List Table 3 Accent 2" w:uiPriority="48"/>
+    <w:lsdException w:name="List Table 4 Accent 2" w:uiPriority="49"/>
+    <w:lsdException w:name="List Table 5 Dark Accent 2" w:uiPriority="50"/>
+    <w:lsdException w:name="List Table 6 Colorful Accent 2" w:uiPriority="51"/>
+    <w:lsdException w:name="List Table 7 Colorful Accent 2" w:uiPriority="52"/>
+    <w:lsdException w:name="List Table 1 Light Accent 3" w:uiPriority="46"/>
+    <w:lsdException w:name="List Table 2 Accent 3" w:uiPriority="47"/>
+    <w:lsdException w:name="List Table 3 Accent 3" w:uiPriority="48"/>
+    <w:lsdException w:name="List Table 4 Accent 3" w:uiPriority="49"/>
+    <w:lsdException w:name="List Table 5 Dark Accent 3" w:uiPriority="50"/>
+    <w:lsdException w:name="List Table 6 Colorful Accent 3" w:uiPriority="51"/>
+    <w:lsdException w:name="List Table 7 Colorful Accent 3" w:uiPriority="52"/>
+    <w:lsdException w:name="List Table 1 Light Accent 4" w:uiPriority="46"/>
+    <w:lsdException w:name="List Table 2 Accent 4" w:uiPriority="47"/>
+    <w:lsdException w:name="List Table 3 Accent 4" w:uiPriority="48"/>
+    <w:lsdException w:name="List Table 4 Accent 4" w:uiPriority="49"/>
+    <w:lsdException w:name="List Table 5 Dark Accent 4" w:uiPriority="50"/>
+    <w:lsdException w:name="List Table 6 Colorful Accent 4" w:uiPriority="51"/>
+    <w:lsdException w:name="List Table 7 Colorful Accent 4" w:uiPriority="52"/>
+    <w:lsdException w:name="List Table 1 Light Accent 5" w:uiPriority="46"/>
+    <w:lsdException w:name="List Table 2 Accent 5" w:uiPriority="47"/>
+    <w:lsdException w:name="List Table 3 Accent 5" w:uiPriority="48"/>
+    <w:lsdException w:name="List Table 4 Accent 5" w:uiPriority="49"/>
+    <w:lsdException w:name="List Table 5 Dark Accent 5" w:uiPriority="50"/>
+    <w:lsdException w:name="List Table 6 Colorful Accent 5" w:uiPriority="51"/>
+    <w:lsdException w:name="List Table 7 Colorful Accent 5" w:uiPriority="52"/>
+    <w:lsdException w:name="List Table 1 Light Accent 6" w:uiPriority="46"/>
+    <w:lsdException w:name="List Table 2 Accent 6" w:uiPriority="47"/>
+    <w:lsdException w:name="List Table 3 Accent 6" w:uiPriority="48"/>
+    <w:lsdException w:name="List Table 4 Accent 6" w:uiPriority="49"/>
+    <w:lsdException w:name="List Table 5 Dark Accent 6" w:uiPriority="50"/>
+    <w:lsdException w:name="List Table 6 Colorful Accent 6" w:uiPriority="51"/>
+    <w:lsdException w:name="List Table 7 Colorful Accent 6" w:uiPriority="52"/>
+    <w:lsdException w:name="Mention" w:semiHidden="1" w:unhideWhenUsed="1"/>
+    <w:lsdException w:name="Smart Hyperlink" w:semiHidden="1" w:unhideWhenUsed="1"/>
+    <w:lsdException w:name="Hashtag" w:semiHidden="1" w:unhideWhenUsed="1"/>
+    <w:lsdException w:name="Unresolved Mention" w:semiHidden="1" w:unhideWhenUsed="1"/>
+    <w:lsdException w:name="Smart Link" w:semiHidden="1" w:unhideWhenUsed="1"/>
+  </w:latentStyles>
+  <w:style w:type="paragraph" w:default="1" w:styleId="Normal">
+    <w:name w:val="Normal"/>
+    <w:qFormat/>
+  </w:style>
+  <w:style w:type="paragraph" w:styleId="Ttulo1">
     <w:name w:val="heading 1"/>
     <w:basedOn w:val="Normal"/>
     <w:next w:val="Normal"/>
+    <w:uiPriority w:val="9"/>
+    <w:qFormat/>
     <w:pPr>
-      <w:keepNext w:val="1"/>
-      <w:keepLines w:val="1"/>
-      <w:spacing w:after="80" w:before="360" w:lineRule="auto"/>
+      <w:keepNext/>
+      <w:keepLines/>
+      <w:spacing w:before="360" w:after="80"/>
+      <w:outlineLvl w:val="0"/>
     </w:pPr>
     <w:rPr>
-      <w:rFonts w:ascii="Play" w:cs="Play" w:eastAsia="Play" w:hAnsi="Play"/>
-      <w:color w:val="0f4761"/>
+      <w:rFonts w:ascii="Play" w:eastAsia="Play" w:hAnsi="Play" w:cs="Play"/>
+      <w:color w:val="0F4761"/>
       <w:sz w:val="40"/>
       <w:szCs w:val="40"/>
     </w:rPr>
   </w:style>
-  <w:style w:type="paragraph" w:styleId="Heading2">
+  <w:style w:type="paragraph" w:styleId="Ttulo2">
     <w:name w:val="heading 2"/>
     <w:basedOn w:val="Normal"/>
     <w:next w:val="Normal"/>
+    <w:uiPriority w:val="9"/>
+    <w:semiHidden/>
+    <w:unhideWhenUsed/>
+    <w:qFormat/>
     <w:pPr>
-      <w:keepNext w:val="1"/>
-      <w:keepLines w:val="1"/>
-      <w:spacing w:after="80" w:before="160" w:lineRule="auto"/>
+      <w:keepNext/>
+      <w:keepLines/>
+      <w:spacing w:before="160" w:after="80"/>
+      <w:outlineLvl w:val="1"/>
     </w:pPr>
     <w:rPr>
-      <w:rFonts w:ascii="Play" w:cs="Play" w:eastAsia="Play" w:hAnsi="Play"/>
-      <w:color w:val="0f4761"/>
+      <w:rFonts w:ascii="Play" w:eastAsia="Play" w:hAnsi="Play" w:cs="Play"/>
+      <w:color w:val="0F4761"/>
       <w:sz w:val="32"/>
       <w:szCs w:val="32"/>
     </w:rPr>
   </w:style>
-  <w:style w:type="paragraph" w:styleId="Heading3">
+  <w:style w:type="paragraph" w:styleId="Ttulo3">
     <w:name w:val="heading 3"/>
     <w:basedOn w:val="Normal"/>
     <w:next w:val="Normal"/>
+    <w:uiPriority w:val="9"/>
+    <w:semiHidden/>
+    <w:unhideWhenUsed/>
+    <w:qFormat/>
     <w:pPr>
-      <w:keepNext w:val="1"/>
-      <w:keepLines w:val="1"/>
-      <w:spacing w:after="80" w:before="160" w:lineRule="auto"/>
+      <w:keepNext/>
+      <w:keepLines/>
+      <w:spacing w:before="160" w:after="80"/>
+      <w:outlineLvl w:val="2"/>
     </w:pPr>
     <w:rPr>
-      <w:color w:val="0f4761"/>
+      <w:color w:val="0F4761"/>
       <w:sz w:val="28"/>
       <w:szCs w:val="28"/>
     </w:rPr>
   </w:style>
-  <w:style w:type="paragraph" w:styleId="Heading4">
+  <w:style w:type="paragraph" w:styleId="Ttulo4">
     <w:name w:val="heading 4"/>
     <w:basedOn w:val="Normal"/>
     <w:next w:val="Normal"/>
+    <w:uiPriority w:val="9"/>
+    <w:semiHidden/>
+    <w:unhideWhenUsed/>
+    <w:qFormat/>
     <w:pPr>
-      <w:keepNext w:val="1"/>
-      <w:keepLines w:val="1"/>
-      <w:spacing w:after="40" w:before="80" w:lineRule="auto"/>
+      <w:keepNext/>
+      <w:keepLines/>
+      <w:spacing w:before="80" w:after="40"/>
+      <w:outlineLvl w:val="3"/>
     </w:pPr>
     <w:rPr>
-      <w:i w:val="1"/>
-      <w:color w:val="0f4761"/>
+      <w:i/>
+      <w:color w:val="0F4761"/>
     </w:rPr>
   </w:style>
-  <w:style w:type="paragraph" w:styleId="Heading5">
+  <w:style w:type="paragraph" w:styleId="Ttulo5">
     <w:name w:val="heading 5"/>
     <w:basedOn w:val="Normal"/>
     <w:next w:val="Normal"/>
+    <w:uiPriority w:val="9"/>
+    <w:semiHidden/>
+    <w:unhideWhenUsed/>
+    <w:qFormat/>
     <w:pPr>
-      <w:keepNext w:val="1"/>
-      <w:keepLines w:val="1"/>
-      <w:spacing w:after="40" w:before="80" w:lineRule="auto"/>
+      <w:keepNext/>
+      <w:keepLines/>
+      <w:spacing w:before="80" w:after="40"/>
+      <w:outlineLvl w:val="4"/>
     </w:pPr>
     <w:rPr>
-      <w:color w:val="0f4761"/>
+      <w:color w:val="0F4761"/>
     </w:rPr>
   </w:style>
-  <w:style w:type="paragraph" w:styleId="Heading6">
+  <w:style w:type="paragraph" w:styleId="Ttulo6">
     <w:name w:val="heading 6"/>
     <w:basedOn w:val="Normal"/>
     <w:next w:val="Normal"/>
+    <w:uiPriority w:val="9"/>
+    <w:semiHidden/>
+    <w:unhideWhenUsed/>
+    <w:qFormat/>
     <w:pPr>
-      <w:keepNext w:val="1"/>
-      <w:keepLines w:val="1"/>
-      <w:spacing w:after="0" w:before="40" w:lineRule="auto"/>
+      <w:keepNext/>
+      <w:keepLines/>
+      <w:spacing w:before="40" w:after="0"/>
+      <w:outlineLvl w:val="5"/>
     </w:pPr>
     <w:rPr>
-      <w:i w:val="1"/>
+      <w:i/>
       <w:color w:val="595959"/>
-    </w:rPr>
-  </w:style>
-  <w:style w:type="paragraph" w:styleId="Title">
-    <w:name w:val="Title"/>
-    <w:basedOn w:val="Normal"/>
-    <w:next w:val="Normal"/>
-    <w:pPr>
-      <w:spacing w:after="80" w:line="240" w:lineRule="auto"/>
-    </w:pPr>
-    <w:rPr>
-      <w:rFonts w:ascii="Play" w:cs="Play" w:eastAsia="Play" w:hAnsi="Play"/>
-      <w:sz w:val="56"/>
-      <w:szCs w:val="56"/>
     </w:rPr>
   </w:style>
   <w:style w:type="paragraph" w:styleId="Ttulo7">
@@ -3771,19 +3987,19 @@
     <w:next w:val="Normal"/>
     <w:link w:val="Ttulo7Char"/>
     <w:uiPriority w:val="9"/>
-    <w:semiHidden w:val="1"/>
-    <w:unhideWhenUsed w:val="1"/>
-    <w:qFormat w:val="1"/>
+    <w:semiHidden/>
+    <w:unhideWhenUsed/>
+    <w:qFormat/>
     <w:rsid w:val="00C82D7E"/>
     <w:pPr>
-      <w:keepNext w:val="1"/>
-      <w:keepLines w:val="1"/>
-      <w:spacing w:after="0" w:before="40"/>
+      <w:keepNext/>
+      <w:keepLines/>
+      <w:spacing w:before="40" w:after="0"/>
       <w:outlineLvl w:val="6"/>
     </w:pPr>
     <w:rPr>
-      <w:rFonts w:cstheme="majorBidi" w:eastAsiaTheme="majorEastAsia"/>
-      <w:color w:val="595959" w:themeColor="text1" w:themeTint="0000A6"/>
+      <w:rFonts w:eastAsiaTheme="majorEastAsia" w:cstheme="majorBidi"/>
+      <w:color w:val="595959" w:themeColor="text1" w:themeTint="A6"/>
     </w:rPr>
   </w:style>
   <w:style w:type="paragraph" w:styleId="Ttulo8">
@@ -3792,21 +4008,21 @@
     <w:next w:val="Normal"/>
     <w:link w:val="Ttulo8Char"/>
     <w:uiPriority w:val="9"/>
-    <w:semiHidden w:val="1"/>
-    <w:unhideWhenUsed w:val="1"/>
-    <w:qFormat w:val="1"/>
+    <w:semiHidden/>
+    <w:unhideWhenUsed/>
+    <w:qFormat/>
     <w:rsid w:val="00C82D7E"/>
     <w:pPr>
-      <w:keepNext w:val="1"/>
-      <w:keepLines w:val="1"/>
+      <w:keepNext/>
+      <w:keepLines/>
       <w:spacing w:after="0"/>
       <w:outlineLvl w:val="7"/>
     </w:pPr>
     <w:rPr>
-      <w:rFonts w:cstheme="majorBidi" w:eastAsiaTheme="majorEastAsia"/>
-      <w:i w:val="1"/>
-      <w:iCs w:val="1"/>
-      <w:color w:val="272727" w:themeColor="text1" w:themeTint="0000D8"/>
+      <w:rFonts w:eastAsiaTheme="majorEastAsia" w:cstheme="majorBidi"/>
+      <w:i/>
+      <w:iCs/>
+      <w:color w:val="272727" w:themeColor="text1" w:themeTint="D8"/>
     </w:rPr>
   </w:style>
   <w:style w:type="paragraph" w:styleId="Ttulo9">
@@ -3815,201 +4031,219 @@
     <w:next w:val="Normal"/>
     <w:link w:val="Ttulo9Char"/>
     <w:uiPriority w:val="9"/>
-    <w:semiHidden w:val="1"/>
-    <w:unhideWhenUsed w:val="1"/>
-    <w:qFormat w:val="1"/>
+    <w:semiHidden/>
+    <w:unhideWhenUsed/>
+    <w:qFormat/>
     <w:rsid w:val="00C82D7E"/>
     <w:pPr>
-      <w:keepNext w:val="1"/>
-      <w:keepLines w:val="1"/>
+      <w:keepNext/>
+      <w:keepLines/>
       <w:spacing w:after="0"/>
       <w:outlineLvl w:val="8"/>
     </w:pPr>
     <w:rPr>
-      <w:rFonts w:cstheme="majorBidi" w:eastAsiaTheme="majorEastAsia"/>
-      <w:color w:val="272727" w:themeColor="text1" w:themeTint="0000D8"/>
+      <w:rFonts w:eastAsiaTheme="majorEastAsia" w:cstheme="majorBidi"/>
+      <w:color w:val="272727" w:themeColor="text1" w:themeTint="D8"/>
     </w:rPr>
   </w:style>
-  <w:style w:type="character" w:styleId="Fontepargpadro" w:default="1">
+  <w:style w:type="character" w:default="1" w:styleId="Fontepargpadro">
     <w:name w:val="Default Paragraph Font"/>
     <w:uiPriority w:val="1"/>
-    <w:semiHidden w:val="1"/>
-    <w:unhideWhenUsed w:val="1"/>
-  </w:style>
-  <w:style w:type="table" w:styleId="Tabelanormal" w:default="1">
+    <w:semiHidden/>
+    <w:unhideWhenUsed/>
+  </w:style>
+  <w:style w:type="table" w:default="1" w:styleId="Tabelanormal">
     <w:name w:val="Normal Table"/>
     <w:uiPriority w:val="99"/>
-    <w:semiHidden w:val="1"/>
-    <w:unhideWhenUsed w:val="1"/>
+    <w:semiHidden/>
+    <w:unhideWhenUsed/>
     <w:tblPr>
-      <w:tblInd w:w="0.0" w:type="dxa"/>
+      <w:tblInd w:w="0" w:type="dxa"/>
       <w:tblCellMar>
-        <w:top w:w="0.0" w:type="dxa"/>
-        <w:left w:w="108.0" w:type="dxa"/>
-        <w:bottom w:w="0.0" w:type="dxa"/>
-        <w:right w:w="108.0" w:type="dxa"/>
+        <w:top w:w="0" w:type="dxa"/>
+        <w:left w:w="108" w:type="dxa"/>
+        <w:bottom w:w="0" w:type="dxa"/>
+        <w:right w:w="108" w:type="dxa"/>
       </w:tblCellMar>
     </w:tblPr>
   </w:style>
-  <w:style w:type="numbering" w:styleId="Semlista" w:default="1">
+  <w:style w:type="numbering" w:default="1" w:styleId="Semlista">
     <w:name w:val="No List"/>
     <w:uiPriority w:val="99"/>
-    <w:semiHidden w:val="1"/>
-    <w:unhideWhenUsed w:val="1"/>
-  </w:style>
-  <w:style w:type="table" w:styleId="TableNormal" w:customStyle="1">
+    <w:semiHidden/>
+    <w:unhideWhenUsed/>
+  </w:style>
+  <w:style w:type="table" w:customStyle="1" w:styleId="TableNormal">
+    <w:name w:val="TableNormal"/>
+    <w:tblPr>
+      <w:tblCellMar>
+        <w:top w:w="100" w:type="dxa"/>
+        <w:left w:w="100" w:type="dxa"/>
+        <w:bottom w:w="100" w:type="dxa"/>
+        <w:right w:w="100" w:type="dxa"/>
+      </w:tblCellMar>
+    </w:tblPr>
+  </w:style>
+  <w:style w:type="paragraph" w:styleId="Ttulo">
+    <w:name w:val="Title"/>
+    <w:basedOn w:val="Normal"/>
+    <w:next w:val="Normal"/>
+    <w:uiPriority w:val="10"/>
+    <w:qFormat/>
+    <w:pPr>
+      <w:spacing w:after="80" w:line="240" w:lineRule="auto"/>
+    </w:pPr>
+    <w:rPr>
+      <w:rFonts w:ascii="Play" w:eastAsia="Play" w:hAnsi="Play" w:cs="Play"/>
+      <w:sz w:val="56"/>
+      <w:szCs w:val="56"/>
+    </w:rPr>
+  </w:style>
+  <w:style w:type="table" w:customStyle="1" w:styleId="TableNormal0">
     <w:name w:val="Table Normal"/>
     <w:tblPr>
       <w:tblCellMar>
-        <w:top w:w="0.0" w:type="dxa"/>
-        <w:left w:w="0.0" w:type="dxa"/>
-        <w:bottom w:w="0.0" w:type="dxa"/>
-        <w:right w:w="0.0" w:type="dxa"/>
+        <w:top w:w="0" w:type="dxa"/>
+        <w:left w:w="0" w:type="dxa"/>
+        <w:bottom w:w="0" w:type="dxa"/>
+        <w:right w:w="0" w:type="dxa"/>
       </w:tblCellMar>
     </w:tblPr>
   </w:style>
-  <w:style w:type="character" w:styleId="Ttulo1Char" w:customStyle="1">
+  <w:style w:type="character" w:customStyle="1" w:styleId="Ttulo1Char">
     <w:name w:val="Título 1 Char"/>
     <w:basedOn w:val="Fontepargpadro"/>
-    <w:link w:val="Ttulo1"/>
     <w:uiPriority w:val="9"/>
     <w:rsid w:val="00C82D7E"/>
     <w:rPr>
-      <w:rFonts w:asciiTheme="majorHAnsi" w:cstheme="majorBidi" w:eastAsiaTheme="majorEastAsia" w:hAnsiTheme="majorHAnsi"/>
-      <w:color w:val="0f4761" w:themeColor="accent1" w:themeShade="0000BF"/>
+      <w:rFonts w:asciiTheme="majorHAnsi" w:eastAsiaTheme="majorEastAsia" w:hAnsiTheme="majorHAnsi" w:cstheme="majorBidi"/>
+      <w:color w:val="0F4761" w:themeColor="accent1" w:themeShade="BF"/>
       <w:sz w:val="40"/>
       <w:szCs w:val="40"/>
     </w:rPr>
   </w:style>
-  <w:style w:type="character" w:styleId="Ttulo2Char" w:customStyle="1">
+  <w:style w:type="character" w:customStyle="1" w:styleId="Ttulo2Char">
     <w:name w:val="Título 2 Char"/>
     <w:basedOn w:val="Fontepargpadro"/>
-    <w:link w:val="Ttulo2"/>
     <w:uiPriority w:val="9"/>
-    <w:semiHidden w:val="1"/>
+    <w:semiHidden/>
     <w:rsid w:val="00C82D7E"/>
     <w:rPr>
-      <w:rFonts w:asciiTheme="majorHAnsi" w:cstheme="majorBidi" w:eastAsiaTheme="majorEastAsia" w:hAnsiTheme="majorHAnsi"/>
-      <w:color w:val="0f4761" w:themeColor="accent1" w:themeShade="0000BF"/>
+      <w:rFonts w:asciiTheme="majorHAnsi" w:eastAsiaTheme="majorEastAsia" w:hAnsiTheme="majorHAnsi" w:cstheme="majorBidi"/>
+      <w:color w:val="0F4761" w:themeColor="accent1" w:themeShade="BF"/>
       <w:sz w:val="32"/>
       <w:szCs w:val="32"/>
     </w:rPr>
   </w:style>
-  <w:style w:type="character" w:styleId="Ttulo3Char" w:customStyle="1">
+  <w:style w:type="character" w:customStyle="1" w:styleId="Ttulo3Char">
     <w:name w:val="Título 3 Char"/>
     <w:basedOn w:val="Fontepargpadro"/>
-    <w:link w:val="Ttulo3"/>
     <w:uiPriority w:val="9"/>
-    <w:semiHidden w:val="1"/>
+    <w:semiHidden/>
     <w:rsid w:val="00C82D7E"/>
     <w:rPr>
-      <w:rFonts w:cstheme="majorBidi" w:eastAsiaTheme="majorEastAsia"/>
-      <w:color w:val="0f4761" w:themeColor="accent1" w:themeShade="0000BF"/>
+      <w:rFonts w:eastAsiaTheme="majorEastAsia" w:cstheme="majorBidi"/>
+      <w:color w:val="0F4761" w:themeColor="accent1" w:themeShade="BF"/>
       <w:sz w:val="28"/>
       <w:szCs w:val="28"/>
     </w:rPr>
   </w:style>
-  <w:style w:type="character" w:styleId="Ttulo4Char" w:customStyle="1">
+  <w:style w:type="character" w:customStyle="1" w:styleId="Ttulo4Char">
     <w:name w:val="Título 4 Char"/>
     <w:basedOn w:val="Fontepargpadro"/>
-    <w:link w:val="Ttulo4"/>
     <w:uiPriority w:val="9"/>
-    <w:semiHidden w:val="1"/>
+    <w:semiHidden/>
     <w:rsid w:val="00C82D7E"/>
     <w:rPr>
-      <w:rFonts w:cstheme="majorBidi" w:eastAsiaTheme="majorEastAsia"/>
-      <w:i w:val="1"/>
-      <w:iCs w:val="1"/>
-      <w:color w:val="0f4761" w:themeColor="accent1" w:themeShade="0000BF"/>
+      <w:rFonts w:eastAsiaTheme="majorEastAsia" w:cstheme="majorBidi"/>
+      <w:i/>
+      <w:iCs/>
+      <w:color w:val="0F4761" w:themeColor="accent1" w:themeShade="BF"/>
     </w:rPr>
   </w:style>
-  <w:style w:type="character" w:styleId="Ttulo5Char" w:customStyle="1">
+  <w:style w:type="character" w:customStyle="1" w:styleId="Ttulo5Char">
     <w:name w:val="Título 5 Char"/>
     <w:basedOn w:val="Fontepargpadro"/>
-    <w:link w:val="Ttulo5"/>
     <w:uiPriority w:val="9"/>
-    <w:semiHidden w:val="1"/>
+    <w:semiHidden/>
     <w:rsid w:val="00C82D7E"/>
     <w:rPr>
-      <w:rFonts w:cstheme="majorBidi" w:eastAsiaTheme="majorEastAsia"/>
-      <w:color w:val="0f4761" w:themeColor="accent1" w:themeShade="0000BF"/>
+      <w:rFonts w:eastAsiaTheme="majorEastAsia" w:cstheme="majorBidi"/>
+      <w:color w:val="0F4761" w:themeColor="accent1" w:themeShade="BF"/>
     </w:rPr>
   </w:style>
-  <w:style w:type="character" w:styleId="Ttulo6Char" w:customStyle="1">
+  <w:style w:type="character" w:customStyle="1" w:styleId="Ttulo6Char">
     <w:name w:val="Título 6 Char"/>
     <w:basedOn w:val="Fontepargpadro"/>
-    <w:link w:val="Ttulo6"/>
     <w:uiPriority w:val="9"/>
-    <w:semiHidden w:val="1"/>
+    <w:semiHidden/>
     <w:rsid w:val="00C82D7E"/>
     <w:rPr>
-      <w:rFonts w:cstheme="majorBidi" w:eastAsiaTheme="majorEastAsia"/>
-      <w:i w:val="1"/>
-      <w:iCs w:val="1"/>
-      <w:color w:val="595959" w:themeColor="text1" w:themeTint="0000A6"/>
+      <w:rFonts w:eastAsiaTheme="majorEastAsia" w:cstheme="majorBidi"/>
+      <w:i/>
+      <w:iCs/>
+      <w:color w:val="595959" w:themeColor="text1" w:themeTint="A6"/>
     </w:rPr>
   </w:style>
-  <w:style w:type="character" w:styleId="Ttulo7Char" w:customStyle="1">
+  <w:style w:type="character" w:customStyle="1" w:styleId="Ttulo7Char">
     <w:name w:val="Título 7 Char"/>
     <w:basedOn w:val="Fontepargpadro"/>
     <w:link w:val="Ttulo7"/>
     <w:uiPriority w:val="9"/>
-    <w:semiHidden w:val="1"/>
+    <w:semiHidden/>
     <w:rsid w:val="00C82D7E"/>
     <w:rPr>
-      <w:rFonts w:cstheme="majorBidi" w:eastAsiaTheme="majorEastAsia"/>
-      <w:color w:val="595959" w:themeColor="text1" w:themeTint="0000A6"/>
+      <w:rFonts w:eastAsiaTheme="majorEastAsia" w:cstheme="majorBidi"/>
+      <w:color w:val="595959" w:themeColor="text1" w:themeTint="A6"/>
     </w:rPr>
   </w:style>
-  <w:style w:type="character" w:styleId="Ttulo8Char" w:customStyle="1">
+  <w:style w:type="character" w:customStyle="1" w:styleId="Ttulo8Char">
     <w:name w:val="Título 8 Char"/>
     <w:basedOn w:val="Fontepargpadro"/>
     <w:link w:val="Ttulo8"/>
     <w:uiPriority w:val="9"/>
-    <w:semiHidden w:val="1"/>
+    <w:semiHidden/>
     <w:rsid w:val="00C82D7E"/>
     <w:rPr>
-      <w:rFonts w:cstheme="majorBidi" w:eastAsiaTheme="majorEastAsia"/>
-      <w:i w:val="1"/>
-      <w:iCs w:val="1"/>
-      <w:color w:val="272727" w:themeColor="text1" w:themeTint="0000D8"/>
+      <w:rFonts w:eastAsiaTheme="majorEastAsia" w:cstheme="majorBidi"/>
+      <w:i/>
+      <w:iCs/>
+      <w:color w:val="272727" w:themeColor="text1" w:themeTint="D8"/>
     </w:rPr>
   </w:style>
-  <w:style w:type="character" w:styleId="Ttulo9Char" w:customStyle="1">
+  <w:style w:type="character" w:customStyle="1" w:styleId="Ttulo9Char">
     <w:name w:val="Título 9 Char"/>
     <w:basedOn w:val="Fontepargpadro"/>
     <w:link w:val="Ttulo9"/>
     <w:uiPriority w:val="9"/>
-    <w:semiHidden w:val="1"/>
+    <w:semiHidden/>
     <w:rsid w:val="00C82D7E"/>
     <w:rPr>
-      <w:rFonts w:cstheme="majorBidi" w:eastAsiaTheme="majorEastAsia"/>
-      <w:color w:val="272727" w:themeColor="text1" w:themeTint="0000D8"/>
+      <w:rFonts w:eastAsiaTheme="majorEastAsia" w:cstheme="majorBidi"/>
+      <w:color w:val="272727" w:themeColor="text1" w:themeTint="D8"/>
     </w:rPr>
   </w:style>
-  <w:style w:type="character" w:styleId="TtuloChar" w:customStyle="1">
+  <w:style w:type="character" w:customStyle="1" w:styleId="TtuloChar">
     <w:name w:val="Título Char"/>
     <w:basedOn w:val="Fontepargpadro"/>
-    <w:link w:val="Ttulo"/>
     <w:uiPriority w:val="10"/>
     <w:rsid w:val="00C82D7E"/>
     <w:rPr>
-      <w:rFonts w:asciiTheme="majorHAnsi" w:cstheme="majorBidi" w:eastAsiaTheme="majorEastAsia" w:hAnsiTheme="majorHAnsi"/>
+      <w:rFonts w:asciiTheme="majorHAnsi" w:eastAsiaTheme="majorEastAsia" w:hAnsiTheme="majorHAnsi" w:cstheme="majorBidi"/>
       <w:spacing w:val="-10"/>
       <w:kern w:val="28"/>
       <w:sz w:val="56"/>
       <w:szCs w:val="56"/>
     </w:rPr>
   </w:style>
-  <w:style w:type="character" w:styleId="SubttuloChar" w:customStyle="1">
+  <w:style w:type="character" w:customStyle="1" w:styleId="SubttuloChar">
     <w:name w:val="Subtítulo Char"/>
     <w:basedOn w:val="Fontepargpadro"/>
-    <w:link w:val="Subttulo"/>
     <w:uiPriority w:val="11"/>
     <w:rsid w:val="00C82D7E"/>
     <w:rPr>
-      <w:rFonts w:cstheme="majorBidi" w:eastAsiaTheme="majorEastAsia"/>
-      <w:color w:val="595959" w:themeColor="text1" w:themeTint="0000A6"/>
+      <w:rFonts w:eastAsiaTheme="majorEastAsia" w:cstheme="majorBidi"/>
+      <w:color w:val="595959" w:themeColor="text1" w:themeTint="A6"/>
       <w:spacing w:val="15"/>
       <w:sz w:val="28"/>
       <w:szCs w:val="28"/>
@@ -4021,51 +4255,51 @@
     <w:next w:val="Normal"/>
     <w:link w:val="CitaoChar"/>
     <w:uiPriority w:val="29"/>
-    <w:qFormat w:val="1"/>
+    <w:qFormat/>
     <w:rsid w:val="00C82D7E"/>
     <w:pPr>
       <w:spacing w:before="160"/>
       <w:jc w:val="center"/>
     </w:pPr>
     <w:rPr>
-      <w:i w:val="1"/>
-      <w:iCs w:val="1"/>
-      <w:color w:val="404040" w:themeColor="text1" w:themeTint="0000BF"/>
+      <w:i/>
+      <w:iCs/>
+      <w:color w:val="404040" w:themeColor="text1" w:themeTint="BF"/>
     </w:rPr>
   </w:style>
-  <w:style w:type="character" w:styleId="CitaoChar" w:customStyle="1">
+  <w:style w:type="character" w:customStyle="1" w:styleId="CitaoChar">
     <w:name w:val="Citação Char"/>
     <w:basedOn w:val="Fontepargpadro"/>
     <w:link w:val="Citao"/>
     <w:uiPriority w:val="29"/>
     <w:rsid w:val="00C82D7E"/>
     <w:rPr>
-      <w:i w:val="1"/>
-      <w:iCs w:val="1"/>
-      <w:color w:val="404040" w:themeColor="text1" w:themeTint="0000BF"/>
+      <w:i/>
+      <w:iCs/>
+      <w:color w:val="404040" w:themeColor="text1" w:themeTint="BF"/>
     </w:rPr>
   </w:style>
   <w:style w:type="paragraph" w:styleId="PargrafodaLista">
     <w:name w:val="List Paragraph"/>
     <w:basedOn w:val="Normal"/>
     <w:uiPriority w:val="34"/>
-    <w:qFormat w:val="1"/>
+    <w:qFormat/>
     <w:rsid w:val="00C82D7E"/>
     <w:pPr>
       <w:ind w:left="720"/>
-      <w:contextualSpacing w:val="1"/>
+      <w:contextualSpacing/>
     </w:pPr>
   </w:style>
   <w:style w:type="character" w:styleId="nfaseIntensa">
     <w:name w:val="Intense Emphasis"/>
     <w:basedOn w:val="Fontepargpadro"/>
     <w:uiPriority w:val="21"/>
-    <w:qFormat w:val="1"/>
+    <w:qFormat/>
     <w:rsid w:val="00C82D7E"/>
     <w:rPr>
-      <w:i w:val="1"/>
-      <w:iCs w:val="1"/>
-      <w:color w:val="0f4761" w:themeColor="accent1" w:themeShade="0000BF"/>
+      <w:i/>
+      <w:iCs/>
+      <w:color w:val="0F4761" w:themeColor="accent1" w:themeShade="BF"/>
     </w:rPr>
   </w:style>
   <w:style w:type="paragraph" w:styleId="CitaoIntensa">
@@ -4074,46 +4308,46 @@
     <w:next w:val="Normal"/>
     <w:link w:val="CitaoIntensaChar"/>
     <w:uiPriority w:val="30"/>
-    <w:qFormat w:val="1"/>
+    <w:qFormat/>
     <w:rsid w:val="00C82D7E"/>
     <w:pPr>
       <w:pBdr>
-        <w:top w:color="0f4761" w:space="10" w:sz="4" w:themeColor="accent1" w:themeShade="0000BF" w:val="single"/>
-        <w:bottom w:color="0f4761" w:space="10" w:sz="4" w:themeColor="accent1" w:themeShade="0000BF" w:val="single"/>
+        <w:top w:val="single" w:sz="4" w:space="10" w:color="0F4761" w:themeColor="accent1" w:themeShade="BF"/>
+        <w:bottom w:val="single" w:sz="4" w:space="10" w:color="0F4761" w:themeColor="accent1" w:themeShade="BF"/>
       </w:pBdr>
-      <w:spacing w:after="360" w:before="360"/>
+      <w:spacing w:before="360" w:after="360"/>
       <w:ind w:left="864" w:right="864"/>
       <w:jc w:val="center"/>
     </w:pPr>
     <w:rPr>
-      <w:i w:val="1"/>
-      <w:iCs w:val="1"/>
-      <w:color w:val="0f4761" w:themeColor="accent1" w:themeShade="0000BF"/>
+      <w:i/>
+      <w:iCs/>
+      <w:color w:val="0F4761" w:themeColor="accent1" w:themeShade="BF"/>
     </w:rPr>
   </w:style>
-  <w:style w:type="character" w:styleId="CitaoIntensaChar" w:customStyle="1">
+  <w:style w:type="character" w:customStyle="1" w:styleId="CitaoIntensaChar">
     <w:name w:val="Citação Intensa Char"/>
     <w:basedOn w:val="Fontepargpadro"/>
     <w:link w:val="CitaoIntensa"/>
     <w:uiPriority w:val="30"/>
     <w:rsid w:val="00C82D7E"/>
     <w:rPr>
-      <w:i w:val="1"/>
-      <w:iCs w:val="1"/>
-      <w:color w:val="0f4761" w:themeColor="accent1" w:themeShade="0000BF"/>
+      <w:i/>
+      <w:iCs/>
+      <w:color w:val="0F4761" w:themeColor="accent1" w:themeShade="BF"/>
     </w:rPr>
   </w:style>
   <w:style w:type="character" w:styleId="RefernciaIntensa">
     <w:name w:val="Intense Reference"/>
     <w:basedOn w:val="Fontepargpadro"/>
     <w:uiPriority w:val="32"/>
-    <w:qFormat w:val="1"/>
+    <w:qFormat/>
     <w:rsid w:val="00C82D7E"/>
     <w:rPr>
-      <w:b w:val="1"/>
-      <w:bCs w:val="1"/>
-      <w:smallCaps w:val="1"/>
-      <w:color w:val="0f4761" w:themeColor="accent1" w:themeShade="0000BF"/>
+      <w:b/>
+      <w:bCs/>
+      <w:smallCaps/>
+      <w:color w:val="0F4761" w:themeColor="accent1" w:themeShade="BF"/>
       <w:spacing w:val="5"/>
     </w:rPr>
   </w:style>
@@ -4127,12 +4361,12 @@
     </w:pPr>
     <w:tblPr>
       <w:tblBorders>
-        <w:top w:color="auto" w:space="0" w:sz="4" w:val="single"/>
-        <w:left w:color="auto" w:space="0" w:sz="4" w:val="single"/>
-        <w:bottom w:color="auto" w:space="0" w:sz="4" w:val="single"/>
-        <w:right w:color="auto" w:space="0" w:sz="4" w:val="single"/>
-        <w:insideH w:color="auto" w:space="0" w:sz="4" w:val="single"/>
-        <w:insideV w:color="auto" w:space="0" w:sz="4" w:val="single"/>
+        <w:top w:val="single" w:sz="4" w:space="0" w:color="auto"/>
+        <w:left w:val="single" w:sz="4" w:space="0" w:color="auto"/>
+        <w:bottom w:val="single" w:sz="4" w:space="0" w:color="auto"/>
+        <w:right w:val="single" w:sz="4" w:space="0" w:color="auto"/>
+        <w:insideH w:val="single" w:sz="4" w:space="0" w:color="auto"/>
+        <w:insideV w:val="single" w:sz="4" w:space="0" w:color="auto"/>
       </w:tblBorders>
     </w:tblPr>
   </w:style>
@@ -4141,7 +4375,7 @@
     <w:basedOn w:val="Normal"/>
     <w:link w:val="CabealhoChar"/>
     <w:uiPriority w:val="99"/>
-    <w:unhideWhenUsed w:val="1"/>
+    <w:unhideWhenUsed/>
     <w:rsid w:val="002C3398"/>
     <w:pPr>
       <w:tabs>
@@ -4151,7 +4385,7 @@
       <w:spacing w:after="0" w:line="240" w:lineRule="auto"/>
     </w:pPr>
   </w:style>
-  <w:style w:type="character" w:styleId="CabealhoChar" w:customStyle="1">
+  <w:style w:type="character" w:customStyle="1" w:styleId="CabealhoChar">
     <w:name w:val="Cabeçalho Char"/>
     <w:basedOn w:val="Fontepargpadro"/>
     <w:link w:val="Cabealho"/>
@@ -4163,7 +4397,7 @@
     <w:basedOn w:val="Normal"/>
     <w:link w:val="RodapChar"/>
     <w:uiPriority w:val="99"/>
-    <w:unhideWhenUsed w:val="1"/>
+    <w:unhideWhenUsed/>
     <w:rsid w:val="002C3398"/>
     <w:pPr>
       <w:tabs>
@@ -4173,7 +4407,7 @@
       <w:spacing w:after="0" w:line="240" w:lineRule="auto"/>
     </w:pPr>
   </w:style>
-  <w:style w:type="character" w:styleId="RodapChar" w:customStyle="1">
+  <w:style w:type="character" w:customStyle="1" w:styleId="RodapChar">
     <w:name w:val="Rodapé Char"/>
     <w:basedOn w:val="Fontepargpadro"/>
     <w:link w:val="Rodap"/>
@@ -4182,50 +4416,48 @@
   </w:style>
   <w:style w:type="paragraph" w:styleId="CabealhodoSumrio">
     <w:name w:val="TOC Heading"/>
-    <w:basedOn w:val="Ttulo1"/>
     <w:next w:val="Normal"/>
     <w:uiPriority w:val="39"/>
-    <w:unhideWhenUsed w:val="1"/>
-    <w:qFormat w:val="1"/>
+    <w:unhideWhenUsed/>
+    <w:qFormat/>
     <w:rsid w:val="00921443"/>
     <w:pPr>
-      <w:spacing w:after="0" w:before="240"/>
-      <w:outlineLvl w:val="9"/>
+      <w:spacing w:before="240" w:after="0"/>
     </w:pPr>
     <w:rPr>
       <w:sz w:val="32"/>
       <w:szCs w:val="32"/>
     </w:rPr>
   </w:style>
-  <w:style w:type="paragraph" w:styleId="TtuloGuardian" w:customStyle="1">
+  <w:style w:type="paragraph" w:customStyle="1" w:styleId="TtuloGuardian">
     <w:name w:val="Título [Guardian]"/>
     <w:basedOn w:val="Normal"/>
     <w:link w:val="TtuloGuardianChar"/>
-    <w:qFormat w:val="1"/>
+    <w:qFormat/>
     <w:rsid w:val="002E18FE"/>
     <w:pPr>
       <w:spacing w:after="0" w:line="360" w:lineRule="auto"/>
       <w:outlineLvl w:val="0"/>
     </w:pPr>
     <w:rPr>
-      <w:rFonts w:ascii="Arial" w:cs="Arial" w:hAnsi="Arial"/>
-      <w:b w:val="1"/>
-      <w:bCs w:val="1"/>
-      <w:caps w:val="1"/>
+      <w:rFonts w:ascii="Arial" w:hAnsi="Arial" w:cs="Arial"/>
+      <w:b/>
+      <w:bCs/>
+      <w:caps/>
       <w:sz w:val="32"/>
       <w:szCs w:val="32"/>
     </w:rPr>
   </w:style>
-  <w:style w:type="character" w:styleId="TtuloGuardianChar" w:customStyle="1">
+  <w:style w:type="character" w:customStyle="1" w:styleId="TtuloGuardianChar">
     <w:name w:val="Título [Guardian] Char"/>
     <w:basedOn w:val="Fontepargpadro"/>
     <w:link w:val="TtuloGuardian"/>
     <w:rsid w:val="002E18FE"/>
     <w:rPr>
-      <w:rFonts w:ascii="Arial" w:cs="Arial" w:hAnsi="Arial"/>
-      <w:b w:val="1"/>
-      <w:bCs w:val="1"/>
-      <w:caps w:val="1"/>
+      <w:rFonts w:ascii="Arial" w:hAnsi="Arial" w:cs="Arial"/>
+      <w:b/>
+      <w:bCs/>
+      <w:caps/>
       <w:sz w:val="32"/>
       <w:szCs w:val="32"/>
     </w:rPr>
@@ -4234,9 +4466,9 @@
     <w:name w:val="toc 1"/>
     <w:basedOn w:val="Normal"/>
     <w:next w:val="Normal"/>
-    <w:autoRedefine w:val="1"/>
+    <w:autoRedefine/>
     <w:uiPriority w:val="39"/>
-    <w:unhideWhenUsed w:val="1"/>
+    <w:unhideWhenUsed/>
     <w:rsid w:val="002E18FE"/>
     <w:pPr>
       <w:spacing w:after="100"/>
@@ -4246,18 +4478,18 @@
     <w:name w:val="Hyperlink"/>
     <w:basedOn w:val="Fontepargpadro"/>
     <w:uiPriority w:val="99"/>
-    <w:unhideWhenUsed w:val="1"/>
+    <w:unhideWhenUsed/>
     <w:rsid w:val="002E18FE"/>
     <w:rPr>
       <w:color w:val="467886" w:themeColor="hyperlink"/>
       <w:u w:val="single"/>
     </w:rPr>
   </w:style>
-  <w:style w:type="paragraph" w:styleId="SubttuloGuardian" w:customStyle="1">
+  <w:style w:type="paragraph" w:customStyle="1" w:styleId="SubttuloGuardian">
     <w:name w:val="Subtítulo [Guardian]"/>
     <w:basedOn w:val="TtuloGuardian"/>
     <w:link w:val="SubttuloGuardianChar"/>
-    <w:qFormat w:val="1"/>
+    <w:qFormat/>
     <w:rsid w:val="002E18FE"/>
     <w:pPr>
       <w:outlineLvl w:val="1"/>
@@ -4267,16 +4499,16 @@
       <w:szCs w:val="24"/>
     </w:rPr>
   </w:style>
-  <w:style w:type="character" w:styleId="SubttuloGuardianChar" w:customStyle="1">
+  <w:style w:type="character" w:customStyle="1" w:styleId="SubttuloGuardianChar">
     <w:name w:val="Subtítulo [Guardian] Char"/>
     <w:basedOn w:val="TtuloGuardianChar"/>
     <w:link w:val="SubttuloGuardian"/>
     <w:rsid w:val="002E18FE"/>
     <w:rPr>
-      <w:rFonts w:ascii="Arial" w:cs="Arial" w:hAnsi="Arial"/>
-      <w:b w:val="1"/>
-      <w:bCs w:val="1"/>
-      <w:caps w:val="1"/>
+      <w:rFonts w:ascii="Arial" w:hAnsi="Arial" w:cs="Arial"/>
+      <w:b/>
+      <w:bCs/>
+      <w:caps/>
       <w:sz w:val="24"/>
       <w:szCs w:val="24"/>
     </w:rPr>
@@ -4285,17 +4517,17 @@
     <w:name w:val="toc 2"/>
     <w:basedOn w:val="Normal"/>
     <w:next w:val="Normal"/>
-    <w:autoRedefine w:val="1"/>
+    <w:autoRedefine/>
     <w:uiPriority w:val="39"/>
-    <w:unhideWhenUsed w:val="1"/>
+    <w:unhideWhenUsed/>
     <w:rsid w:val="002E18FE"/>
     <w:pPr>
       <w:spacing w:after="100"/>
       <w:ind w:left="220"/>
     </w:pPr>
   </w:style>
-  <w:style w:type="table" w:styleId="a" w:customStyle="1">
-    <w:basedOn w:val="TableNormal"/>
+  <w:style w:type="table" w:customStyle="1" w:styleId="a">
+    <w:basedOn w:val="TableNormal0"/>
     <w:pPr>
       <w:spacing w:after="0" w:line="240" w:lineRule="auto"/>
     </w:pPr>
@@ -4303,15 +4535,13 @@
       <w:tblStyleRowBandSize w:val="1"/>
       <w:tblStyleColBandSize w:val="1"/>
       <w:tblCellMar>
-        <w:top w:w="0.0" w:type="dxa"/>
-        <w:left w:w="108.0" w:type="dxa"/>
-        <w:bottom w:w="0.0" w:type="dxa"/>
-        <w:right w:w="108.0" w:type="dxa"/>
+        <w:left w:w="108" w:type="dxa"/>
+        <w:right w:w="108" w:type="dxa"/>
       </w:tblCellMar>
     </w:tblPr>
   </w:style>
-  <w:style w:type="table" w:styleId="a0" w:customStyle="1">
-    <w:basedOn w:val="TableNormal"/>
+  <w:style w:type="table" w:customStyle="1" w:styleId="a0">
+    <w:basedOn w:val="TableNormal0"/>
     <w:pPr>
       <w:spacing w:after="0" w:line="240" w:lineRule="auto"/>
     </w:pPr>
@@ -4319,15 +4549,13 @@
       <w:tblStyleRowBandSize w:val="1"/>
       <w:tblStyleColBandSize w:val="1"/>
       <w:tblCellMar>
-        <w:top w:w="0.0" w:type="dxa"/>
-        <w:left w:w="108.0" w:type="dxa"/>
-        <w:bottom w:w="0.0" w:type="dxa"/>
-        <w:right w:w="108.0" w:type="dxa"/>
+        <w:left w:w="108" w:type="dxa"/>
+        <w:right w:w="108" w:type="dxa"/>
       </w:tblCellMar>
     </w:tblPr>
   </w:style>
-  <w:style w:type="table" w:styleId="a1" w:customStyle="1">
-    <w:basedOn w:val="TableNormal"/>
+  <w:style w:type="table" w:customStyle="1" w:styleId="a1">
+    <w:basedOn w:val="TableNormal0"/>
     <w:pPr>
       <w:spacing w:after="0" w:line="240" w:lineRule="auto"/>
     </w:pPr>
@@ -4335,26 +4563,25 @@
       <w:tblStyleRowBandSize w:val="1"/>
       <w:tblStyleColBandSize w:val="1"/>
       <w:tblCellMar>
-        <w:top w:w="0.0" w:type="dxa"/>
-        <w:left w:w="108.0" w:type="dxa"/>
-        <w:bottom w:w="0.0" w:type="dxa"/>
-        <w:right w:w="108.0" w:type="dxa"/>
+        <w:left w:w="108" w:type="dxa"/>
+        <w:right w:w="108" w:type="dxa"/>
       </w:tblCellMar>
     </w:tblPr>
   </w:style>
-  <w:style w:type="paragraph" w:styleId="Subtitle">
+  <w:style w:type="paragraph" w:styleId="Subttulo">
     <w:name w:val="Subtitle"/>
     <w:basedOn w:val="Normal"/>
     <w:next w:val="Normal"/>
-    <w:pPr/>
+    <w:uiPriority w:val="11"/>
+    <w:qFormat/>
     <w:rPr>
       <w:color w:val="595959"/>
       <w:sz w:val="28"/>
       <w:szCs w:val="28"/>
     </w:rPr>
   </w:style>
-  <w:style w:type="table" w:styleId="Table1">
-    <w:basedOn w:val="TableNormal"/>
+  <w:style w:type="table" w:customStyle="1" w:styleId="a2">
+    <w:basedOn w:val="TableNormal0"/>
     <w:pPr>
       <w:spacing w:after="0" w:line="240" w:lineRule="auto"/>
     </w:pPr>
@@ -4362,15 +4589,13 @@
       <w:tblStyleRowBandSize w:val="1"/>
       <w:tblStyleColBandSize w:val="1"/>
       <w:tblCellMar>
-        <w:top w:w="0.0" w:type="dxa"/>
-        <w:left w:w="108.0" w:type="dxa"/>
-        <w:bottom w:w="0.0" w:type="dxa"/>
-        <w:right w:w="108.0" w:type="dxa"/>
+        <w:left w:w="108" w:type="dxa"/>
+        <w:right w:w="108" w:type="dxa"/>
       </w:tblCellMar>
     </w:tblPr>
   </w:style>
-  <w:style w:type="table" w:styleId="Table2">
-    <w:basedOn w:val="TableNormal"/>
+  <w:style w:type="table" w:customStyle="1" w:styleId="a3">
+    <w:basedOn w:val="TableNormal0"/>
     <w:pPr>
       <w:spacing w:after="0" w:line="240" w:lineRule="auto"/>
     </w:pPr>
@@ -4378,15 +4603,13 @@
       <w:tblStyleRowBandSize w:val="1"/>
       <w:tblStyleColBandSize w:val="1"/>
       <w:tblCellMar>
-        <w:top w:w="0.0" w:type="dxa"/>
-        <w:left w:w="108.0" w:type="dxa"/>
-        <w:bottom w:w="0.0" w:type="dxa"/>
-        <w:right w:w="108.0" w:type="dxa"/>
+        <w:left w:w="108" w:type="dxa"/>
+        <w:right w:w="108" w:type="dxa"/>
       </w:tblCellMar>
     </w:tblPr>
   </w:style>
-  <w:style w:type="table" w:styleId="Table3">
-    <w:basedOn w:val="TableNormal"/>
+  <w:style w:type="table" w:customStyle="1" w:styleId="a4">
+    <w:basedOn w:val="TableNormal0"/>
     <w:pPr>
       <w:spacing w:after="0" w:line="240" w:lineRule="auto"/>
     </w:pPr>
@@ -4394,23 +4617,19 @@
       <w:tblStyleRowBandSize w:val="1"/>
       <w:tblStyleColBandSize w:val="1"/>
       <w:tblCellMar>
-        <w:top w:w="0.0" w:type="dxa"/>
-        <w:left w:w="108.0" w:type="dxa"/>
-        <w:bottom w:w="0.0" w:type="dxa"/>
-        <w:right w:w="108.0" w:type="dxa"/>
+        <w:left w:w="108" w:type="dxa"/>
+        <w:right w:w="108" w:type="dxa"/>
       </w:tblCellMar>
     </w:tblPr>
   </w:style>
-  <w:style w:type="table" w:styleId="Table4">
-    <w:basedOn w:val="TableNormal"/>
+  <w:style w:type="table" w:customStyle="1" w:styleId="a5">
+    <w:basedOn w:val="TableNormal0"/>
     <w:tblPr>
       <w:tblStyleRowBandSize w:val="1"/>
       <w:tblStyleColBandSize w:val="1"/>
       <w:tblCellMar>
-        <w:top w:w="0.0" w:type="dxa"/>
-        <w:left w:w="115.0" w:type="dxa"/>
-        <w:bottom w:w="0.0" w:type="dxa"/>
-        <w:right w:w="115.0" w:type="dxa"/>
+        <w:left w:w="115" w:type="dxa"/>
+        <w:right w:w="115" w:type="dxa"/>
       </w:tblCellMar>
     </w:tblPr>
   </w:style>
@@ -4712,17 +4931,17 @@
 </a:theme>
 </file>
 
-<file path=customXML/item1.xml><?xml version="1.0" encoding="utf-8"?>
+<file path=customXml/item1.xml><?xml version="1.0" encoding="utf-8"?>
 <go:gDocsCustomXmlDataStorage xmlns:go="http://customooxmlschemas.google.com/" xmlns:r="http://schemas.openxmlformats.org/officeDocument/2006/relationships" uri="GoogleDocsCustomDataVersion2">
   <go:docsCustomData xmlns:go="http://customooxmlschemas.google.com/" roundtripDataSignature="AMtx7mg8PhskBhenH3QuzT6F3ig6aRVR3g==">CgMxLjAyCGguZ2pkZ3hzMgloLjFmb2I5dGUyCWguM3pueXNoNzIJaC4yZXQ5MnAwMgloLjF0M2g1c2YyCWguNGQzNG9nODgAaiYKFHN1Z2dlc3QudGxlZjl4eHI1MndtEg5HdXN0YXZvIE1hbHV0YWomChRzdWdnZXN0LnN3c2duZ3J6a3NmOBIOR3VzdGF2byBNYWx1dGFqJgoUc3VnZ2VzdC44NWM2N2EyNTZlc3oSDkd1c3Rhdm8gTWFsdXRhaiYKFHN1Z2dlc3QubmR0cmVkNzZ5dWtyEg5HdXN0YXZvIE1hbHV0YWolChNzdWdnZXN0LjU5OGRvcW00MXVqEg5HdXN0YXZvIE1hbHV0YXIhMXF2T2R1Z1VLeVVOWDA5aXktOHU1ZTV2ZENVdmFnNVk1</go:docsCustomData>
 </go:gDocsCustomXmlDataStorage>
 </file>
 
-<file path=customXML/itemProps1.xml><?xml version="1.0" encoding="utf-8"?>
+<file path=customXml/itemProps1.xml><?xml version="1.0" encoding="utf-8"?>
 <ds:datastoreItem xmlns:ds="http://schemas.openxmlformats.org/officeDocument/2006/customXml" ds:itemID="{11111111-1234-1234-1234-123412341234}">
   <ds:schemaRefs>
+    <ds:schemaRef ds:uri="http://customooxmlschemas.google.com/"/>
     <ds:schemaRef ds:uri="http://schemas.openxmlformats.org/officeDocument/2006/relationships"/>
-    <ds:schemaRef ds:uri="http://customooxmlschemas.google.com/"/>
   </ds:schemaRefs>
 </ds:datastoreItem>
 </file>